--- a/TranscriptAnalysis/results_youtube/correlation_conventional/lAVYDUeqdW4/lAVYDUeqdW4_correlation_topics_n0_p15_m6.docx
+++ b/TranscriptAnalysis/results_youtube/correlation_conventional/lAVYDUeqdW4/lAVYDUeqdW4_correlation_topics_n0_p15_m6.docx
@@ -35,7 +35,12 @@
     </w:p>
     <w:p>
       <w:r>
-        <w:t>Comments correlated to ≥ 60: 3 (37.5%)</w:t>
+        <w:t>Comments with correlated=True: 3 (37.5%)</w:t>
+      </w:r>
+    </w:p>
+    <w:p>
+      <w:r>
+        <w:t>Comments with score &gt;= 60: 3 (37.5%)</w:t>
       </w:r>
     </w:p>
     <w:p>
@@ -43,70 +48,17 @@
         <w:t>Total candidate pairs checked: 24</w:t>
       </w:r>
     </w:p>
-    <w:p/>
     <w:p>
       <w:r>
-        <w:t>Most/Least correlated topics (by average score across correlated comments):</w:t>
+        <w:t>----------------------------------------</w:t>
       </w:r>
     </w:p>
     <w:p>
+      <w:pPr>
+        <w:pStyle w:val="Heading2"/>
+      </w:pPr>
       <w:r>
-        <w:t xml:space="preserve">  Top 3:</w:t>
-      </w:r>
-    </w:p>
-    <w:p>
-      <w:r>
-        <w:t xml:space="preserve">    • Topic T3: Quadrotor Dynamics — avg 83.33, contributions 3</w:t>
-      </w:r>
-    </w:p>
-    <w:p>
-      <w:r>
-        <w:t xml:space="preserve">    • Topic T2: Equilibrium Configuration — avg 0.00, contributions 0</w:t>
-      </w:r>
-    </w:p>
-    <w:p>
-      <w:r>
-        <w:t xml:space="preserve">    • Topic T1: Defining a State Vector — avg 0.00, contributions 0</w:t>
-      </w:r>
-    </w:p>
-    <w:p>
-      <w:r>
-        <w:t xml:space="preserve">  Bottom 3:</w:t>
-      </w:r>
-    </w:p>
-    <w:p>
-      <w:r>
-        <w:t xml:space="preserve">    • Topic T1: Defining a State Vector — avg 0.00, contributions 0</w:t>
-      </w:r>
-    </w:p>
-    <w:p>
-      <w:r>
-        <w:t xml:space="preserve">    • Topic T2: Equilibrium Configuration — avg 0.00, contributions 0</w:t>
-      </w:r>
-    </w:p>
-    <w:p>
-      <w:r>
-        <w:t xml:space="preserve">    • Topic T3: Quadrotor Dynamics — avg 83.33, contributions 3</w:t>
-      </w:r>
-    </w:p>
-    <w:p>
-      <w:r>
-        <w:t>Correlated comment coverage (all comments):</w:t>
-      </w:r>
-    </w:p>
-    <w:p>
-      <w:r>
-        <w:t>- matched 1 topic(s), max score 90.0000: This is professor Vijay Kumar.</w:t>
-      </w:r>
-    </w:p>
-    <w:p>
-      <w:r>
-        <w:t xml:space="preserve">  Source: https://www.youtube.com/watch?v=lAVYDUeqdW4</w:t>
-      </w:r>
-    </w:p>
-    <w:p>
-      <w:r>
-        <w:t xml:space="preserve">  Top correlated topics:</w:t>
+        <w:t>Topic T3: Quadrotor Dynamics</w:t>
       </w:r>
     </w:p>
     <w:tbl>
@@ -129,7 +81,7 @@
             <w:r>
               <w:drawing>
                 <wp:inline xmlns:a="http://schemas.openxmlformats.org/drawingml/2006/main" xmlns:pic="http://schemas.openxmlformats.org/drawingml/2006/picture">
-                  <wp:extent cx="1097280" cy="616738"/>
+                  <wp:extent cx="1371600" cy="770923"/>
                   <wp:docPr id="1" name="Picture 1"/>
                   <wp:cNvGraphicFramePr>
                     <a:graphicFrameLocks noChangeAspect="1"/>
@@ -150,7 +102,7 @@
                         <pic:spPr>
                           <a:xfrm>
                             <a:off x="0" y="0"/>
-                            <a:ext cx="1097280" cy="616738"/>
+                            <a:ext cx="1371600" cy="770923"/>
                           </a:xfrm>
                           <a:prstGeom prst="rect"/>
                         </pic:spPr>
@@ -170,7 +122,7 @@
             <w:r>
               <w:drawing>
                 <wp:inline xmlns:a="http://schemas.openxmlformats.org/drawingml/2006/main" xmlns:pic="http://schemas.openxmlformats.org/drawingml/2006/picture">
-                  <wp:extent cx="1097280" cy="616738"/>
+                  <wp:extent cx="1371600" cy="770923"/>
                   <wp:docPr id="2" name="Picture 2"/>
                   <wp:cNvGraphicFramePr>
                     <a:graphicFrameLocks noChangeAspect="1"/>
@@ -191,7 +143,7 @@
                         <pic:spPr>
                           <a:xfrm>
                             <a:off x="0" y="0"/>
-                            <a:ext cx="1097280" cy="616738"/>
+                            <a:ext cx="1371600" cy="770923"/>
                           </a:xfrm>
                           <a:prstGeom prst="rect"/>
                         </pic:spPr>
@@ -211,7 +163,7 @@
             <w:r>
               <w:drawing>
                 <wp:inline xmlns:a="http://schemas.openxmlformats.org/drawingml/2006/main" xmlns:pic="http://schemas.openxmlformats.org/drawingml/2006/picture">
-                  <wp:extent cx="1097280" cy="616738"/>
+                  <wp:extent cx="1371600" cy="770923"/>
                   <wp:docPr id="3" name="Picture 3"/>
                   <wp:cNvGraphicFramePr>
                     <a:graphicFrameLocks noChangeAspect="1"/>
@@ -232,7 +184,7 @@
                         <pic:spPr>
                           <a:xfrm>
                             <a:off x="0" y="0"/>
-                            <a:ext cx="1097280" cy="616738"/>
+                            <a:ext cx="1371600" cy="770923"/>
                           </a:xfrm>
                           <a:prstGeom prst="rect"/>
                         </pic:spPr>
@@ -248,17 +200,179 @@
     </w:tbl>
     <w:p>
       <w:r>
-        <w:t>Topic T3: Quadrotor Dynamics — score 90.0000</w:t>
+        <w:rPr>
+          <w:i/>
+        </w:rPr>
+        <w:t>Description: The speaker discusses the equations of motion for a quadrotor, including the net force and moment. They show how to combine these with the Newton-Euler equations to develop controllers and planners.</w:t>
       </w:r>
     </w:p>
     <w:p>
+      <w:pPr>
+        <w:pStyle w:val="Heading3"/>
+      </w:pPr>
       <w:r>
-        <w:t xml:space="preserve">    Description: The speaker discusses the equations of motion for a quadrotor, including the net force and moment. They show how to combine these with the Newton-Euler equations to develop controllers and planners.</w:t>
+        <w:t>Top 3 Correlated Comments:</w:t>
       </w:r>
     </w:p>
+    <w:tbl>
+      <w:tblPr>
+        <w:tblStyle w:val="TableGrid"/>
+        <w:tblW w:type="auto" w:w="0"/>
+        <w:tblLayout w:type="autofit"/>
+        <w:tblLook w:firstColumn="1" w:firstRow="1" w:lastColumn="0" w:lastRow="0" w:noHBand="0" w:noVBand="1" w:val="04A0"/>
+      </w:tblPr>
+      <w:tblGrid>
+        <w:gridCol w:w="2880"/>
+        <w:gridCol w:w="2880"/>
+        <w:gridCol w:w="2880"/>
+      </w:tblGrid>
+      <w:tr>
+        <w:tc>
+          <w:tcPr>
+            <w:tcW w:type="dxa" w:w="2880"/>
+          </w:tcPr>
+          <w:p>
+            <w:r>
+              <w:t>Score</w:t>
+            </w:r>
+          </w:p>
+        </w:tc>
+        <w:tc>
+          <w:tcPr>
+            <w:tcW w:type="dxa" w:w="2880"/>
+          </w:tcPr>
+          <w:p>
+            <w:r>
+              <w:t>Comment</w:t>
+            </w:r>
+          </w:p>
+        </w:tc>
+        <w:tc>
+          <w:tcPr>
+            <w:tcW w:type="dxa" w:w="2880"/>
+          </w:tcPr>
+          <w:p>
+            <w:r>
+              <w:t>Reason</w:t>
+            </w:r>
+          </w:p>
+        </w:tc>
+      </w:tr>
+      <w:tr>
+        <w:tc>
+          <w:tcPr>
+            <w:tcW w:type="dxa" w:w="2880"/>
+          </w:tcPr>
+          <w:p>
+            <w:r>
+              <w:t>90</w:t>
+            </w:r>
+          </w:p>
+        </w:tc>
+        <w:tc>
+          <w:tcPr>
+            <w:tcW w:type="dxa" w:w="2880"/>
+          </w:tcPr>
+          <w:p>
+            <w:r>
+              <w:t>This is professor Vijay Kumar.</w:t>
+              <w:br/>
+              <w:br/>
+              <w:t>[Source](https://www.youtube.com/watch?v=lAVYDUeqdW4)</w:t>
+            </w:r>
+          </w:p>
+        </w:tc>
+        <w:tc>
+          <w:tcPr>
+            <w:tcW w:type="dxa" w:w="2880"/>
+          </w:tcPr>
+          <w:p>
+            <w:r>
+              <w:t>The comment mentions the speaker's name and title ('professor Vijay Kumar'), which is a strong overlap with the topic 'Quadrotor Dynamics'. The fact that it responds to the speaker also suggests a direct connection to the topic.</w:t>
+            </w:r>
+          </w:p>
+        </w:tc>
+      </w:tr>
+      <w:tr>
+        <w:tc>
+          <w:tcPr>
+            <w:tcW w:type="dxa" w:w="2880"/>
+          </w:tcPr>
+          <w:p>
+            <w:r>
+              <w:t>80</w:t>
+            </w:r>
+          </w:p>
+        </w:tc>
+        <w:tc>
+          <w:tcPr>
+            <w:tcW w:type="dxa" w:w="2880"/>
+          </w:tcPr>
+          <w:p>
+            <w:r>
+              <w:t>Could you please help me to establish UAVs mathematical modeling?</w:t>
+              <w:br/>
+              <w:br/>
+              <w:t>[Source](https://www.youtube.com/watch?v=lAVYDUeqdW4)</w:t>
+            </w:r>
+          </w:p>
+        </w:tc>
+        <w:tc>
+          <w:tcPr>
+            <w:tcW w:type="dxa" w:w="2880"/>
+          </w:tcPr>
+          <w:p>
+            <w:r>
+              <w:t>The comment requests help with establishing the mathematical modeling of UAVs, which is directly related to the topic of quadrotor dynamics and its equations of motion, making it strongly correlated.</w:t>
+            </w:r>
+          </w:p>
+        </w:tc>
+      </w:tr>
+      <w:tr>
+        <w:tc>
+          <w:tcPr>
+            <w:tcW w:type="dxa" w:w="2880"/>
+          </w:tcPr>
+          <w:p>
+            <w:r>
+              <w:t>80</w:t>
+            </w:r>
+          </w:p>
+        </w:tc>
+        <w:tc>
+          <w:tcPr>
+            <w:tcW w:type="dxa" w:w="2880"/>
+          </w:tcPr>
+          <w:p>
+            <w:r>
+              <w:t>bunu matlabde nasıl yapabilirim?</w:t>
+              <w:br/>
+              <w:t>how can I make this in matlab?</w:t>
+              <w:br/>
+              <w:br/>
+              <w:t>[Source](https://www.youtube.com/watch?v=lAVYDUeqdW4)</w:t>
+            </w:r>
+          </w:p>
+        </w:tc>
+        <w:tc>
+          <w:tcPr>
+            <w:tcW w:type="dxa" w:w="2880"/>
+          </w:tcPr>
+          <w:p>
+            <w:r>
+              <w:t>The commenter asks how to implement the quadrotor dynamics in MATLAB, which directly relates to the topic of developing controllers and planners using the Newton-Euler equations.</w:t>
+            </w:r>
+          </w:p>
+        </w:tc>
+      </w:tr>
+    </w:tbl>
+    <w:p/>
     <w:p>
+      <w:pPr>
+        <w:pStyle w:val="Heading2"/>
+      </w:pPr>
       <w:r>
-        <w:t xml:space="preserve">    Reason: The comment mentions the speaker's name and title ('professor Vijay Kumar'), which is a strong overlap with the topic 'Quadrotor Dynamics'. The fact that it responds to the speaker also suggests a direct connection to the topic.</w:t>
+        <w:t>Topic T2: Equilibrium Configuration</w:t>
       </w:r>
     </w:p>
     <w:tbl>
@@ -281,7 +395,7 @@
             <w:r>
               <w:drawing>
                 <wp:inline xmlns:a="http://schemas.openxmlformats.org/drawingml/2006/main" xmlns:pic="http://schemas.openxmlformats.org/drawingml/2006/picture">
-                  <wp:extent cx="1097280" cy="616738"/>
+                  <wp:extent cx="1371600" cy="770923"/>
                   <wp:docPr id="4" name="Picture 4"/>
                   <wp:cNvGraphicFramePr>
                     <a:graphicFrameLocks noChangeAspect="1"/>
@@ -302,7 +416,7 @@
                         <pic:spPr>
                           <a:xfrm>
                             <a:off x="0" y="0"/>
-                            <a:ext cx="1097280" cy="616738"/>
+                            <a:ext cx="1371600" cy="770923"/>
                           </a:xfrm>
                           <a:prstGeom prst="rect"/>
                         </pic:spPr>
@@ -322,7 +436,7 @@
             <w:r>
               <w:drawing>
                 <wp:inline xmlns:a="http://schemas.openxmlformats.org/drawingml/2006/main" xmlns:pic="http://schemas.openxmlformats.org/drawingml/2006/picture">
-                  <wp:extent cx="1097280" cy="616738"/>
+                  <wp:extent cx="1371600" cy="770923"/>
                   <wp:docPr id="5" name="Picture 5"/>
                   <wp:cNvGraphicFramePr>
                     <a:graphicFrameLocks noChangeAspect="1"/>
@@ -343,7 +457,7 @@
                         <pic:spPr>
                           <a:xfrm>
                             <a:off x="0" y="0"/>
-                            <a:ext cx="1097280" cy="616738"/>
+                            <a:ext cx="1371600" cy="770923"/>
                           </a:xfrm>
                           <a:prstGeom prst="rect"/>
                         </pic:spPr>
@@ -363,7 +477,7 @@
             <w:r>
               <w:drawing>
                 <wp:inline xmlns:a="http://schemas.openxmlformats.org/drawingml/2006/main" xmlns:pic="http://schemas.openxmlformats.org/drawingml/2006/picture">
-                  <wp:extent cx="1097280" cy="616738"/>
+                  <wp:extent cx="1371600" cy="770923"/>
                   <wp:docPr id="6" name="Picture 6"/>
                   <wp:cNvGraphicFramePr>
                     <a:graphicFrameLocks noChangeAspect="1"/>
@@ -384,7 +498,7 @@
                         <pic:spPr>
                           <a:xfrm>
                             <a:off x="0" y="0"/>
-                            <a:ext cx="1097280" cy="616738"/>
+                            <a:ext cx="1371600" cy="770923"/>
                           </a:xfrm>
                           <a:prstGeom prst="rect"/>
                         </pic:spPr>
@@ -400,7161 +514,24 @@
     </w:tbl>
     <w:p>
       <w:r>
-        <w:t>Topic T2: Equilibrium Configuration — score 0.0000</w:t>
-      </w:r>
-    </w:p>
-    <w:p>
-      <w:r>
-        <w:t xml:space="preserve">    Description: The speaker discusses the equilibrium configuration for a quadrotor, including its position, velocity, and orientation.</w:t>
-      </w:r>
-    </w:p>
-    <w:p>
-      <w:r>
-        <w:t xml:space="preserve">    Reason: The comment does not directly discuss the equilibrium configuration of a quadrotor or any specific details mentioned in the topic description.</w:t>
-      </w:r>
-    </w:p>
-    <w:tbl>
-      <w:tblPr>
-        <w:tblW w:type="auto" w:w="0"/>
-        <w:tblLayout w:type="autofit"/>
-        <w:tblLook w:firstColumn="1" w:firstRow="1" w:lastColumn="0" w:lastRow="0" w:noHBand="0" w:noVBand="1" w:val="04A0"/>
-      </w:tblPr>
-      <w:tblGrid>
-        <w:gridCol w:w="2880"/>
-        <w:gridCol w:w="2880"/>
-        <w:gridCol w:w="2880"/>
-      </w:tblGrid>
-      <w:tr>
-        <w:tc>
-          <w:tcPr>
-            <w:tcW w:type="dxa" w:w="2880"/>
-          </w:tcPr>
-          <w:p>
-            <w:r>
-              <w:drawing>
-                <wp:inline xmlns:a="http://schemas.openxmlformats.org/drawingml/2006/main" xmlns:pic="http://schemas.openxmlformats.org/drawingml/2006/picture">
-                  <wp:extent cx="1097280" cy="616738"/>
-                  <wp:docPr id="7" name="Picture 7"/>
-                  <wp:cNvGraphicFramePr>
-                    <a:graphicFrameLocks noChangeAspect="1"/>
-                  </wp:cNvGraphicFramePr>
-                  <a:graphic>
-                    <a:graphicData uri="http://schemas.openxmlformats.org/drawingml/2006/picture">
-                      <pic:pic>
-                        <pic:nvPicPr>
-                          <pic:cNvPr id="0" name="frame_0000.jpg"/>
-                          <pic:cNvPicPr/>
-                        </pic:nvPicPr>
-                        <pic:blipFill>
-                          <a:blip r:embed="rId9"/>
-                          <a:stretch>
-                            <a:fillRect/>
-                          </a:stretch>
-                        </pic:blipFill>
-                        <pic:spPr>
-                          <a:xfrm>
-                            <a:off x="0" y="0"/>
-                            <a:ext cx="1097280" cy="616738"/>
-                          </a:xfrm>
-                          <a:prstGeom prst="rect"/>
-                        </pic:spPr>
-                      </pic:pic>
-                    </a:graphicData>
-                  </a:graphic>
-                </wp:inline>
-              </w:drawing>
-            </w:r>
-          </w:p>
-        </w:tc>
-        <w:tc>
-          <w:tcPr>
-            <w:tcW w:type="dxa" w:w="2880"/>
-          </w:tcPr>
-          <w:p>
-            <w:r>
-              <w:drawing>
-                <wp:inline xmlns:a="http://schemas.openxmlformats.org/drawingml/2006/main" xmlns:pic="http://schemas.openxmlformats.org/drawingml/2006/picture">
-                  <wp:extent cx="1097280" cy="616738"/>
-                  <wp:docPr id="8" name="Picture 8"/>
-                  <wp:cNvGraphicFramePr>
-                    <a:graphicFrameLocks noChangeAspect="1"/>
-                  </wp:cNvGraphicFramePr>
-                  <a:graphic>
-                    <a:graphicData uri="http://schemas.openxmlformats.org/drawingml/2006/picture">
-                      <pic:pic>
-                        <pic:nvPicPr>
-                          <pic:cNvPr id="0" name="frame_0046.jpg"/>
-                          <pic:cNvPicPr/>
-                        </pic:nvPicPr>
-                        <pic:blipFill>
-                          <a:blip r:embed="rId10"/>
-                          <a:stretch>
-                            <a:fillRect/>
-                          </a:stretch>
-                        </pic:blipFill>
-                        <pic:spPr>
-                          <a:xfrm>
-                            <a:off x="0" y="0"/>
-                            <a:ext cx="1097280" cy="616738"/>
-                          </a:xfrm>
-                          <a:prstGeom prst="rect"/>
-                        </pic:spPr>
-                      </pic:pic>
-                    </a:graphicData>
-                  </a:graphic>
-                </wp:inline>
-              </w:drawing>
-            </w:r>
-          </w:p>
-        </w:tc>
-        <w:tc>
-          <w:tcPr>
-            <w:tcW w:type="dxa" w:w="2880"/>
-          </w:tcPr>
-          <w:p>
-            <w:r>
-              <w:drawing>
-                <wp:inline xmlns:a="http://schemas.openxmlformats.org/drawingml/2006/main" xmlns:pic="http://schemas.openxmlformats.org/drawingml/2006/picture">
-                  <wp:extent cx="1097280" cy="616738"/>
-                  <wp:docPr id="9" name="Picture 9"/>
-                  <wp:cNvGraphicFramePr>
-                    <a:graphicFrameLocks noChangeAspect="1"/>
-                  </wp:cNvGraphicFramePr>
-                  <a:graphic>
-                    <a:graphicData uri="http://schemas.openxmlformats.org/drawingml/2006/picture">
-                      <pic:pic>
-                        <pic:nvPicPr>
-                          <pic:cNvPr id="0" name="frame_0093.jpg"/>
-                          <pic:cNvPicPr/>
-                        </pic:nvPicPr>
-                        <pic:blipFill>
-                          <a:blip r:embed="rId11"/>
-                          <a:stretch>
-                            <a:fillRect/>
-                          </a:stretch>
-                        </pic:blipFill>
-                        <pic:spPr>
-                          <a:xfrm>
-                            <a:off x="0" y="0"/>
-                            <a:ext cx="1097280" cy="616738"/>
-                          </a:xfrm>
-                          <a:prstGeom prst="rect"/>
-                        </pic:spPr>
-                      </pic:pic>
-                    </a:graphicData>
-                  </a:graphic>
-                </wp:inline>
-              </w:drawing>
-            </w:r>
-          </w:p>
-        </w:tc>
-      </w:tr>
-    </w:tbl>
-    <w:p>
-      <w:r>
-        <w:t>Topic T1: Defining a State Vector — score 0.0000</w:t>
-      </w:r>
-    </w:p>
-    <w:p>
-      <w:r>
-        <w:t xml:space="preserve">    Description: The speaker defines a state vector to describe the configuration and its derivative for a robot.</w:t>
-      </w:r>
-    </w:p>
-    <w:p>
-      <w:r>
-        <w:t xml:space="preserve">    Reason: The comment does not discuss the topic of defining a state vector or its application to describe the configuration and derivative for a robot. The mention of Professor Vijay Kumar is likely unrelated to the topic.</w:t>
-      </w:r>
-    </w:p>
-    <w:p>
-      <w:r>
-        <w:t xml:space="preserve">  Least correlated topics:</w:t>
-      </w:r>
-    </w:p>
-    <w:tbl>
-      <w:tblPr>
-        <w:tblW w:type="auto" w:w="0"/>
-        <w:tblLayout w:type="autofit"/>
-        <w:tblLook w:firstColumn="1" w:firstRow="1" w:lastColumn="0" w:lastRow="0" w:noHBand="0" w:noVBand="1" w:val="04A0"/>
-      </w:tblPr>
-      <w:tblGrid>
-        <w:gridCol w:w="2880"/>
-        <w:gridCol w:w="2880"/>
-        <w:gridCol w:w="2880"/>
-      </w:tblGrid>
-      <w:tr>
-        <w:tc>
-          <w:tcPr>
-            <w:tcW w:type="dxa" w:w="2880"/>
-          </w:tcPr>
-          <w:p>
-            <w:r>
-              <w:drawing>
-                <wp:inline xmlns:a="http://schemas.openxmlformats.org/drawingml/2006/main" xmlns:pic="http://schemas.openxmlformats.org/drawingml/2006/picture">
-                  <wp:extent cx="1097280" cy="616738"/>
-                  <wp:docPr id="10" name="Picture 10"/>
-                  <wp:cNvGraphicFramePr>
-                    <a:graphicFrameLocks noChangeAspect="1"/>
-                  </wp:cNvGraphicFramePr>
-                  <a:graphic>
-                    <a:graphicData uri="http://schemas.openxmlformats.org/drawingml/2006/picture">
-                      <pic:pic>
-                        <pic:nvPicPr>
-                          <pic:cNvPr id="0" name="frame_0000.jpg"/>
-                          <pic:cNvPicPr/>
-                        </pic:nvPicPr>
-                        <pic:blipFill>
-                          <a:blip r:embed="rId9"/>
-                          <a:stretch>
-                            <a:fillRect/>
-                          </a:stretch>
-                        </pic:blipFill>
-                        <pic:spPr>
-                          <a:xfrm>
-                            <a:off x="0" y="0"/>
-                            <a:ext cx="1097280" cy="616738"/>
-                          </a:xfrm>
-                          <a:prstGeom prst="rect"/>
-                        </pic:spPr>
-                      </pic:pic>
-                    </a:graphicData>
-                  </a:graphic>
-                </wp:inline>
-              </w:drawing>
-            </w:r>
-          </w:p>
-        </w:tc>
-        <w:tc>
-          <w:tcPr>
-            <w:tcW w:type="dxa" w:w="2880"/>
-          </w:tcPr>
-          <w:p>
-            <w:r>
-              <w:drawing>
-                <wp:inline xmlns:a="http://schemas.openxmlformats.org/drawingml/2006/main" xmlns:pic="http://schemas.openxmlformats.org/drawingml/2006/picture">
-                  <wp:extent cx="1097280" cy="616738"/>
-                  <wp:docPr id="11" name="Picture 11"/>
-                  <wp:cNvGraphicFramePr>
-                    <a:graphicFrameLocks noChangeAspect="1"/>
-                  </wp:cNvGraphicFramePr>
-                  <a:graphic>
-                    <a:graphicData uri="http://schemas.openxmlformats.org/drawingml/2006/picture">
-                      <pic:pic>
-                        <pic:nvPicPr>
-                          <pic:cNvPr id="0" name="frame_0046.jpg"/>
-                          <pic:cNvPicPr/>
-                        </pic:nvPicPr>
-                        <pic:blipFill>
-                          <a:blip r:embed="rId10"/>
-                          <a:stretch>
-                            <a:fillRect/>
-                          </a:stretch>
-                        </pic:blipFill>
-                        <pic:spPr>
-                          <a:xfrm>
-                            <a:off x="0" y="0"/>
-                            <a:ext cx="1097280" cy="616738"/>
-                          </a:xfrm>
-                          <a:prstGeom prst="rect"/>
-                        </pic:spPr>
-                      </pic:pic>
-                    </a:graphicData>
-                  </a:graphic>
-                </wp:inline>
-              </w:drawing>
-            </w:r>
-          </w:p>
-        </w:tc>
-        <w:tc>
-          <w:tcPr>
-            <w:tcW w:type="dxa" w:w="2880"/>
-          </w:tcPr>
-          <w:p>
-            <w:r>
-              <w:drawing>
-                <wp:inline xmlns:a="http://schemas.openxmlformats.org/drawingml/2006/main" xmlns:pic="http://schemas.openxmlformats.org/drawingml/2006/picture">
-                  <wp:extent cx="1097280" cy="616738"/>
-                  <wp:docPr id="12" name="Picture 12"/>
-                  <wp:cNvGraphicFramePr>
-                    <a:graphicFrameLocks noChangeAspect="1"/>
-                  </wp:cNvGraphicFramePr>
-                  <a:graphic>
-                    <a:graphicData uri="http://schemas.openxmlformats.org/drawingml/2006/picture">
-                      <pic:pic>
-                        <pic:nvPicPr>
-                          <pic:cNvPr id="0" name="frame_0093.jpg"/>
-                          <pic:cNvPicPr/>
-                        </pic:nvPicPr>
-                        <pic:blipFill>
-                          <a:blip r:embed="rId11"/>
-                          <a:stretch>
-                            <a:fillRect/>
-                          </a:stretch>
-                        </pic:blipFill>
-                        <pic:spPr>
-                          <a:xfrm>
-                            <a:off x="0" y="0"/>
-                            <a:ext cx="1097280" cy="616738"/>
-                          </a:xfrm>
-                          <a:prstGeom prst="rect"/>
-                        </pic:spPr>
-                      </pic:pic>
-                    </a:graphicData>
-                  </a:graphic>
-                </wp:inline>
-              </w:drawing>
-            </w:r>
-          </w:p>
-        </w:tc>
-      </w:tr>
-    </w:tbl>
-    <w:p>
-      <w:r>
-        <w:t>Topic T1: Defining a State Vector — score 0.0000</w:t>
-      </w:r>
-    </w:p>
-    <w:p>
-      <w:r>
-        <w:t xml:space="preserve">    Description: The speaker defines a state vector to describe the configuration and its derivative for a robot.</w:t>
-      </w:r>
-    </w:p>
-    <w:p>
-      <w:r>
-        <w:t xml:space="preserve">    Reason: The comment does not discuss the topic of defining a state vector or its application to describe the configuration and derivative for a robot. The mention of Professor Vijay Kumar is likely unrelated to the topic.</w:t>
-      </w:r>
-    </w:p>
-    <w:tbl>
-      <w:tblPr>
-        <w:tblW w:type="auto" w:w="0"/>
-        <w:tblLayout w:type="autofit"/>
-        <w:tblLook w:firstColumn="1" w:firstRow="1" w:lastColumn="0" w:lastRow="0" w:noHBand="0" w:noVBand="1" w:val="04A0"/>
-      </w:tblPr>
-      <w:tblGrid>
-        <w:gridCol w:w="2880"/>
-        <w:gridCol w:w="2880"/>
-        <w:gridCol w:w="2880"/>
-      </w:tblGrid>
-      <w:tr>
-        <w:tc>
-          <w:tcPr>
-            <w:tcW w:type="dxa" w:w="2880"/>
-          </w:tcPr>
-          <w:p>
-            <w:r>
-              <w:drawing>
-                <wp:inline xmlns:a="http://schemas.openxmlformats.org/drawingml/2006/main" xmlns:pic="http://schemas.openxmlformats.org/drawingml/2006/picture">
-                  <wp:extent cx="1097280" cy="616738"/>
-                  <wp:docPr id="13" name="Picture 13"/>
-                  <wp:cNvGraphicFramePr>
-                    <a:graphicFrameLocks noChangeAspect="1"/>
-                  </wp:cNvGraphicFramePr>
-                  <a:graphic>
-                    <a:graphicData uri="http://schemas.openxmlformats.org/drawingml/2006/picture">
-                      <pic:pic>
-                        <pic:nvPicPr>
-                          <pic:cNvPr id="0" name="frame_0000.jpg"/>
-                          <pic:cNvPicPr/>
-                        </pic:nvPicPr>
-                        <pic:blipFill>
-                          <a:blip r:embed="rId9"/>
-                          <a:stretch>
-                            <a:fillRect/>
-                          </a:stretch>
-                        </pic:blipFill>
-                        <pic:spPr>
-                          <a:xfrm>
-                            <a:off x="0" y="0"/>
-                            <a:ext cx="1097280" cy="616738"/>
-                          </a:xfrm>
-                          <a:prstGeom prst="rect"/>
-                        </pic:spPr>
-                      </pic:pic>
-                    </a:graphicData>
-                  </a:graphic>
-                </wp:inline>
-              </w:drawing>
-            </w:r>
-          </w:p>
-        </w:tc>
-        <w:tc>
-          <w:tcPr>
-            <w:tcW w:type="dxa" w:w="2880"/>
-          </w:tcPr>
-          <w:p>
-            <w:r>
-              <w:drawing>
-                <wp:inline xmlns:a="http://schemas.openxmlformats.org/drawingml/2006/main" xmlns:pic="http://schemas.openxmlformats.org/drawingml/2006/picture">
-                  <wp:extent cx="1097280" cy="616738"/>
-                  <wp:docPr id="14" name="Picture 14"/>
-                  <wp:cNvGraphicFramePr>
-                    <a:graphicFrameLocks noChangeAspect="1"/>
-                  </wp:cNvGraphicFramePr>
-                  <a:graphic>
-                    <a:graphicData uri="http://schemas.openxmlformats.org/drawingml/2006/picture">
-                      <pic:pic>
-                        <pic:nvPicPr>
-                          <pic:cNvPr id="0" name="frame_0046.jpg"/>
-                          <pic:cNvPicPr/>
-                        </pic:nvPicPr>
-                        <pic:blipFill>
-                          <a:blip r:embed="rId10"/>
-                          <a:stretch>
-                            <a:fillRect/>
-                          </a:stretch>
-                        </pic:blipFill>
-                        <pic:spPr>
-                          <a:xfrm>
-                            <a:off x="0" y="0"/>
-                            <a:ext cx="1097280" cy="616738"/>
-                          </a:xfrm>
-                          <a:prstGeom prst="rect"/>
-                        </pic:spPr>
-                      </pic:pic>
-                    </a:graphicData>
-                  </a:graphic>
-                </wp:inline>
-              </w:drawing>
-            </w:r>
-          </w:p>
-        </w:tc>
-        <w:tc>
-          <w:tcPr>
-            <w:tcW w:type="dxa" w:w="2880"/>
-          </w:tcPr>
-          <w:p>
-            <w:r>
-              <w:drawing>
-                <wp:inline xmlns:a="http://schemas.openxmlformats.org/drawingml/2006/main" xmlns:pic="http://schemas.openxmlformats.org/drawingml/2006/picture">
-                  <wp:extent cx="1097280" cy="616738"/>
-                  <wp:docPr id="15" name="Picture 15"/>
-                  <wp:cNvGraphicFramePr>
-                    <a:graphicFrameLocks noChangeAspect="1"/>
-                  </wp:cNvGraphicFramePr>
-                  <a:graphic>
-                    <a:graphicData uri="http://schemas.openxmlformats.org/drawingml/2006/picture">
-                      <pic:pic>
-                        <pic:nvPicPr>
-                          <pic:cNvPr id="0" name="frame_0093.jpg"/>
-                          <pic:cNvPicPr/>
-                        </pic:nvPicPr>
-                        <pic:blipFill>
-                          <a:blip r:embed="rId11"/>
-                          <a:stretch>
-                            <a:fillRect/>
-                          </a:stretch>
-                        </pic:blipFill>
-                        <pic:spPr>
-                          <a:xfrm>
-                            <a:off x="0" y="0"/>
-                            <a:ext cx="1097280" cy="616738"/>
-                          </a:xfrm>
-                          <a:prstGeom prst="rect"/>
-                        </pic:spPr>
-                      </pic:pic>
-                    </a:graphicData>
-                  </a:graphic>
-                </wp:inline>
-              </w:drawing>
-            </w:r>
-          </w:p>
-        </w:tc>
-      </w:tr>
-    </w:tbl>
-    <w:p>
-      <w:r>
-        <w:t>Topic T2: Equilibrium Configuration — score 0.0000</w:t>
-      </w:r>
-    </w:p>
-    <w:p>
-      <w:r>
-        <w:t xml:space="preserve">    Description: The speaker discusses the equilibrium configuration for a quadrotor, including its position, velocity, and orientation.</w:t>
-      </w:r>
-    </w:p>
-    <w:p>
-      <w:r>
-        <w:t xml:space="preserve">    Reason: The comment does not directly discuss the equilibrium configuration of a quadrotor or any specific details mentioned in the topic description.</w:t>
-      </w:r>
-    </w:p>
-    <w:tbl>
-      <w:tblPr>
-        <w:tblW w:type="auto" w:w="0"/>
-        <w:tblLayout w:type="autofit"/>
-        <w:tblLook w:firstColumn="1" w:firstRow="1" w:lastColumn="0" w:lastRow="0" w:noHBand="0" w:noVBand="1" w:val="04A0"/>
-      </w:tblPr>
-      <w:tblGrid>
-        <w:gridCol w:w="2880"/>
-        <w:gridCol w:w="2880"/>
-        <w:gridCol w:w="2880"/>
-      </w:tblGrid>
-      <w:tr>
-        <w:tc>
-          <w:tcPr>
-            <w:tcW w:type="dxa" w:w="2880"/>
-          </w:tcPr>
-          <w:p>
-            <w:r>
-              <w:drawing>
-                <wp:inline xmlns:a="http://schemas.openxmlformats.org/drawingml/2006/main" xmlns:pic="http://schemas.openxmlformats.org/drawingml/2006/picture">
-                  <wp:extent cx="1097280" cy="616738"/>
-                  <wp:docPr id="16" name="Picture 16"/>
-                  <wp:cNvGraphicFramePr>
-                    <a:graphicFrameLocks noChangeAspect="1"/>
-                  </wp:cNvGraphicFramePr>
-                  <a:graphic>
-                    <a:graphicData uri="http://schemas.openxmlformats.org/drawingml/2006/picture">
-                      <pic:pic>
-                        <pic:nvPicPr>
-                          <pic:cNvPr id="0" name="frame_0000.jpg"/>
-                          <pic:cNvPicPr/>
-                        </pic:nvPicPr>
-                        <pic:blipFill>
-                          <a:blip r:embed="rId9"/>
-                          <a:stretch>
-                            <a:fillRect/>
-                          </a:stretch>
-                        </pic:blipFill>
-                        <pic:spPr>
-                          <a:xfrm>
-                            <a:off x="0" y="0"/>
-                            <a:ext cx="1097280" cy="616738"/>
-                          </a:xfrm>
-                          <a:prstGeom prst="rect"/>
-                        </pic:spPr>
-                      </pic:pic>
-                    </a:graphicData>
-                  </a:graphic>
-                </wp:inline>
-              </w:drawing>
-            </w:r>
-          </w:p>
-        </w:tc>
-        <w:tc>
-          <w:tcPr>
-            <w:tcW w:type="dxa" w:w="2880"/>
-          </w:tcPr>
-          <w:p>
-            <w:r>
-              <w:drawing>
-                <wp:inline xmlns:a="http://schemas.openxmlformats.org/drawingml/2006/main" xmlns:pic="http://schemas.openxmlformats.org/drawingml/2006/picture">
-                  <wp:extent cx="1097280" cy="616738"/>
-                  <wp:docPr id="17" name="Picture 17"/>
-                  <wp:cNvGraphicFramePr>
-                    <a:graphicFrameLocks noChangeAspect="1"/>
-                  </wp:cNvGraphicFramePr>
-                  <a:graphic>
-                    <a:graphicData uri="http://schemas.openxmlformats.org/drawingml/2006/picture">
-                      <pic:pic>
-                        <pic:nvPicPr>
-                          <pic:cNvPr id="0" name="frame_0046.jpg"/>
-                          <pic:cNvPicPr/>
-                        </pic:nvPicPr>
-                        <pic:blipFill>
-                          <a:blip r:embed="rId10"/>
-                          <a:stretch>
-                            <a:fillRect/>
-                          </a:stretch>
-                        </pic:blipFill>
-                        <pic:spPr>
-                          <a:xfrm>
-                            <a:off x="0" y="0"/>
-                            <a:ext cx="1097280" cy="616738"/>
-                          </a:xfrm>
-                          <a:prstGeom prst="rect"/>
-                        </pic:spPr>
-                      </pic:pic>
-                    </a:graphicData>
-                  </a:graphic>
-                </wp:inline>
-              </w:drawing>
-            </w:r>
-          </w:p>
-        </w:tc>
-        <w:tc>
-          <w:tcPr>
-            <w:tcW w:type="dxa" w:w="2880"/>
-          </w:tcPr>
-          <w:p>
-            <w:r>
-              <w:drawing>
-                <wp:inline xmlns:a="http://schemas.openxmlformats.org/drawingml/2006/main" xmlns:pic="http://schemas.openxmlformats.org/drawingml/2006/picture">
-                  <wp:extent cx="1097280" cy="616738"/>
-                  <wp:docPr id="18" name="Picture 18"/>
-                  <wp:cNvGraphicFramePr>
-                    <a:graphicFrameLocks noChangeAspect="1"/>
-                  </wp:cNvGraphicFramePr>
-                  <a:graphic>
-                    <a:graphicData uri="http://schemas.openxmlformats.org/drawingml/2006/picture">
-                      <pic:pic>
-                        <pic:nvPicPr>
-                          <pic:cNvPr id="0" name="frame_0093.jpg"/>
-                          <pic:cNvPicPr/>
-                        </pic:nvPicPr>
-                        <pic:blipFill>
-                          <a:blip r:embed="rId11"/>
-                          <a:stretch>
-                            <a:fillRect/>
-                          </a:stretch>
-                        </pic:blipFill>
-                        <pic:spPr>
-                          <a:xfrm>
-                            <a:off x="0" y="0"/>
-                            <a:ext cx="1097280" cy="616738"/>
-                          </a:xfrm>
-                          <a:prstGeom prst="rect"/>
-                        </pic:spPr>
-                      </pic:pic>
-                    </a:graphicData>
-                  </a:graphic>
-                </wp:inline>
-              </w:drawing>
-            </w:r>
-          </w:p>
-        </w:tc>
-      </w:tr>
-    </w:tbl>
-    <w:p>
-      <w:r>
-        <w:t>Topic T3: Quadrotor Dynamics — score 90.0000</w:t>
-      </w:r>
-    </w:p>
-    <w:p>
-      <w:r>
-        <w:t xml:space="preserve">    Description: The speaker discusses the equations of motion for a quadrotor, including the net force and moment. They show how to combine these with the Newton-Euler equations to develop controllers and planners.</w:t>
-      </w:r>
-    </w:p>
-    <w:p>
-      <w:r>
-        <w:t xml:space="preserve">    Reason: The comment mentions the speaker's name and title ('professor Vijay Kumar'), which is a strong overlap with the topic 'Quadrotor Dynamics'. The fact that it responds to the speaker also suggests a direct connection to the topic.</w:t>
-      </w:r>
-    </w:p>
-    <w:p>
-      <w:r>
-        <w:t>- matched 1 topic(s), max score 80.0000: bunu matlabde nasıl yapabilirim?</w:t>
-        <w:br/>
-        <w:t>how can I make this in matlab?</w:t>
-      </w:r>
-    </w:p>
-    <w:p>
-      <w:r>
-        <w:t xml:space="preserve">  Source: https://www.youtube.com/watch?v=lAVYDUeqdW4</w:t>
-      </w:r>
-    </w:p>
-    <w:p>
-      <w:r>
-        <w:t xml:space="preserve">  Top correlated topics:</w:t>
-      </w:r>
-    </w:p>
-    <w:tbl>
-      <w:tblPr>
-        <w:tblW w:type="auto" w:w="0"/>
-        <w:tblLayout w:type="autofit"/>
-        <w:tblLook w:firstColumn="1" w:firstRow="1" w:lastColumn="0" w:lastRow="0" w:noHBand="0" w:noVBand="1" w:val="04A0"/>
-      </w:tblPr>
-      <w:tblGrid>
-        <w:gridCol w:w="2880"/>
-        <w:gridCol w:w="2880"/>
-        <w:gridCol w:w="2880"/>
-      </w:tblGrid>
-      <w:tr>
-        <w:tc>
-          <w:tcPr>
-            <w:tcW w:type="dxa" w:w="2880"/>
-          </w:tcPr>
-          <w:p>
-            <w:r>
-              <w:drawing>
-                <wp:inline xmlns:a="http://schemas.openxmlformats.org/drawingml/2006/main" xmlns:pic="http://schemas.openxmlformats.org/drawingml/2006/picture">
-                  <wp:extent cx="1097280" cy="616738"/>
-                  <wp:docPr id="19" name="Picture 19"/>
-                  <wp:cNvGraphicFramePr>
-                    <a:graphicFrameLocks noChangeAspect="1"/>
-                  </wp:cNvGraphicFramePr>
-                  <a:graphic>
-                    <a:graphicData uri="http://schemas.openxmlformats.org/drawingml/2006/picture">
-                      <pic:pic>
-                        <pic:nvPicPr>
-                          <pic:cNvPr id="0" name="frame_0000.jpg"/>
-                          <pic:cNvPicPr/>
-                        </pic:nvPicPr>
-                        <pic:blipFill>
-                          <a:blip r:embed="rId9"/>
-                          <a:stretch>
-                            <a:fillRect/>
-                          </a:stretch>
-                        </pic:blipFill>
-                        <pic:spPr>
-                          <a:xfrm>
-                            <a:off x="0" y="0"/>
-                            <a:ext cx="1097280" cy="616738"/>
-                          </a:xfrm>
-                          <a:prstGeom prst="rect"/>
-                        </pic:spPr>
-                      </pic:pic>
-                    </a:graphicData>
-                  </a:graphic>
-                </wp:inline>
-              </w:drawing>
-            </w:r>
-          </w:p>
-        </w:tc>
-        <w:tc>
-          <w:tcPr>
-            <w:tcW w:type="dxa" w:w="2880"/>
-          </w:tcPr>
-          <w:p>
-            <w:r>
-              <w:drawing>
-                <wp:inline xmlns:a="http://schemas.openxmlformats.org/drawingml/2006/main" xmlns:pic="http://schemas.openxmlformats.org/drawingml/2006/picture">
-                  <wp:extent cx="1097280" cy="616738"/>
-                  <wp:docPr id="20" name="Picture 20"/>
-                  <wp:cNvGraphicFramePr>
-                    <a:graphicFrameLocks noChangeAspect="1"/>
-                  </wp:cNvGraphicFramePr>
-                  <a:graphic>
-                    <a:graphicData uri="http://schemas.openxmlformats.org/drawingml/2006/picture">
-                      <pic:pic>
-                        <pic:nvPicPr>
-                          <pic:cNvPr id="0" name="frame_0046.jpg"/>
-                          <pic:cNvPicPr/>
-                        </pic:nvPicPr>
-                        <pic:blipFill>
-                          <a:blip r:embed="rId10"/>
-                          <a:stretch>
-                            <a:fillRect/>
-                          </a:stretch>
-                        </pic:blipFill>
-                        <pic:spPr>
-                          <a:xfrm>
-                            <a:off x="0" y="0"/>
-                            <a:ext cx="1097280" cy="616738"/>
-                          </a:xfrm>
-                          <a:prstGeom prst="rect"/>
-                        </pic:spPr>
-                      </pic:pic>
-                    </a:graphicData>
-                  </a:graphic>
-                </wp:inline>
-              </w:drawing>
-            </w:r>
-          </w:p>
-        </w:tc>
-        <w:tc>
-          <w:tcPr>
-            <w:tcW w:type="dxa" w:w="2880"/>
-          </w:tcPr>
-          <w:p>
-            <w:r>
-              <w:drawing>
-                <wp:inline xmlns:a="http://schemas.openxmlformats.org/drawingml/2006/main" xmlns:pic="http://schemas.openxmlformats.org/drawingml/2006/picture">
-                  <wp:extent cx="1097280" cy="616738"/>
-                  <wp:docPr id="21" name="Picture 21"/>
-                  <wp:cNvGraphicFramePr>
-                    <a:graphicFrameLocks noChangeAspect="1"/>
-                  </wp:cNvGraphicFramePr>
-                  <a:graphic>
-                    <a:graphicData uri="http://schemas.openxmlformats.org/drawingml/2006/picture">
-                      <pic:pic>
-                        <pic:nvPicPr>
-                          <pic:cNvPr id="0" name="frame_0093.jpg"/>
-                          <pic:cNvPicPr/>
-                        </pic:nvPicPr>
-                        <pic:blipFill>
-                          <a:blip r:embed="rId11"/>
-                          <a:stretch>
-                            <a:fillRect/>
-                          </a:stretch>
-                        </pic:blipFill>
-                        <pic:spPr>
-                          <a:xfrm>
-                            <a:off x="0" y="0"/>
-                            <a:ext cx="1097280" cy="616738"/>
-                          </a:xfrm>
-                          <a:prstGeom prst="rect"/>
-                        </pic:spPr>
-                      </pic:pic>
-                    </a:graphicData>
-                  </a:graphic>
-                </wp:inline>
-              </w:drawing>
-            </w:r>
-          </w:p>
-        </w:tc>
-      </w:tr>
-    </w:tbl>
-    <w:p>
-      <w:r>
-        <w:t>Topic T3: Quadrotor Dynamics — score 80.0000</w:t>
-      </w:r>
-    </w:p>
-    <w:p>
-      <w:r>
-        <w:t xml:space="preserve">    Description: The speaker discusses the equations of motion for a quadrotor, including the net force and moment. They show how to combine these with the Newton-Euler equations to develop controllers and planners.</w:t>
-      </w:r>
-    </w:p>
-    <w:p>
-      <w:r>
-        <w:t xml:space="preserve">    Reason: The commenter asks how to implement the quadrotor dynamics in MATLAB, which directly relates to the topic of developing controllers and planners using the Newton-Euler equations.</w:t>
-      </w:r>
-    </w:p>
-    <w:tbl>
-      <w:tblPr>
-        <w:tblW w:type="auto" w:w="0"/>
-        <w:tblLayout w:type="autofit"/>
-        <w:tblLook w:firstColumn="1" w:firstRow="1" w:lastColumn="0" w:lastRow="0" w:noHBand="0" w:noVBand="1" w:val="04A0"/>
-      </w:tblPr>
-      <w:tblGrid>
-        <w:gridCol w:w="2880"/>
-        <w:gridCol w:w="2880"/>
-        <w:gridCol w:w="2880"/>
-      </w:tblGrid>
-      <w:tr>
-        <w:tc>
-          <w:tcPr>
-            <w:tcW w:type="dxa" w:w="2880"/>
-          </w:tcPr>
-          <w:p>
-            <w:r>
-              <w:drawing>
-                <wp:inline xmlns:a="http://schemas.openxmlformats.org/drawingml/2006/main" xmlns:pic="http://schemas.openxmlformats.org/drawingml/2006/picture">
-                  <wp:extent cx="1097280" cy="616738"/>
-                  <wp:docPr id="22" name="Picture 22"/>
-                  <wp:cNvGraphicFramePr>
-                    <a:graphicFrameLocks noChangeAspect="1"/>
-                  </wp:cNvGraphicFramePr>
-                  <a:graphic>
-                    <a:graphicData uri="http://schemas.openxmlformats.org/drawingml/2006/picture">
-                      <pic:pic>
-                        <pic:nvPicPr>
-                          <pic:cNvPr id="0" name="frame_0000.jpg"/>
-                          <pic:cNvPicPr/>
-                        </pic:nvPicPr>
-                        <pic:blipFill>
-                          <a:blip r:embed="rId9"/>
-                          <a:stretch>
-                            <a:fillRect/>
-                          </a:stretch>
-                        </pic:blipFill>
-                        <pic:spPr>
-                          <a:xfrm>
-                            <a:off x="0" y="0"/>
-                            <a:ext cx="1097280" cy="616738"/>
-                          </a:xfrm>
-                          <a:prstGeom prst="rect"/>
-                        </pic:spPr>
-                      </pic:pic>
-                    </a:graphicData>
-                  </a:graphic>
-                </wp:inline>
-              </w:drawing>
-            </w:r>
-          </w:p>
-        </w:tc>
-        <w:tc>
-          <w:tcPr>
-            <w:tcW w:type="dxa" w:w="2880"/>
-          </w:tcPr>
-          <w:p>
-            <w:r>
-              <w:drawing>
-                <wp:inline xmlns:a="http://schemas.openxmlformats.org/drawingml/2006/main" xmlns:pic="http://schemas.openxmlformats.org/drawingml/2006/picture">
-                  <wp:extent cx="1097280" cy="616738"/>
-                  <wp:docPr id="23" name="Picture 23"/>
-                  <wp:cNvGraphicFramePr>
-                    <a:graphicFrameLocks noChangeAspect="1"/>
-                  </wp:cNvGraphicFramePr>
-                  <a:graphic>
-                    <a:graphicData uri="http://schemas.openxmlformats.org/drawingml/2006/picture">
-                      <pic:pic>
-                        <pic:nvPicPr>
-                          <pic:cNvPr id="0" name="frame_0046.jpg"/>
-                          <pic:cNvPicPr/>
-                        </pic:nvPicPr>
-                        <pic:blipFill>
-                          <a:blip r:embed="rId10"/>
-                          <a:stretch>
-                            <a:fillRect/>
-                          </a:stretch>
-                        </pic:blipFill>
-                        <pic:spPr>
-                          <a:xfrm>
-                            <a:off x="0" y="0"/>
-                            <a:ext cx="1097280" cy="616738"/>
-                          </a:xfrm>
-                          <a:prstGeom prst="rect"/>
-                        </pic:spPr>
-                      </pic:pic>
-                    </a:graphicData>
-                  </a:graphic>
-                </wp:inline>
-              </w:drawing>
-            </w:r>
-          </w:p>
-        </w:tc>
-        <w:tc>
-          <w:tcPr>
-            <w:tcW w:type="dxa" w:w="2880"/>
-          </w:tcPr>
-          <w:p>
-            <w:r>
-              <w:drawing>
-                <wp:inline xmlns:a="http://schemas.openxmlformats.org/drawingml/2006/main" xmlns:pic="http://schemas.openxmlformats.org/drawingml/2006/picture">
-                  <wp:extent cx="1097280" cy="616738"/>
-                  <wp:docPr id="24" name="Picture 24"/>
-                  <wp:cNvGraphicFramePr>
-                    <a:graphicFrameLocks noChangeAspect="1"/>
-                  </wp:cNvGraphicFramePr>
-                  <a:graphic>
-                    <a:graphicData uri="http://schemas.openxmlformats.org/drawingml/2006/picture">
-                      <pic:pic>
-                        <pic:nvPicPr>
-                          <pic:cNvPr id="0" name="frame_0093.jpg"/>
-                          <pic:cNvPicPr/>
-                        </pic:nvPicPr>
-                        <pic:blipFill>
-                          <a:blip r:embed="rId11"/>
-                          <a:stretch>
-                            <a:fillRect/>
-                          </a:stretch>
-                        </pic:blipFill>
-                        <pic:spPr>
-                          <a:xfrm>
-                            <a:off x="0" y="0"/>
-                            <a:ext cx="1097280" cy="616738"/>
-                          </a:xfrm>
-                          <a:prstGeom prst="rect"/>
-                        </pic:spPr>
-                      </pic:pic>
-                    </a:graphicData>
-                  </a:graphic>
-                </wp:inline>
-              </w:drawing>
-            </w:r>
-          </w:p>
-        </w:tc>
-      </w:tr>
-    </w:tbl>
-    <w:p>
-      <w:r>
-        <w:t>Topic T2: Equilibrium Configuration — score 20.0000</w:t>
-      </w:r>
-    </w:p>
-    <w:p>
-      <w:r>
-        <w:t xml:space="preserve">    Description: The speaker discusses the equilibrium configuration for a quadrotor, including its position, velocity, and orientation.</w:t>
-      </w:r>
-    </w:p>
-    <w:p>
-      <w:r>
-        <w:t xml:space="preserve">    Reason: The comment asks a general question about how to implement something in MATLAB, but does not directly discuss the equilibrium configuration for a quadrotor or any specific details mentioned in the topic description.</w:t>
-      </w:r>
-    </w:p>
-    <w:tbl>
-      <w:tblPr>
-        <w:tblW w:type="auto" w:w="0"/>
-        <w:tblLayout w:type="autofit"/>
-        <w:tblLook w:firstColumn="1" w:firstRow="1" w:lastColumn="0" w:lastRow="0" w:noHBand="0" w:noVBand="1" w:val="04A0"/>
-      </w:tblPr>
-      <w:tblGrid>
-        <w:gridCol w:w="2880"/>
-        <w:gridCol w:w="2880"/>
-        <w:gridCol w:w="2880"/>
-      </w:tblGrid>
-      <w:tr>
-        <w:tc>
-          <w:tcPr>
-            <w:tcW w:type="dxa" w:w="2880"/>
-          </w:tcPr>
-          <w:p>
-            <w:r>
-              <w:drawing>
-                <wp:inline xmlns:a="http://schemas.openxmlformats.org/drawingml/2006/main" xmlns:pic="http://schemas.openxmlformats.org/drawingml/2006/picture">
-                  <wp:extent cx="1097280" cy="616738"/>
-                  <wp:docPr id="25" name="Picture 25"/>
-                  <wp:cNvGraphicFramePr>
-                    <a:graphicFrameLocks noChangeAspect="1"/>
-                  </wp:cNvGraphicFramePr>
-                  <a:graphic>
-                    <a:graphicData uri="http://schemas.openxmlformats.org/drawingml/2006/picture">
-                      <pic:pic>
-                        <pic:nvPicPr>
-                          <pic:cNvPr id="0" name="frame_0000.jpg"/>
-                          <pic:cNvPicPr/>
-                        </pic:nvPicPr>
-                        <pic:blipFill>
-                          <a:blip r:embed="rId9"/>
-                          <a:stretch>
-                            <a:fillRect/>
-                          </a:stretch>
-                        </pic:blipFill>
-                        <pic:spPr>
-                          <a:xfrm>
-                            <a:off x="0" y="0"/>
-                            <a:ext cx="1097280" cy="616738"/>
-                          </a:xfrm>
-                          <a:prstGeom prst="rect"/>
-                        </pic:spPr>
-                      </pic:pic>
-                    </a:graphicData>
-                  </a:graphic>
-                </wp:inline>
-              </w:drawing>
-            </w:r>
-          </w:p>
-        </w:tc>
-        <w:tc>
-          <w:tcPr>
-            <w:tcW w:type="dxa" w:w="2880"/>
-          </w:tcPr>
-          <w:p>
-            <w:r>
-              <w:drawing>
-                <wp:inline xmlns:a="http://schemas.openxmlformats.org/drawingml/2006/main" xmlns:pic="http://schemas.openxmlformats.org/drawingml/2006/picture">
-                  <wp:extent cx="1097280" cy="616738"/>
-                  <wp:docPr id="26" name="Picture 26"/>
-                  <wp:cNvGraphicFramePr>
-                    <a:graphicFrameLocks noChangeAspect="1"/>
-                  </wp:cNvGraphicFramePr>
-                  <a:graphic>
-                    <a:graphicData uri="http://schemas.openxmlformats.org/drawingml/2006/picture">
-                      <pic:pic>
-                        <pic:nvPicPr>
-                          <pic:cNvPr id="0" name="frame_0046.jpg"/>
-                          <pic:cNvPicPr/>
-                        </pic:nvPicPr>
-                        <pic:blipFill>
-                          <a:blip r:embed="rId10"/>
-                          <a:stretch>
-                            <a:fillRect/>
-                          </a:stretch>
-                        </pic:blipFill>
-                        <pic:spPr>
-                          <a:xfrm>
-                            <a:off x="0" y="0"/>
-                            <a:ext cx="1097280" cy="616738"/>
-                          </a:xfrm>
-                          <a:prstGeom prst="rect"/>
-                        </pic:spPr>
-                      </pic:pic>
-                    </a:graphicData>
-                  </a:graphic>
-                </wp:inline>
-              </w:drawing>
-            </w:r>
-          </w:p>
-        </w:tc>
-        <w:tc>
-          <w:tcPr>
-            <w:tcW w:type="dxa" w:w="2880"/>
-          </w:tcPr>
-          <w:p>
-            <w:r>
-              <w:drawing>
-                <wp:inline xmlns:a="http://schemas.openxmlformats.org/drawingml/2006/main" xmlns:pic="http://schemas.openxmlformats.org/drawingml/2006/picture">
-                  <wp:extent cx="1097280" cy="616738"/>
-                  <wp:docPr id="27" name="Picture 27"/>
-                  <wp:cNvGraphicFramePr>
-                    <a:graphicFrameLocks noChangeAspect="1"/>
-                  </wp:cNvGraphicFramePr>
-                  <a:graphic>
-                    <a:graphicData uri="http://schemas.openxmlformats.org/drawingml/2006/picture">
-                      <pic:pic>
-                        <pic:nvPicPr>
-                          <pic:cNvPr id="0" name="frame_0093.jpg"/>
-                          <pic:cNvPicPr/>
-                        </pic:nvPicPr>
-                        <pic:blipFill>
-                          <a:blip r:embed="rId11"/>
-                          <a:stretch>
-                            <a:fillRect/>
-                          </a:stretch>
-                        </pic:blipFill>
-                        <pic:spPr>
-                          <a:xfrm>
-                            <a:off x="0" y="0"/>
-                            <a:ext cx="1097280" cy="616738"/>
-                          </a:xfrm>
-                          <a:prstGeom prst="rect"/>
-                        </pic:spPr>
-                      </pic:pic>
-                    </a:graphicData>
-                  </a:graphic>
-                </wp:inline>
-              </w:drawing>
-            </w:r>
-          </w:p>
-        </w:tc>
-      </w:tr>
-    </w:tbl>
-    <w:p>
-      <w:r>
-        <w:t>Topic T1: Defining a State Vector — score 20.0000</w:t>
-      </w:r>
-    </w:p>
-    <w:p>
-      <w:r>
-        <w:t xml:space="preserve">    Description: The speaker defines a state vector to describe the configuration and its derivative for a robot.</w:t>
-      </w:r>
-    </w:p>
-    <w:p>
-      <w:r>
-        <w:t xml:space="preserve">    Reason: The comment asks about implementing the concept in MATLAB, but does not directly discuss the definition of a state vector or its application to a robot.</w:t>
-      </w:r>
-    </w:p>
-    <w:p>
-      <w:r>
-        <w:t xml:space="preserve">  Least correlated topics:</w:t>
-      </w:r>
-    </w:p>
-    <w:tbl>
-      <w:tblPr>
-        <w:tblW w:type="auto" w:w="0"/>
-        <w:tblLayout w:type="autofit"/>
-        <w:tblLook w:firstColumn="1" w:firstRow="1" w:lastColumn="0" w:lastRow="0" w:noHBand="0" w:noVBand="1" w:val="04A0"/>
-      </w:tblPr>
-      <w:tblGrid>
-        <w:gridCol w:w="2880"/>
-        <w:gridCol w:w="2880"/>
-        <w:gridCol w:w="2880"/>
-      </w:tblGrid>
-      <w:tr>
-        <w:tc>
-          <w:tcPr>
-            <w:tcW w:type="dxa" w:w="2880"/>
-          </w:tcPr>
-          <w:p>
-            <w:r>
-              <w:drawing>
-                <wp:inline xmlns:a="http://schemas.openxmlformats.org/drawingml/2006/main" xmlns:pic="http://schemas.openxmlformats.org/drawingml/2006/picture">
-                  <wp:extent cx="1097280" cy="616738"/>
-                  <wp:docPr id="28" name="Picture 28"/>
-                  <wp:cNvGraphicFramePr>
-                    <a:graphicFrameLocks noChangeAspect="1"/>
-                  </wp:cNvGraphicFramePr>
-                  <a:graphic>
-                    <a:graphicData uri="http://schemas.openxmlformats.org/drawingml/2006/picture">
-                      <pic:pic>
-                        <pic:nvPicPr>
-                          <pic:cNvPr id="0" name="frame_0000.jpg"/>
-                          <pic:cNvPicPr/>
-                        </pic:nvPicPr>
-                        <pic:blipFill>
-                          <a:blip r:embed="rId9"/>
-                          <a:stretch>
-                            <a:fillRect/>
-                          </a:stretch>
-                        </pic:blipFill>
-                        <pic:spPr>
-                          <a:xfrm>
-                            <a:off x="0" y="0"/>
-                            <a:ext cx="1097280" cy="616738"/>
-                          </a:xfrm>
-                          <a:prstGeom prst="rect"/>
-                        </pic:spPr>
-                      </pic:pic>
-                    </a:graphicData>
-                  </a:graphic>
-                </wp:inline>
-              </w:drawing>
-            </w:r>
-          </w:p>
-        </w:tc>
-        <w:tc>
-          <w:tcPr>
-            <w:tcW w:type="dxa" w:w="2880"/>
-          </w:tcPr>
-          <w:p>
-            <w:r>
-              <w:drawing>
-                <wp:inline xmlns:a="http://schemas.openxmlformats.org/drawingml/2006/main" xmlns:pic="http://schemas.openxmlformats.org/drawingml/2006/picture">
-                  <wp:extent cx="1097280" cy="616738"/>
-                  <wp:docPr id="29" name="Picture 29"/>
-                  <wp:cNvGraphicFramePr>
-                    <a:graphicFrameLocks noChangeAspect="1"/>
-                  </wp:cNvGraphicFramePr>
-                  <a:graphic>
-                    <a:graphicData uri="http://schemas.openxmlformats.org/drawingml/2006/picture">
-                      <pic:pic>
-                        <pic:nvPicPr>
-                          <pic:cNvPr id="0" name="frame_0046.jpg"/>
-                          <pic:cNvPicPr/>
-                        </pic:nvPicPr>
-                        <pic:blipFill>
-                          <a:blip r:embed="rId10"/>
-                          <a:stretch>
-                            <a:fillRect/>
-                          </a:stretch>
-                        </pic:blipFill>
-                        <pic:spPr>
-                          <a:xfrm>
-                            <a:off x="0" y="0"/>
-                            <a:ext cx="1097280" cy="616738"/>
-                          </a:xfrm>
-                          <a:prstGeom prst="rect"/>
-                        </pic:spPr>
-                      </pic:pic>
-                    </a:graphicData>
-                  </a:graphic>
-                </wp:inline>
-              </w:drawing>
-            </w:r>
-          </w:p>
-        </w:tc>
-        <w:tc>
-          <w:tcPr>
-            <w:tcW w:type="dxa" w:w="2880"/>
-          </w:tcPr>
-          <w:p>
-            <w:r>
-              <w:drawing>
-                <wp:inline xmlns:a="http://schemas.openxmlformats.org/drawingml/2006/main" xmlns:pic="http://schemas.openxmlformats.org/drawingml/2006/picture">
-                  <wp:extent cx="1097280" cy="616738"/>
-                  <wp:docPr id="30" name="Picture 30"/>
-                  <wp:cNvGraphicFramePr>
-                    <a:graphicFrameLocks noChangeAspect="1"/>
-                  </wp:cNvGraphicFramePr>
-                  <a:graphic>
-                    <a:graphicData uri="http://schemas.openxmlformats.org/drawingml/2006/picture">
-                      <pic:pic>
-                        <pic:nvPicPr>
-                          <pic:cNvPr id="0" name="frame_0093.jpg"/>
-                          <pic:cNvPicPr/>
-                        </pic:nvPicPr>
-                        <pic:blipFill>
-                          <a:blip r:embed="rId11"/>
-                          <a:stretch>
-                            <a:fillRect/>
-                          </a:stretch>
-                        </pic:blipFill>
-                        <pic:spPr>
-                          <a:xfrm>
-                            <a:off x="0" y="0"/>
-                            <a:ext cx="1097280" cy="616738"/>
-                          </a:xfrm>
-                          <a:prstGeom prst="rect"/>
-                        </pic:spPr>
-                      </pic:pic>
-                    </a:graphicData>
-                  </a:graphic>
-                </wp:inline>
-              </w:drawing>
-            </w:r>
-          </w:p>
-        </w:tc>
-      </w:tr>
-    </w:tbl>
-    <w:p>
-      <w:r>
-        <w:t>Topic T1: Defining a State Vector — score 20.0000</w:t>
-      </w:r>
-    </w:p>
-    <w:p>
-      <w:r>
-        <w:t xml:space="preserve">    Description: The speaker defines a state vector to describe the configuration and its derivative for a robot.</w:t>
-      </w:r>
-    </w:p>
-    <w:p>
-      <w:r>
-        <w:t xml:space="preserve">    Reason: The comment asks about implementing the concept in MATLAB, but does not directly discuss the definition of a state vector or its application to a robot.</w:t>
-      </w:r>
-    </w:p>
-    <w:tbl>
-      <w:tblPr>
-        <w:tblW w:type="auto" w:w="0"/>
-        <w:tblLayout w:type="autofit"/>
-        <w:tblLook w:firstColumn="1" w:firstRow="1" w:lastColumn="0" w:lastRow="0" w:noHBand="0" w:noVBand="1" w:val="04A0"/>
-      </w:tblPr>
-      <w:tblGrid>
-        <w:gridCol w:w="2880"/>
-        <w:gridCol w:w="2880"/>
-        <w:gridCol w:w="2880"/>
-      </w:tblGrid>
-      <w:tr>
-        <w:tc>
-          <w:tcPr>
-            <w:tcW w:type="dxa" w:w="2880"/>
-          </w:tcPr>
-          <w:p>
-            <w:r>
-              <w:drawing>
-                <wp:inline xmlns:a="http://schemas.openxmlformats.org/drawingml/2006/main" xmlns:pic="http://schemas.openxmlformats.org/drawingml/2006/picture">
-                  <wp:extent cx="1097280" cy="616738"/>
-                  <wp:docPr id="31" name="Picture 31"/>
-                  <wp:cNvGraphicFramePr>
-                    <a:graphicFrameLocks noChangeAspect="1"/>
-                  </wp:cNvGraphicFramePr>
-                  <a:graphic>
-                    <a:graphicData uri="http://schemas.openxmlformats.org/drawingml/2006/picture">
-                      <pic:pic>
-                        <pic:nvPicPr>
-                          <pic:cNvPr id="0" name="frame_0000.jpg"/>
-                          <pic:cNvPicPr/>
-                        </pic:nvPicPr>
-                        <pic:blipFill>
-                          <a:blip r:embed="rId9"/>
-                          <a:stretch>
-                            <a:fillRect/>
-                          </a:stretch>
-                        </pic:blipFill>
-                        <pic:spPr>
-                          <a:xfrm>
-                            <a:off x="0" y="0"/>
-                            <a:ext cx="1097280" cy="616738"/>
-                          </a:xfrm>
-                          <a:prstGeom prst="rect"/>
-                        </pic:spPr>
-                      </pic:pic>
-                    </a:graphicData>
-                  </a:graphic>
-                </wp:inline>
-              </w:drawing>
-            </w:r>
-          </w:p>
-        </w:tc>
-        <w:tc>
-          <w:tcPr>
-            <w:tcW w:type="dxa" w:w="2880"/>
-          </w:tcPr>
-          <w:p>
-            <w:r>
-              <w:drawing>
-                <wp:inline xmlns:a="http://schemas.openxmlformats.org/drawingml/2006/main" xmlns:pic="http://schemas.openxmlformats.org/drawingml/2006/picture">
-                  <wp:extent cx="1097280" cy="616738"/>
-                  <wp:docPr id="32" name="Picture 32"/>
-                  <wp:cNvGraphicFramePr>
-                    <a:graphicFrameLocks noChangeAspect="1"/>
-                  </wp:cNvGraphicFramePr>
-                  <a:graphic>
-                    <a:graphicData uri="http://schemas.openxmlformats.org/drawingml/2006/picture">
-                      <pic:pic>
-                        <pic:nvPicPr>
-                          <pic:cNvPr id="0" name="frame_0046.jpg"/>
-                          <pic:cNvPicPr/>
-                        </pic:nvPicPr>
-                        <pic:blipFill>
-                          <a:blip r:embed="rId10"/>
-                          <a:stretch>
-                            <a:fillRect/>
-                          </a:stretch>
-                        </pic:blipFill>
-                        <pic:spPr>
-                          <a:xfrm>
-                            <a:off x="0" y="0"/>
-                            <a:ext cx="1097280" cy="616738"/>
-                          </a:xfrm>
-                          <a:prstGeom prst="rect"/>
-                        </pic:spPr>
-                      </pic:pic>
-                    </a:graphicData>
-                  </a:graphic>
-                </wp:inline>
-              </w:drawing>
-            </w:r>
-          </w:p>
-        </w:tc>
-        <w:tc>
-          <w:tcPr>
-            <w:tcW w:type="dxa" w:w="2880"/>
-          </w:tcPr>
-          <w:p>
-            <w:r>
-              <w:drawing>
-                <wp:inline xmlns:a="http://schemas.openxmlformats.org/drawingml/2006/main" xmlns:pic="http://schemas.openxmlformats.org/drawingml/2006/picture">
-                  <wp:extent cx="1097280" cy="616738"/>
-                  <wp:docPr id="33" name="Picture 33"/>
-                  <wp:cNvGraphicFramePr>
-                    <a:graphicFrameLocks noChangeAspect="1"/>
-                  </wp:cNvGraphicFramePr>
-                  <a:graphic>
-                    <a:graphicData uri="http://schemas.openxmlformats.org/drawingml/2006/picture">
-                      <pic:pic>
-                        <pic:nvPicPr>
-                          <pic:cNvPr id="0" name="frame_0093.jpg"/>
-                          <pic:cNvPicPr/>
-                        </pic:nvPicPr>
-                        <pic:blipFill>
-                          <a:blip r:embed="rId11"/>
-                          <a:stretch>
-                            <a:fillRect/>
-                          </a:stretch>
-                        </pic:blipFill>
-                        <pic:spPr>
-                          <a:xfrm>
-                            <a:off x="0" y="0"/>
-                            <a:ext cx="1097280" cy="616738"/>
-                          </a:xfrm>
-                          <a:prstGeom prst="rect"/>
-                        </pic:spPr>
-                      </pic:pic>
-                    </a:graphicData>
-                  </a:graphic>
-                </wp:inline>
-              </w:drawing>
-            </w:r>
-          </w:p>
-        </w:tc>
-      </w:tr>
-    </w:tbl>
-    <w:p>
-      <w:r>
-        <w:t>Topic T2: Equilibrium Configuration — score 20.0000</w:t>
-      </w:r>
-    </w:p>
-    <w:p>
-      <w:r>
-        <w:t xml:space="preserve">    Description: The speaker discusses the equilibrium configuration for a quadrotor, including its position, velocity, and orientation.</w:t>
-      </w:r>
-    </w:p>
-    <w:p>
-      <w:r>
-        <w:t xml:space="preserve">    Reason: The comment asks a general question about how to implement something in MATLAB, but does not directly discuss the equilibrium configuration for a quadrotor or any specific details mentioned in the topic description.</w:t>
-      </w:r>
-    </w:p>
-    <w:tbl>
-      <w:tblPr>
-        <w:tblW w:type="auto" w:w="0"/>
-        <w:tblLayout w:type="autofit"/>
-        <w:tblLook w:firstColumn="1" w:firstRow="1" w:lastColumn="0" w:lastRow="0" w:noHBand="0" w:noVBand="1" w:val="04A0"/>
-      </w:tblPr>
-      <w:tblGrid>
-        <w:gridCol w:w="2880"/>
-        <w:gridCol w:w="2880"/>
-        <w:gridCol w:w="2880"/>
-      </w:tblGrid>
-      <w:tr>
-        <w:tc>
-          <w:tcPr>
-            <w:tcW w:type="dxa" w:w="2880"/>
-          </w:tcPr>
-          <w:p>
-            <w:r>
-              <w:drawing>
-                <wp:inline xmlns:a="http://schemas.openxmlformats.org/drawingml/2006/main" xmlns:pic="http://schemas.openxmlformats.org/drawingml/2006/picture">
-                  <wp:extent cx="1097280" cy="616738"/>
-                  <wp:docPr id="34" name="Picture 34"/>
-                  <wp:cNvGraphicFramePr>
-                    <a:graphicFrameLocks noChangeAspect="1"/>
-                  </wp:cNvGraphicFramePr>
-                  <a:graphic>
-                    <a:graphicData uri="http://schemas.openxmlformats.org/drawingml/2006/picture">
-                      <pic:pic>
-                        <pic:nvPicPr>
-                          <pic:cNvPr id="0" name="frame_0000.jpg"/>
-                          <pic:cNvPicPr/>
-                        </pic:nvPicPr>
-                        <pic:blipFill>
-                          <a:blip r:embed="rId9"/>
-                          <a:stretch>
-                            <a:fillRect/>
-                          </a:stretch>
-                        </pic:blipFill>
-                        <pic:spPr>
-                          <a:xfrm>
-                            <a:off x="0" y="0"/>
-                            <a:ext cx="1097280" cy="616738"/>
-                          </a:xfrm>
-                          <a:prstGeom prst="rect"/>
-                        </pic:spPr>
-                      </pic:pic>
-                    </a:graphicData>
-                  </a:graphic>
-                </wp:inline>
-              </w:drawing>
-            </w:r>
-          </w:p>
-        </w:tc>
-        <w:tc>
-          <w:tcPr>
-            <w:tcW w:type="dxa" w:w="2880"/>
-          </w:tcPr>
-          <w:p>
-            <w:r>
-              <w:drawing>
-                <wp:inline xmlns:a="http://schemas.openxmlformats.org/drawingml/2006/main" xmlns:pic="http://schemas.openxmlformats.org/drawingml/2006/picture">
-                  <wp:extent cx="1097280" cy="616738"/>
-                  <wp:docPr id="35" name="Picture 35"/>
-                  <wp:cNvGraphicFramePr>
-                    <a:graphicFrameLocks noChangeAspect="1"/>
-                  </wp:cNvGraphicFramePr>
-                  <a:graphic>
-                    <a:graphicData uri="http://schemas.openxmlformats.org/drawingml/2006/picture">
-                      <pic:pic>
-                        <pic:nvPicPr>
-                          <pic:cNvPr id="0" name="frame_0046.jpg"/>
-                          <pic:cNvPicPr/>
-                        </pic:nvPicPr>
-                        <pic:blipFill>
-                          <a:blip r:embed="rId10"/>
-                          <a:stretch>
-                            <a:fillRect/>
-                          </a:stretch>
-                        </pic:blipFill>
-                        <pic:spPr>
-                          <a:xfrm>
-                            <a:off x="0" y="0"/>
-                            <a:ext cx="1097280" cy="616738"/>
-                          </a:xfrm>
-                          <a:prstGeom prst="rect"/>
-                        </pic:spPr>
-                      </pic:pic>
-                    </a:graphicData>
-                  </a:graphic>
-                </wp:inline>
-              </w:drawing>
-            </w:r>
-          </w:p>
-        </w:tc>
-        <w:tc>
-          <w:tcPr>
-            <w:tcW w:type="dxa" w:w="2880"/>
-          </w:tcPr>
-          <w:p>
-            <w:r>
-              <w:drawing>
-                <wp:inline xmlns:a="http://schemas.openxmlformats.org/drawingml/2006/main" xmlns:pic="http://schemas.openxmlformats.org/drawingml/2006/picture">
-                  <wp:extent cx="1097280" cy="616738"/>
-                  <wp:docPr id="36" name="Picture 36"/>
-                  <wp:cNvGraphicFramePr>
-                    <a:graphicFrameLocks noChangeAspect="1"/>
-                  </wp:cNvGraphicFramePr>
-                  <a:graphic>
-                    <a:graphicData uri="http://schemas.openxmlformats.org/drawingml/2006/picture">
-                      <pic:pic>
-                        <pic:nvPicPr>
-                          <pic:cNvPr id="0" name="frame_0093.jpg"/>
-                          <pic:cNvPicPr/>
-                        </pic:nvPicPr>
-                        <pic:blipFill>
-                          <a:blip r:embed="rId11"/>
-                          <a:stretch>
-                            <a:fillRect/>
-                          </a:stretch>
-                        </pic:blipFill>
-                        <pic:spPr>
-                          <a:xfrm>
-                            <a:off x="0" y="0"/>
-                            <a:ext cx="1097280" cy="616738"/>
-                          </a:xfrm>
-                          <a:prstGeom prst="rect"/>
-                        </pic:spPr>
-                      </pic:pic>
-                    </a:graphicData>
-                  </a:graphic>
-                </wp:inline>
-              </w:drawing>
-            </w:r>
-          </w:p>
-        </w:tc>
-      </w:tr>
-    </w:tbl>
-    <w:p>
-      <w:r>
-        <w:t>Topic T3: Quadrotor Dynamics — score 80.0000</w:t>
-      </w:r>
-    </w:p>
-    <w:p>
-      <w:r>
-        <w:t xml:space="preserve">    Description: The speaker discusses the equations of motion for a quadrotor, including the net force and moment. They show how to combine these with the Newton-Euler equations to develop controllers and planners.</w:t>
-      </w:r>
-    </w:p>
-    <w:p>
-      <w:r>
-        <w:t xml:space="preserve">    Reason: The commenter asks how to implement the quadrotor dynamics in MATLAB, which directly relates to the topic of developing controllers and planners using the Newton-Euler equations.</w:t>
-      </w:r>
-    </w:p>
-    <w:p>
-      <w:r>
-        <w:t>- matched 1 topic(s), max score 80.0000: Could you please help me to establish UAVs mathematical modeling?</w:t>
-      </w:r>
-    </w:p>
-    <w:p>
-      <w:r>
-        <w:t xml:space="preserve">  Source: https://www.youtube.com/watch?v=lAVYDUeqdW4</w:t>
-      </w:r>
-    </w:p>
-    <w:p>
-      <w:r>
-        <w:t xml:space="preserve">  Top correlated topics:</w:t>
-      </w:r>
-    </w:p>
-    <w:tbl>
-      <w:tblPr>
-        <w:tblW w:type="auto" w:w="0"/>
-        <w:tblLayout w:type="autofit"/>
-        <w:tblLook w:firstColumn="1" w:firstRow="1" w:lastColumn="0" w:lastRow="0" w:noHBand="0" w:noVBand="1" w:val="04A0"/>
-      </w:tblPr>
-      <w:tblGrid>
-        <w:gridCol w:w="2880"/>
-        <w:gridCol w:w="2880"/>
-        <w:gridCol w:w="2880"/>
-      </w:tblGrid>
-      <w:tr>
-        <w:tc>
-          <w:tcPr>
-            <w:tcW w:type="dxa" w:w="2880"/>
-          </w:tcPr>
-          <w:p>
-            <w:r>
-              <w:drawing>
-                <wp:inline xmlns:a="http://schemas.openxmlformats.org/drawingml/2006/main" xmlns:pic="http://schemas.openxmlformats.org/drawingml/2006/picture">
-                  <wp:extent cx="1097280" cy="616738"/>
-                  <wp:docPr id="37" name="Picture 37"/>
-                  <wp:cNvGraphicFramePr>
-                    <a:graphicFrameLocks noChangeAspect="1"/>
-                  </wp:cNvGraphicFramePr>
-                  <a:graphic>
-                    <a:graphicData uri="http://schemas.openxmlformats.org/drawingml/2006/picture">
-                      <pic:pic>
-                        <pic:nvPicPr>
-                          <pic:cNvPr id="0" name="frame_0000.jpg"/>
-                          <pic:cNvPicPr/>
-                        </pic:nvPicPr>
-                        <pic:blipFill>
-                          <a:blip r:embed="rId9"/>
-                          <a:stretch>
-                            <a:fillRect/>
-                          </a:stretch>
-                        </pic:blipFill>
-                        <pic:spPr>
-                          <a:xfrm>
-                            <a:off x="0" y="0"/>
-                            <a:ext cx="1097280" cy="616738"/>
-                          </a:xfrm>
-                          <a:prstGeom prst="rect"/>
-                        </pic:spPr>
-                      </pic:pic>
-                    </a:graphicData>
-                  </a:graphic>
-                </wp:inline>
-              </w:drawing>
-            </w:r>
-          </w:p>
-        </w:tc>
-        <w:tc>
-          <w:tcPr>
-            <w:tcW w:type="dxa" w:w="2880"/>
-          </w:tcPr>
-          <w:p>
-            <w:r>
-              <w:drawing>
-                <wp:inline xmlns:a="http://schemas.openxmlformats.org/drawingml/2006/main" xmlns:pic="http://schemas.openxmlformats.org/drawingml/2006/picture">
-                  <wp:extent cx="1097280" cy="616738"/>
-                  <wp:docPr id="38" name="Picture 38"/>
-                  <wp:cNvGraphicFramePr>
-                    <a:graphicFrameLocks noChangeAspect="1"/>
-                  </wp:cNvGraphicFramePr>
-                  <a:graphic>
-                    <a:graphicData uri="http://schemas.openxmlformats.org/drawingml/2006/picture">
-                      <pic:pic>
-                        <pic:nvPicPr>
-                          <pic:cNvPr id="0" name="frame_0046.jpg"/>
-                          <pic:cNvPicPr/>
-                        </pic:nvPicPr>
-                        <pic:blipFill>
-                          <a:blip r:embed="rId10"/>
-                          <a:stretch>
-                            <a:fillRect/>
-                          </a:stretch>
-                        </pic:blipFill>
-                        <pic:spPr>
-                          <a:xfrm>
-                            <a:off x="0" y="0"/>
-                            <a:ext cx="1097280" cy="616738"/>
-                          </a:xfrm>
-                          <a:prstGeom prst="rect"/>
-                        </pic:spPr>
-                      </pic:pic>
-                    </a:graphicData>
-                  </a:graphic>
-                </wp:inline>
-              </w:drawing>
-            </w:r>
-          </w:p>
-        </w:tc>
-        <w:tc>
-          <w:tcPr>
-            <w:tcW w:type="dxa" w:w="2880"/>
-          </w:tcPr>
-          <w:p>
-            <w:r>
-              <w:drawing>
-                <wp:inline xmlns:a="http://schemas.openxmlformats.org/drawingml/2006/main" xmlns:pic="http://schemas.openxmlformats.org/drawingml/2006/picture">
-                  <wp:extent cx="1097280" cy="616738"/>
-                  <wp:docPr id="39" name="Picture 39"/>
-                  <wp:cNvGraphicFramePr>
-                    <a:graphicFrameLocks noChangeAspect="1"/>
-                  </wp:cNvGraphicFramePr>
-                  <a:graphic>
-                    <a:graphicData uri="http://schemas.openxmlformats.org/drawingml/2006/picture">
-                      <pic:pic>
-                        <pic:nvPicPr>
-                          <pic:cNvPr id="0" name="frame_0093.jpg"/>
-                          <pic:cNvPicPr/>
-                        </pic:nvPicPr>
-                        <pic:blipFill>
-                          <a:blip r:embed="rId11"/>
-                          <a:stretch>
-                            <a:fillRect/>
-                          </a:stretch>
-                        </pic:blipFill>
-                        <pic:spPr>
-                          <a:xfrm>
-                            <a:off x="0" y="0"/>
-                            <a:ext cx="1097280" cy="616738"/>
-                          </a:xfrm>
-                          <a:prstGeom prst="rect"/>
-                        </pic:spPr>
-                      </pic:pic>
-                    </a:graphicData>
-                  </a:graphic>
-                </wp:inline>
-              </w:drawing>
-            </w:r>
-          </w:p>
-        </w:tc>
-      </w:tr>
-    </w:tbl>
-    <w:p>
-      <w:r>
-        <w:t>Topic T3: Quadrotor Dynamics — score 80.0000</w:t>
-      </w:r>
-    </w:p>
-    <w:p>
-      <w:r>
-        <w:t xml:space="preserve">    Description: The speaker discusses the equations of motion for a quadrotor, including the net force and moment. They show how to combine these with the Newton-Euler equations to develop controllers and planners.</w:t>
-      </w:r>
-    </w:p>
-    <w:p>
-      <w:r>
-        <w:t xml:space="preserve">    Reason: The comment requests help with establishing the mathematical modeling of UAVs, which is directly related to the topic of quadrotor dynamics and its equations of motion, making it strongly correlated.</w:t>
-      </w:r>
-    </w:p>
-    <w:tbl>
-      <w:tblPr>
-        <w:tblW w:type="auto" w:w="0"/>
-        <w:tblLayout w:type="autofit"/>
-        <w:tblLook w:firstColumn="1" w:firstRow="1" w:lastColumn="0" w:lastRow="0" w:noHBand="0" w:noVBand="1" w:val="04A0"/>
-      </w:tblPr>
-      <w:tblGrid>
-        <w:gridCol w:w="2880"/>
-        <w:gridCol w:w="2880"/>
-        <w:gridCol w:w="2880"/>
-      </w:tblGrid>
-      <w:tr>
-        <w:tc>
-          <w:tcPr>
-            <w:tcW w:type="dxa" w:w="2880"/>
-          </w:tcPr>
-          <w:p>
-            <w:r>
-              <w:drawing>
-                <wp:inline xmlns:a="http://schemas.openxmlformats.org/drawingml/2006/main" xmlns:pic="http://schemas.openxmlformats.org/drawingml/2006/picture">
-                  <wp:extent cx="1097280" cy="616738"/>
-                  <wp:docPr id="40" name="Picture 40"/>
-                  <wp:cNvGraphicFramePr>
-                    <a:graphicFrameLocks noChangeAspect="1"/>
-                  </wp:cNvGraphicFramePr>
-                  <a:graphic>
-                    <a:graphicData uri="http://schemas.openxmlformats.org/drawingml/2006/picture">
-                      <pic:pic>
-                        <pic:nvPicPr>
-                          <pic:cNvPr id="0" name="frame_0000.jpg"/>
-                          <pic:cNvPicPr/>
-                        </pic:nvPicPr>
-                        <pic:blipFill>
-                          <a:blip r:embed="rId9"/>
-                          <a:stretch>
-                            <a:fillRect/>
-                          </a:stretch>
-                        </pic:blipFill>
-                        <pic:spPr>
-                          <a:xfrm>
-                            <a:off x="0" y="0"/>
-                            <a:ext cx="1097280" cy="616738"/>
-                          </a:xfrm>
-                          <a:prstGeom prst="rect"/>
-                        </pic:spPr>
-                      </pic:pic>
-                    </a:graphicData>
-                  </a:graphic>
-                </wp:inline>
-              </w:drawing>
-            </w:r>
-          </w:p>
-        </w:tc>
-        <w:tc>
-          <w:tcPr>
-            <w:tcW w:type="dxa" w:w="2880"/>
-          </w:tcPr>
-          <w:p>
-            <w:r>
-              <w:drawing>
-                <wp:inline xmlns:a="http://schemas.openxmlformats.org/drawingml/2006/main" xmlns:pic="http://schemas.openxmlformats.org/drawingml/2006/picture">
-                  <wp:extent cx="1097280" cy="616738"/>
-                  <wp:docPr id="41" name="Picture 41"/>
-                  <wp:cNvGraphicFramePr>
-                    <a:graphicFrameLocks noChangeAspect="1"/>
-                  </wp:cNvGraphicFramePr>
-                  <a:graphic>
-                    <a:graphicData uri="http://schemas.openxmlformats.org/drawingml/2006/picture">
-                      <pic:pic>
-                        <pic:nvPicPr>
-                          <pic:cNvPr id="0" name="frame_0046.jpg"/>
-                          <pic:cNvPicPr/>
-                        </pic:nvPicPr>
-                        <pic:blipFill>
-                          <a:blip r:embed="rId10"/>
-                          <a:stretch>
-                            <a:fillRect/>
-                          </a:stretch>
-                        </pic:blipFill>
-                        <pic:spPr>
-                          <a:xfrm>
-                            <a:off x="0" y="0"/>
-                            <a:ext cx="1097280" cy="616738"/>
-                          </a:xfrm>
-                          <a:prstGeom prst="rect"/>
-                        </pic:spPr>
-                      </pic:pic>
-                    </a:graphicData>
-                  </a:graphic>
-                </wp:inline>
-              </w:drawing>
-            </w:r>
-          </w:p>
-        </w:tc>
-        <w:tc>
-          <w:tcPr>
-            <w:tcW w:type="dxa" w:w="2880"/>
-          </w:tcPr>
-          <w:p>
-            <w:r>
-              <w:drawing>
-                <wp:inline xmlns:a="http://schemas.openxmlformats.org/drawingml/2006/main" xmlns:pic="http://schemas.openxmlformats.org/drawingml/2006/picture">
-                  <wp:extent cx="1097280" cy="616738"/>
-                  <wp:docPr id="42" name="Picture 42"/>
-                  <wp:cNvGraphicFramePr>
-                    <a:graphicFrameLocks noChangeAspect="1"/>
-                  </wp:cNvGraphicFramePr>
-                  <a:graphic>
-                    <a:graphicData uri="http://schemas.openxmlformats.org/drawingml/2006/picture">
-                      <pic:pic>
-                        <pic:nvPicPr>
-                          <pic:cNvPr id="0" name="frame_0093.jpg"/>
-                          <pic:cNvPicPr/>
-                        </pic:nvPicPr>
-                        <pic:blipFill>
-                          <a:blip r:embed="rId11"/>
-                          <a:stretch>
-                            <a:fillRect/>
-                          </a:stretch>
-                        </pic:blipFill>
-                        <pic:spPr>
-                          <a:xfrm>
-                            <a:off x="0" y="0"/>
-                            <a:ext cx="1097280" cy="616738"/>
-                          </a:xfrm>
-                          <a:prstGeom prst="rect"/>
-                        </pic:spPr>
-                      </pic:pic>
-                    </a:graphicData>
-                  </a:graphic>
-                </wp:inline>
-              </w:drawing>
-            </w:r>
-          </w:p>
-        </w:tc>
-      </w:tr>
-    </w:tbl>
-    <w:p>
-      <w:r>
-        <w:t>Topic T2: Equilibrium Configuration — score 20.0000</w:t>
-      </w:r>
-    </w:p>
-    <w:p>
-      <w:r>
-        <w:t xml:space="preserve">    Description: The speaker discusses the equilibrium configuration for a quadrotor, including its position, velocity, and orientation.</w:t>
-      </w:r>
-    </w:p>
-    <w:p>
-      <w:r>
-        <w:t xml:space="preserve">    Reason: The comment asks for general help with mathematical modeling of UAVs, which does not directly discuss the same steps, objects, settings, parameters, claims, or goals described by the topic (equilibrium configuration for a quadrotor).</w:t>
-      </w:r>
-    </w:p>
-    <w:tbl>
-      <w:tblPr>
-        <w:tblW w:type="auto" w:w="0"/>
-        <w:tblLayout w:type="autofit"/>
-        <w:tblLook w:firstColumn="1" w:firstRow="1" w:lastColumn="0" w:lastRow="0" w:noHBand="0" w:noVBand="1" w:val="04A0"/>
-      </w:tblPr>
-      <w:tblGrid>
-        <w:gridCol w:w="2880"/>
-        <w:gridCol w:w="2880"/>
-        <w:gridCol w:w="2880"/>
-      </w:tblGrid>
-      <w:tr>
-        <w:tc>
-          <w:tcPr>
-            <w:tcW w:type="dxa" w:w="2880"/>
-          </w:tcPr>
-          <w:p>
-            <w:r>
-              <w:drawing>
-                <wp:inline xmlns:a="http://schemas.openxmlformats.org/drawingml/2006/main" xmlns:pic="http://schemas.openxmlformats.org/drawingml/2006/picture">
-                  <wp:extent cx="1097280" cy="616738"/>
-                  <wp:docPr id="43" name="Picture 43"/>
-                  <wp:cNvGraphicFramePr>
-                    <a:graphicFrameLocks noChangeAspect="1"/>
-                  </wp:cNvGraphicFramePr>
-                  <a:graphic>
-                    <a:graphicData uri="http://schemas.openxmlformats.org/drawingml/2006/picture">
-                      <pic:pic>
-                        <pic:nvPicPr>
-                          <pic:cNvPr id="0" name="frame_0000.jpg"/>
-                          <pic:cNvPicPr/>
-                        </pic:nvPicPr>
-                        <pic:blipFill>
-                          <a:blip r:embed="rId9"/>
-                          <a:stretch>
-                            <a:fillRect/>
-                          </a:stretch>
-                        </pic:blipFill>
-                        <pic:spPr>
-                          <a:xfrm>
-                            <a:off x="0" y="0"/>
-                            <a:ext cx="1097280" cy="616738"/>
-                          </a:xfrm>
-                          <a:prstGeom prst="rect"/>
-                        </pic:spPr>
-                      </pic:pic>
-                    </a:graphicData>
-                  </a:graphic>
-                </wp:inline>
-              </w:drawing>
-            </w:r>
-          </w:p>
-        </w:tc>
-        <w:tc>
-          <w:tcPr>
-            <w:tcW w:type="dxa" w:w="2880"/>
-          </w:tcPr>
-          <w:p>
-            <w:r>
-              <w:drawing>
-                <wp:inline xmlns:a="http://schemas.openxmlformats.org/drawingml/2006/main" xmlns:pic="http://schemas.openxmlformats.org/drawingml/2006/picture">
-                  <wp:extent cx="1097280" cy="616738"/>
-                  <wp:docPr id="44" name="Picture 44"/>
-                  <wp:cNvGraphicFramePr>
-                    <a:graphicFrameLocks noChangeAspect="1"/>
-                  </wp:cNvGraphicFramePr>
-                  <a:graphic>
-                    <a:graphicData uri="http://schemas.openxmlformats.org/drawingml/2006/picture">
-                      <pic:pic>
-                        <pic:nvPicPr>
-                          <pic:cNvPr id="0" name="frame_0046.jpg"/>
-                          <pic:cNvPicPr/>
-                        </pic:nvPicPr>
-                        <pic:blipFill>
-                          <a:blip r:embed="rId10"/>
-                          <a:stretch>
-                            <a:fillRect/>
-                          </a:stretch>
-                        </pic:blipFill>
-                        <pic:spPr>
-                          <a:xfrm>
-                            <a:off x="0" y="0"/>
-                            <a:ext cx="1097280" cy="616738"/>
-                          </a:xfrm>
-                          <a:prstGeom prst="rect"/>
-                        </pic:spPr>
-                      </pic:pic>
-                    </a:graphicData>
-                  </a:graphic>
-                </wp:inline>
-              </w:drawing>
-            </w:r>
-          </w:p>
-        </w:tc>
-        <w:tc>
-          <w:tcPr>
-            <w:tcW w:type="dxa" w:w="2880"/>
-          </w:tcPr>
-          <w:p>
-            <w:r>
-              <w:drawing>
-                <wp:inline xmlns:a="http://schemas.openxmlformats.org/drawingml/2006/main" xmlns:pic="http://schemas.openxmlformats.org/drawingml/2006/picture">
-                  <wp:extent cx="1097280" cy="616738"/>
-                  <wp:docPr id="45" name="Picture 45"/>
-                  <wp:cNvGraphicFramePr>
-                    <a:graphicFrameLocks noChangeAspect="1"/>
-                  </wp:cNvGraphicFramePr>
-                  <a:graphic>
-                    <a:graphicData uri="http://schemas.openxmlformats.org/drawingml/2006/picture">
-                      <pic:pic>
-                        <pic:nvPicPr>
-                          <pic:cNvPr id="0" name="frame_0093.jpg"/>
-                          <pic:cNvPicPr/>
-                        </pic:nvPicPr>
-                        <pic:blipFill>
-                          <a:blip r:embed="rId11"/>
-                          <a:stretch>
-                            <a:fillRect/>
-                          </a:stretch>
-                        </pic:blipFill>
-                        <pic:spPr>
-                          <a:xfrm>
-                            <a:off x="0" y="0"/>
-                            <a:ext cx="1097280" cy="616738"/>
-                          </a:xfrm>
-                          <a:prstGeom prst="rect"/>
-                        </pic:spPr>
-                      </pic:pic>
-                    </a:graphicData>
-                  </a:graphic>
-                </wp:inline>
-              </w:drawing>
-            </w:r>
-          </w:p>
-        </w:tc>
-      </w:tr>
-    </w:tbl>
-    <w:p>
-      <w:r>
-        <w:t>Topic T1: Defining a State Vector — score 20.0000</w:t>
-      </w:r>
-    </w:p>
-    <w:p>
-      <w:r>
-        <w:t xml:space="preserve">    Description: The speaker defines a state vector to describe the configuration and its derivative for a robot.</w:t>
-      </w:r>
-    </w:p>
-    <w:p>
-      <w:r>
-        <w:t xml:space="preserve">    Reason: The comment asks for help with establishing mathematical modeling for UAVs, which is a broader topic that doesn't directly discuss the specific concept of defining a state vector for a robot.</w:t>
-      </w:r>
-    </w:p>
-    <w:p>
-      <w:r>
-        <w:t xml:space="preserve">  Least correlated topics:</w:t>
-      </w:r>
-    </w:p>
-    <w:tbl>
-      <w:tblPr>
-        <w:tblW w:type="auto" w:w="0"/>
-        <w:tblLayout w:type="autofit"/>
-        <w:tblLook w:firstColumn="1" w:firstRow="1" w:lastColumn="0" w:lastRow="0" w:noHBand="0" w:noVBand="1" w:val="04A0"/>
-      </w:tblPr>
-      <w:tblGrid>
-        <w:gridCol w:w="2880"/>
-        <w:gridCol w:w="2880"/>
-        <w:gridCol w:w="2880"/>
-      </w:tblGrid>
-      <w:tr>
-        <w:tc>
-          <w:tcPr>
-            <w:tcW w:type="dxa" w:w="2880"/>
-          </w:tcPr>
-          <w:p>
-            <w:r>
-              <w:drawing>
-                <wp:inline xmlns:a="http://schemas.openxmlformats.org/drawingml/2006/main" xmlns:pic="http://schemas.openxmlformats.org/drawingml/2006/picture">
-                  <wp:extent cx="1097280" cy="616738"/>
-                  <wp:docPr id="46" name="Picture 46"/>
-                  <wp:cNvGraphicFramePr>
-                    <a:graphicFrameLocks noChangeAspect="1"/>
-                  </wp:cNvGraphicFramePr>
-                  <a:graphic>
-                    <a:graphicData uri="http://schemas.openxmlformats.org/drawingml/2006/picture">
-                      <pic:pic>
-                        <pic:nvPicPr>
-                          <pic:cNvPr id="0" name="frame_0000.jpg"/>
-                          <pic:cNvPicPr/>
-                        </pic:nvPicPr>
-                        <pic:blipFill>
-                          <a:blip r:embed="rId9"/>
-                          <a:stretch>
-                            <a:fillRect/>
-                          </a:stretch>
-                        </pic:blipFill>
-                        <pic:spPr>
-                          <a:xfrm>
-                            <a:off x="0" y="0"/>
-                            <a:ext cx="1097280" cy="616738"/>
-                          </a:xfrm>
-                          <a:prstGeom prst="rect"/>
-                        </pic:spPr>
-                      </pic:pic>
-                    </a:graphicData>
-                  </a:graphic>
-                </wp:inline>
-              </w:drawing>
-            </w:r>
-          </w:p>
-        </w:tc>
-        <w:tc>
-          <w:tcPr>
-            <w:tcW w:type="dxa" w:w="2880"/>
-          </w:tcPr>
-          <w:p>
-            <w:r>
-              <w:drawing>
-                <wp:inline xmlns:a="http://schemas.openxmlformats.org/drawingml/2006/main" xmlns:pic="http://schemas.openxmlformats.org/drawingml/2006/picture">
-                  <wp:extent cx="1097280" cy="616738"/>
-                  <wp:docPr id="47" name="Picture 47"/>
-                  <wp:cNvGraphicFramePr>
-                    <a:graphicFrameLocks noChangeAspect="1"/>
-                  </wp:cNvGraphicFramePr>
-                  <a:graphic>
-                    <a:graphicData uri="http://schemas.openxmlformats.org/drawingml/2006/picture">
-                      <pic:pic>
-                        <pic:nvPicPr>
-                          <pic:cNvPr id="0" name="frame_0046.jpg"/>
-                          <pic:cNvPicPr/>
-                        </pic:nvPicPr>
-                        <pic:blipFill>
-                          <a:blip r:embed="rId10"/>
-                          <a:stretch>
-                            <a:fillRect/>
-                          </a:stretch>
-                        </pic:blipFill>
-                        <pic:spPr>
-                          <a:xfrm>
-                            <a:off x="0" y="0"/>
-                            <a:ext cx="1097280" cy="616738"/>
-                          </a:xfrm>
-                          <a:prstGeom prst="rect"/>
-                        </pic:spPr>
-                      </pic:pic>
-                    </a:graphicData>
-                  </a:graphic>
-                </wp:inline>
-              </w:drawing>
-            </w:r>
-          </w:p>
-        </w:tc>
-        <w:tc>
-          <w:tcPr>
-            <w:tcW w:type="dxa" w:w="2880"/>
-          </w:tcPr>
-          <w:p>
-            <w:r>
-              <w:drawing>
-                <wp:inline xmlns:a="http://schemas.openxmlformats.org/drawingml/2006/main" xmlns:pic="http://schemas.openxmlformats.org/drawingml/2006/picture">
-                  <wp:extent cx="1097280" cy="616738"/>
-                  <wp:docPr id="48" name="Picture 48"/>
-                  <wp:cNvGraphicFramePr>
-                    <a:graphicFrameLocks noChangeAspect="1"/>
-                  </wp:cNvGraphicFramePr>
-                  <a:graphic>
-                    <a:graphicData uri="http://schemas.openxmlformats.org/drawingml/2006/picture">
-                      <pic:pic>
-                        <pic:nvPicPr>
-                          <pic:cNvPr id="0" name="frame_0093.jpg"/>
-                          <pic:cNvPicPr/>
-                        </pic:nvPicPr>
-                        <pic:blipFill>
-                          <a:blip r:embed="rId11"/>
-                          <a:stretch>
-                            <a:fillRect/>
-                          </a:stretch>
-                        </pic:blipFill>
-                        <pic:spPr>
-                          <a:xfrm>
-                            <a:off x="0" y="0"/>
-                            <a:ext cx="1097280" cy="616738"/>
-                          </a:xfrm>
-                          <a:prstGeom prst="rect"/>
-                        </pic:spPr>
-                      </pic:pic>
-                    </a:graphicData>
-                  </a:graphic>
-                </wp:inline>
-              </w:drawing>
-            </w:r>
-          </w:p>
-        </w:tc>
-      </w:tr>
-    </w:tbl>
-    <w:p>
-      <w:r>
-        <w:t>Topic T1: Defining a State Vector — score 20.0000</w:t>
-      </w:r>
-    </w:p>
-    <w:p>
-      <w:r>
-        <w:t xml:space="preserve">    Description: The speaker defines a state vector to describe the configuration and its derivative for a robot.</w:t>
-      </w:r>
-    </w:p>
-    <w:p>
-      <w:r>
-        <w:t xml:space="preserve">    Reason: The comment asks for help with establishing mathematical modeling for UAVs, which is a broader topic that doesn't directly discuss the specific concept of defining a state vector for a robot.</w:t>
-      </w:r>
-    </w:p>
-    <w:tbl>
-      <w:tblPr>
-        <w:tblW w:type="auto" w:w="0"/>
-        <w:tblLayout w:type="autofit"/>
-        <w:tblLook w:firstColumn="1" w:firstRow="1" w:lastColumn="0" w:lastRow="0" w:noHBand="0" w:noVBand="1" w:val="04A0"/>
-      </w:tblPr>
-      <w:tblGrid>
-        <w:gridCol w:w="2880"/>
-        <w:gridCol w:w="2880"/>
-        <w:gridCol w:w="2880"/>
-      </w:tblGrid>
-      <w:tr>
-        <w:tc>
-          <w:tcPr>
-            <w:tcW w:type="dxa" w:w="2880"/>
-          </w:tcPr>
-          <w:p>
-            <w:r>
-              <w:drawing>
-                <wp:inline xmlns:a="http://schemas.openxmlformats.org/drawingml/2006/main" xmlns:pic="http://schemas.openxmlformats.org/drawingml/2006/picture">
-                  <wp:extent cx="1097280" cy="616738"/>
-                  <wp:docPr id="49" name="Picture 49"/>
-                  <wp:cNvGraphicFramePr>
-                    <a:graphicFrameLocks noChangeAspect="1"/>
-                  </wp:cNvGraphicFramePr>
-                  <a:graphic>
-                    <a:graphicData uri="http://schemas.openxmlformats.org/drawingml/2006/picture">
-                      <pic:pic>
-                        <pic:nvPicPr>
-                          <pic:cNvPr id="0" name="frame_0000.jpg"/>
-                          <pic:cNvPicPr/>
-                        </pic:nvPicPr>
-                        <pic:blipFill>
-                          <a:blip r:embed="rId9"/>
-                          <a:stretch>
-                            <a:fillRect/>
-                          </a:stretch>
-                        </pic:blipFill>
-                        <pic:spPr>
-                          <a:xfrm>
-                            <a:off x="0" y="0"/>
-                            <a:ext cx="1097280" cy="616738"/>
-                          </a:xfrm>
-                          <a:prstGeom prst="rect"/>
-                        </pic:spPr>
-                      </pic:pic>
-                    </a:graphicData>
-                  </a:graphic>
-                </wp:inline>
-              </w:drawing>
-            </w:r>
-          </w:p>
-        </w:tc>
-        <w:tc>
-          <w:tcPr>
-            <w:tcW w:type="dxa" w:w="2880"/>
-          </w:tcPr>
-          <w:p>
-            <w:r>
-              <w:drawing>
-                <wp:inline xmlns:a="http://schemas.openxmlformats.org/drawingml/2006/main" xmlns:pic="http://schemas.openxmlformats.org/drawingml/2006/picture">
-                  <wp:extent cx="1097280" cy="616738"/>
-                  <wp:docPr id="50" name="Picture 50"/>
-                  <wp:cNvGraphicFramePr>
-                    <a:graphicFrameLocks noChangeAspect="1"/>
-                  </wp:cNvGraphicFramePr>
-                  <a:graphic>
-                    <a:graphicData uri="http://schemas.openxmlformats.org/drawingml/2006/picture">
-                      <pic:pic>
-                        <pic:nvPicPr>
-                          <pic:cNvPr id="0" name="frame_0046.jpg"/>
-                          <pic:cNvPicPr/>
-                        </pic:nvPicPr>
-                        <pic:blipFill>
-                          <a:blip r:embed="rId10"/>
-                          <a:stretch>
-                            <a:fillRect/>
-                          </a:stretch>
-                        </pic:blipFill>
-                        <pic:spPr>
-                          <a:xfrm>
-                            <a:off x="0" y="0"/>
-                            <a:ext cx="1097280" cy="616738"/>
-                          </a:xfrm>
-                          <a:prstGeom prst="rect"/>
-                        </pic:spPr>
-                      </pic:pic>
-                    </a:graphicData>
-                  </a:graphic>
-                </wp:inline>
-              </w:drawing>
-            </w:r>
-          </w:p>
-        </w:tc>
-        <w:tc>
-          <w:tcPr>
-            <w:tcW w:type="dxa" w:w="2880"/>
-          </w:tcPr>
-          <w:p>
-            <w:r>
-              <w:drawing>
-                <wp:inline xmlns:a="http://schemas.openxmlformats.org/drawingml/2006/main" xmlns:pic="http://schemas.openxmlformats.org/drawingml/2006/picture">
-                  <wp:extent cx="1097280" cy="616738"/>
-                  <wp:docPr id="51" name="Picture 51"/>
-                  <wp:cNvGraphicFramePr>
-                    <a:graphicFrameLocks noChangeAspect="1"/>
-                  </wp:cNvGraphicFramePr>
-                  <a:graphic>
-                    <a:graphicData uri="http://schemas.openxmlformats.org/drawingml/2006/picture">
-                      <pic:pic>
-                        <pic:nvPicPr>
-                          <pic:cNvPr id="0" name="frame_0093.jpg"/>
-                          <pic:cNvPicPr/>
-                        </pic:nvPicPr>
-                        <pic:blipFill>
-                          <a:blip r:embed="rId11"/>
-                          <a:stretch>
-                            <a:fillRect/>
-                          </a:stretch>
-                        </pic:blipFill>
-                        <pic:spPr>
-                          <a:xfrm>
-                            <a:off x="0" y="0"/>
-                            <a:ext cx="1097280" cy="616738"/>
-                          </a:xfrm>
-                          <a:prstGeom prst="rect"/>
-                        </pic:spPr>
-                      </pic:pic>
-                    </a:graphicData>
-                  </a:graphic>
-                </wp:inline>
-              </w:drawing>
-            </w:r>
-          </w:p>
-        </w:tc>
-      </w:tr>
-    </w:tbl>
-    <w:p>
-      <w:r>
-        <w:t>Topic T2: Equilibrium Configuration — score 20.0000</w:t>
-      </w:r>
-    </w:p>
-    <w:p>
-      <w:r>
-        <w:t xml:space="preserve">    Description: The speaker discusses the equilibrium configuration for a quadrotor, including its position, velocity, and orientation.</w:t>
-      </w:r>
-    </w:p>
-    <w:p>
-      <w:r>
-        <w:t xml:space="preserve">    Reason: The comment asks for general help with mathematical modeling of UAVs, which does not directly discuss the same steps, objects, settings, parameters, claims, or goals described by the topic (equilibrium configuration for a quadrotor).</w:t>
-      </w:r>
-    </w:p>
-    <w:tbl>
-      <w:tblPr>
-        <w:tblW w:type="auto" w:w="0"/>
-        <w:tblLayout w:type="autofit"/>
-        <w:tblLook w:firstColumn="1" w:firstRow="1" w:lastColumn="0" w:lastRow="0" w:noHBand="0" w:noVBand="1" w:val="04A0"/>
-      </w:tblPr>
-      <w:tblGrid>
-        <w:gridCol w:w="2880"/>
-        <w:gridCol w:w="2880"/>
-        <w:gridCol w:w="2880"/>
-      </w:tblGrid>
-      <w:tr>
-        <w:tc>
-          <w:tcPr>
-            <w:tcW w:type="dxa" w:w="2880"/>
-          </w:tcPr>
-          <w:p>
-            <w:r>
-              <w:drawing>
-                <wp:inline xmlns:a="http://schemas.openxmlformats.org/drawingml/2006/main" xmlns:pic="http://schemas.openxmlformats.org/drawingml/2006/picture">
-                  <wp:extent cx="1097280" cy="616738"/>
-                  <wp:docPr id="52" name="Picture 52"/>
-                  <wp:cNvGraphicFramePr>
-                    <a:graphicFrameLocks noChangeAspect="1"/>
-                  </wp:cNvGraphicFramePr>
-                  <a:graphic>
-                    <a:graphicData uri="http://schemas.openxmlformats.org/drawingml/2006/picture">
-                      <pic:pic>
-                        <pic:nvPicPr>
-                          <pic:cNvPr id="0" name="frame_0000.jpg"/>
-                          <pic:cNvPicPr/>
-                        </pic:nvPicPr>
-                        <pic:blipFill>
-                          <a:blip r:embed="rId9"/>
-                          <a:stretch>
-                            <a:fillRect/>
-                          </a:stretch>
-                        </pic:blipFill>
-                        <pic:spPr>
-                          <a:xfrm>
-                            <a:off x="0" y="0"/>
-                            <a:ext cx="1097280" cy="616738"/>
-                          </a:xfrm>
-                          <a:prstGeom prst="rect"/>
-                        </pic:spPr>
-                      </pic:pic>
-                    </a:graphicData>
-                  </a:graphic>
-                </wp:inline>
-              </w:drawing>
-            </w:r>
-          </w:p>
-        </w:tc>
-        <w:tc>
-          <w:tcPr>
-            <w:tcW w:type="dxa" w:w="2880"/>
-          </w:tcPr>
-          <w:p>
-            <w:r>
-              <w:drawing>
-                <wp:inline xmlns:a="http://schemas.openxmlformats.org/drawingml/2006/main" xmlns:pic="http://schemas.openxmlformats.org/drawingml/2006/picture">
-                  <wp:extent cx="1097280" cy="616738"/>
-                  <wp:docPr id="53" name="Picture 53"/>
-                  <wp:cNvGraphicFramePr>
-                    <a:graphicFrameLocks noChangeAspect="1"/>
-                  </wp:cNvGraphicFramePr>
-                  <a:graphic>
-                    <a:graphicData uri="http://schemas.openxmlformats.org/drawingml/2006/picture">
-                      <pic:pic>
-                        <pic:nvPicPr>
-                          <pic:cNvPr id="0" name="frame_0046.jpg"/>
-                          <pic:cNvPicPr/>
-                        </pic:nvPicPr>
-                        <pic:blipFill>
-                          <a:blip r:embed="rId10"/>
-                          <a:stretch>
-                            <a:fillRect/>
-                          </a:stretch>
-                        </pic:blipFill>
-                        <pic:spPr>
-                          <a:xfrm>
-                            <a:off x="0" y="0"/>
-                            <a:ext cx="1097280" cy="616738"/>
-                          </a:xfrm>
-                          <a:prstGeom prst="rect"/>
-                        </pic:spPr>
-                      </pic:pic>
-                    </a:graphicData>
-                  </a:graphic>
-                </wp:inline>
-              </w:drawing>
-            </w:r>
-          </w:p>
-        </w:tc>
-        <w:tc>
-          <w:tcPr>
-            <w:tcW w:type="dxa" w:w="2880"/>
-          </w:tcPr>
-          <w:p>
-            <w:r>
-              <w:drawing>
-                <wp:inline xmlns:a="http://schemas.openxmlformats.org/drawingml/2006/main" xmlns:pic="http://schemas.openxmlformats.org/drawingml/2006/picture">
-                  <wp:extent cx="1097280" cy="616738"/>
-                  <wp:docPr id="54" name="Picture 54"/>
-                  <wp:cNvGraphicFramePr>
-                    <a:graphicFrameLocks noChangeAspect="1"/>
-                  </wp:cNvGraphicFramePr>
-                  <a:graphic>
-                    <a:graphicData uri="http://schemas.openxmlformats.org/drawingml/2006/picture">
-                      <pic:pic>
-                        <pic:nvPicPr>
-                          <pic:cNvPr id="0" name="frame_0093.jpg"/>
-                          <pic:cNvPicPr/>
-                        </pic:nvPicPr>
-                        <pic:blipFill>
-                          <a:blip r:embed="rId11"/>
-                          <a:stretch>
-                            <a:fillRect/>
-                          </a:stretch>
-                        </pic:blipFill>
-                        <pic:spPr>
-                          <a:xfrm>
-                            <a:off x="0" y="0"/>
-                            <a:ext cx="1097280" cy="616738"/>
-                          </a:xfrm>
-                          <a:prstGeom prst="rect"/>
-                        </pic:spPr>
-                      </pic:pic>
-                    </a:graphicData>
-                  </a:graphic>
-                </wp:inline>
-              </w:drawing>
-            </w:r>
-          </w:p>
-        </w:tc>
-      </w:tr>
-    </w:tbl>
-    <w:p>
-      <w:r>
-        <w:t>Topic T3: Quadrotor Dynamics — score 80.0000</w:t>
-      </w:r>
-    </w:p>
-    <w:p>
-      <w:r>
-        <w:t xml:space="preserve">    Description: The speaker discusses the equations of motion for a quadrotor, including the net force and moment. They show how to combine these with the Newton-Euler equations to develop controllers and planners.</w:t>
-      </w:r>
-    </w:p>
-    <w:p>
-      <w:r>
-        <w:t xml:space="preserve">    Reason: The comment requests help with establishing the mathematical modeling of UAVs, which is directly related to the topic of quadrotor dynamics and its equations of motion, making it strongly correlated.</w:t>
-      </w:r>
-    </w:p>
-    <w:p>
-      <w:r>
-        <w:t>- matched 0 topic(s), max score 0.0000: what is Ixx ?</w:t>
-      </w:r>
-    </w:p>
-    <w:p>
-      <w:r>
-        <w:t xml:space="preserve">  Source: https://www.youtube.com/watch?v=lAVYDUeqdW4</w:t>
-      </w:r>
-    </w:p>
-    <w:p>
-      <w:r>
-        <w:t xml:space="preserve">  Top correlated topics:</w:t>
-      </w:r>
-    </w:p>
-    <w:tbl>
-      <w:tblPr>
-        <w:tblW w:type="auto" w:w="0"/>
-        <w:tblLayout w:type="autofit"/>
-        <w:tblLook w:firstColumn="1" w:firstRow="1" w:lastColumn="0" w:lastRow="0" w:noHBand="0" w:noVBand="1" w:val="04A0"/>
-      </w:tblPr>
-      <w:tblGrid>
-        <w:gridCol w:w="2880"/>
-        <w:gridCol w:w="2880"/>
-        <w:gridCol w:w="2880"/>
-      </w:tblGrid>
-      <w:tr>
-        <w:tc>
-          <w:tcPr>
-            <w:tcW w:type="dxa" w:w="2880"/>
-          </w:tcPr>
-          <w:p>
-            <w:r>
-              <w:drawing>
-                <wp:inline xmlns:a="http://schemas.openxmlformats.org/drawingml/2006/main" xmlns:pic="http://schemas.openxmlformats.org/drawingml/2006/picture">
-                  <wp:extent cx="1097280" cy="616738"/>
-                  <wp:docPr id="55" name="Picture 55"/>
-                  <wp:cNvGraphicFramePr>
-                    <a:graphicFrameLocks noChangeAspect="1"/>
-                  </wp:cNvGraphicFramePr>
-                  <a:graphic>
-                    <a:graphicData uri="http://schemas.openxmlformats.org/drawingml/2006/picture">
-                      <pic:pic>
-                        <pic:nvPicPr>
-                          <pic:cNvPr id="0" name="frame_0000.jpg"/>
-                          <pic:cNvPicPr/>
-                        </pic:nvPicPr>
-                        <pic:blipFill>
-                          <a:blip r:embed="rId9"/>
-                          <a:stretch>
-                            <a:fillRect/>
-                          </a:stretch>
-                        </pic:blipFill>
-                        <pic:spPr>
-                          <a:xfrm>
-                            <a:off x="0" y="0"/>
-                            <a:ext cx="1097280" cy="616738"/>
-                          </a:xfrm>
-                          <a:prstGeom prst="rect"/>
-                        </pic:spPr>
-                      </pic:pic>
-                    </a:graphicData>
-                  </a:graphic>
-                </wp:inline>
-              </w:drawing>
-            </w:r>
-          </w:p>
-        </w:tc>
-        <w:tc>
-          <w:tcPr>
-            <w:tcW w:type="dxa" w:w="2880"/>
-          </w:tcPr>
-          <w:p>
-            <w:r>
-              <w:drawing>
-                <wp:inline xmlns:a="http://schemas.openxmlformats.org/drawingml/2006/main" xmlns:pic="http://schemas.openxmlformats.org/drawingml/2006/picture">
-                  <wp:extent cx="1097280" cy="616738"/>
-                  <wp:docPr id="56" name="Picture 56"/>
-                  <wp:cNvGraphicFramePr>
-                    <a:graphicFrameLocks noChangeAspect="1"/>
-                  </wp:cNvGraphicFramePr>
-                  <a:graphic>
-                    <a:graphicData uri="http://schemas.openxmlformats.org/drawingml/2006/picture">
-                      <pic:pic>
-                        <pic:nvPicPr>
-                          <pic:cNvPr id="0" name="frame_0046.jpg"/>
-                          <pic:cNvPicPr/>
-                        </pic:nvPicPr>
-                        <pic:blipFill>
-                          <a:blip r:embed="rId10"/>
-                          <a:stretch>
-                            <a:fillRect/>
-                          </a:stretch>
-                        </pic:blipFill>
-                        <pic:spPr>
-                          <a:xfrm>
-                            <a:off x="0" y="0"/>
-                            <a:ext cx="1097280" cy="616738"/>
-                          </a:xfrm>
-                          <a:prstGeom prst="rect"/>
-                        </pic:spPr>
-                      </pic:pic>
-                    </a:graphicData>
-                  </a:graphic>
-                </wp:inline>
-              </w:drawing>
-            </w:r>
-          </w:p>
-        </w:tc>
-        <w:tc>
-          <w:tcPr>
-            <w:tcW w:type="dxa" w:w="2880"/>
-          </w:tcPr>
-          <w:p>
-            <w:r>
-              <w:drawing>
-                <wp:inline xmlns:a="http://schemas.openxmlformats.org/drawingml/2006/main" xmlns:pic="http://schemas.openxmlformats.org/drawingml/2006/picture">
-                  <wp:extent cx="1097280" cy="616738"/>
-                  <wp:docPr id="57" name="Picture 57"/>
-                  <wp:cNvGraphicFramePr>
-                    <a:graphicFrameLocks noChangeAspect="1"/>
-                  </wp:cNvGraphicFramePr>
-                  <a:graphic>
-                    <a:graphicData uri="http://schemas.openxmlformats.org/drawingml/2006/picture">
-                      <pic:pic>
-                        <pic:nvPicPr>
-                          <pic:cNvPr id="0" name="frame_0093.jpg"/>
-                          <pic:cNvPicPr/>
-                        </pic:nvPicPr>
-                        <pic:blipFill>
-                          <a:blip r:embed="rId11"/>
-                          <a:stretch>
-                            <a:fillRect/>
-                          </a:stretch>
-                        </pic:blipFill>
-                        <pic:spPr>
-                          <a:xfrm>
-                            <a:off x="0" y="0"/>
-                            <a:ext cx="1097280" cy="616738"/>
-                          </a:xfrm>
-                          <a:prstGeom prst="rect"/>
-                        </pic:spPr>
-                      </pic:pic>
-                    </a:graphicData>
-                  </a:graphic>
-                </wp:inline>
-              </w:drawing>
-            </w:r>
-          </w:p>
-        </w:tc>
-      </w:tr>
-    </w:tbl>
-    <w:p>
-      <w:r>
-        <w:t>Topic T3: Quadrotor Dynamics — score 20.0000</w:t>
-      </w:r>
-    </w:p>
-    <w:p>
-      <w:r>
-        <w:t xml:space="preserve">    Description: The speaker discusses the equations of motion for a quadrotor, including the net force and moment. They show how to combine these with the Newton-Euler equations to develop controllers and planners.</w:t>
-      </w:r>
-    </w:p>
-    <w:p>
-      <w:r>
-        <w:t xml:space="preserve">    Reason: The comment asks a specific question about the moment of inertia (Ixx) which is not directly discussed in the topic about quadrotor dynamics. While it may be related to the topic, the connection is indirect and the score reflects this.</w:t>
-      </w:r>
-    </w:p>
-    <w:tbl>
-      <w:tblPr>
-        <w:tblW w:type="auto" w:w="0"/>
-        <w:tblLayout w:type="autofit"/>
-        <w:tblLook w:firstColumn="1" w:firstRow="1" w:lastColumn="0" w:lastRow="0" w:noHBand="0" w:noVBand="1" w:val="04A0"/>
-      </w:tblPr>
-      <w:tblGrid>
-        <w:gridCol w:w="2880"/>
-        <w:gridCol w:w="2880"/>
-        <w:gridCol w:w="2880"/>
-      </w:tblGrid>
-      <w:tr>
-        <w:tc>
-          <w:tcPr>
-            <w:tcW w:type="dxa" w:w="2880"/>
-          </w:tcPr>
-          <w:p>
-            <w:r>
-              <w:drawing>
-                <wp:inline xmlns:a="http://schemas.openxmlformats.org/drawingml/2006/main" xmlns:pic="http://schemas.openxmlformats.org/drawingml/2006/picture">
-                  <wp:extent cx="1097280" cy="616738"/>
-                  <wp:docPr id="58" name="Picture 58"/>
-                  <wp:cNvGraphicFramePr>
-                    <a:graphicFrameLocks noChangeAspect="1"/>
-                  </wp:cNvGraphicFramePr>
-                  <a:graphic>
-                    <a:graphicData uri="http://schemas.openxmlformats.org/drawingml/2006/picture">
-                      <pic:pic>
-                        <pic:nvPicPr>
-                          <pic:cNvPr id="0" name="frame_0000.jpg"/>
-                          <pic:cNvPicPr/>
-                        </pic:nvPicPr>
-                        <pic:blipFill>
-                          <a:blip r:embed="rId9"/>
-                          <a:stretch>
-                            <a:fillRect/>
-                          </a:stretch>
-                        </pic:blipFill>
-                        <pic:spPr>
-                          <a:xfrm>
-                            <a:off x="0" y="0"/>
-                            <a:ext cx="1097280" cy="616738"/>
-                          </a:xfrm>
-                          <a:prstGeom prst="rect"/>
-                        </pic:spPr>
-                      </pic:pic>
-                    </a:graphicData>
-                  </a:graphic>
-                </wp:inline>
-              </w:drawing>
-            </w:r>
-          </w:p>
-        </w:tc>
-        <w:tc>
-          <w:tcPr>
-            <w:tcW w:type="dxa" w:w="2880"/>
-          </w:tcPr>
-          <w:p>
-            <w:r>
-              <w:drawing>
-                <wp:inline xmlns:a="http://schemas.openxmlformats.org/drawingml/2006/main" xmlns:pic="http://schemas.openxmlformats.org/drawingml/2006/picture">
-                  <wp:extent cx="1097280" cy="616738"/>
-                  <wp:docPr id="59" name="Picture 59"/>
-                  <wp:cNvGraphicFramePr>
-                    <a:graphicFrameLocks noChangeAspect="1"/>
-                  </wp:cNvGraphicFramePr>
-                  <a:graphic>
-                    <a:graphicData uri="http://schemas.openxmlformats.org/drawingml/2006/picture">
-                      <pic:pic>
-                        <pic:nvPicPr>
-                          <pic:cNvPr id="0" name="frame_0046.jpg"/>
-                          <pic:cNvPicPr/>
-                        </pic:nvPicPr>
-                        <pic:blipFill>
-                          <a:blip r:embed="rId10"/>
-                          <a:stretch>
-                            <a:fillRect/>
-                          </a:stretch>
-                        </pic:blipFill>
-                        <pic:spPr>
-                          <a:xfrm>
-                            <a:off x="0" y="0"/>
-                            <a:ext cx="1097280" cy="616738"/>
-                          </a:xfrm>
-                          <a:prstGeom prst="rect"/>
-                        </pic:spPr>
-                      </pic:pic>
-                    </a:graphicData>
-                  </a:graphic>
-                </wp:inline>
-              </w:drawing>
-            </w:r>
-          </w:p>
-        </w:tc>
-        <w:tc>
-          <w:tcPr>
-            <w:tcW w:type="dxa" w:w="2880"/>
-          </w:tcPr>
-          <w:p>
-            <w:r>
-              <w:drawing>
-                <wp:inline xmlns:a="http://schemas.openxmlformats.org/drawingml/2006/main" xmlns:pic="http://schemas.openxmlformats.org/drawingml/2006/picture">
-                  <wp:extent cx="1097280" cy="616738"/>
-                  <wp:docPr id="60" name="Picture 60"/>
-                  <wp:cNvGraphicFramePr>
-                    <a:graphicFrameLocks noChangeAspect="1"/>
-                  </wp:cNvGraphicFramePr>
-                  <a:graphic>
-                    <a:graphicData uri="http://schemas.openxmlformats.org/drawingml/2006/picture">
-                      <pic:pic>
-                        <pic:nvPicPr>
-                          <pic:cNvPr id="0" name="frame_0093.jpg"/>
-                          <pic:cNvPicPr/>
-                        </pic:nvPicPr>
-                        <pic:blipFill>
-                          <a:blip r:embed="rId11"/>
-                          <a:stretch>
-                            <a:fillRect/>
-                          </a:stretch>
-                        </pic:blipFill>
-                        <pic:spPr>
-                          <a:xfrm>
-                            <a:off x="0" y="0"/>
-                            <a:ext cx="1097280" cy="616738"/>
-                          </a:xfrm>
-                          <a:prstGeom prst="rect"/>
-                        </pic:spPr>
-                      </pic:pic>
-                    </a:graphicData>
-                  </a:graphic>
-                </wp:inline>
-              </w:drawing>
-            </w:r>
-          </w:p>
-        </w:tc>
-      </w:tr>
-    </w:tbl>
-    <w:p>
-      <w:r>
-        <w:t>Topic T2: Equilibrium Configuration — score 20.0000</w:t>
-      </w:r>
-    </w:p>
-    <w:p>
-      <w:r>
-        <w:t xml:space="preserve">    Description: The speaker discusses the equilibrium configuration for a quadrotor, including its position, velocity, and orientation.</w:t>
-      </w:r>
-    </w:p>
-    <w:p>
-      <w:r>
-        <w:t xml:space="preserve">    Reason: The comment asks about a moment of inertia (Ixx), which is not directly related to the equilibrium configuration or parameters described in the topic. While the topic mentions orientation, it does not specify moments of inertia.</w:t>
-      </w:r>
-    </w:p>
-    <w:tbl>
-      <w:tblPr>
-        <w:tblW w:type="auto" w:w="0"/>
-        <w:tblLayout w:type="autofit"/>
-        <w:tblLook w:firstColumn="1" w:firstRow="1" w:lastColumn="0" w:lastRow="0" w:noHBand="0" w:noVBand="1" w:val="04A0"/>
-      </w:tblPr>
-      <w:tblGrid>
-        <w:gridCol w:w="2880"/>
-        <w:gridCol w:w="2880"/>
-        <w:gridCol w:w="2880"/>
-      </w:tblGrid>
-      <w:tr>
-        <w:tc>
-          <w:tcPr>
-            <w:tcW w:type="dxa" w:w="2880"/>
-          </w:tcPr>
-          <w:p>
-            <w:r>
-              <w:drawing>
-                <wp:inline xmlns:a="http://schemas.openxmlformats.org/drawingml/2006/main" xmlns:pic="http://schemas.openxmlformats.org/drawingml/2006/picture">
-                  <wp:extent cx="1097280" cy="616738"/>
-                  <wp:docPr id="61" name="Picture 61"/>
-                  <wp:cNvGraphicFramePr>
-                    <a:graphicFrameLocks noChangeAspect="1"/>
-                  </wp:cNvGraphicFramePr>
-                  <a:graphic>
-                    <a:graphicData uri="http://schemas.openxmlformats.org/drawingml/2006/picture">
-                      <pic:pic>
-                        <pic:nvPicPr>
-                          <pic:cNvPr id="0" name="frame_0000.jpg"/>
-                          <pic:cNvPicPr/>
-                        </pic:nvPicPr>
-                        <pic:blipFill>
-                          <a:blip r:embed="rId9"/>
-                          <a:stretch>
-                            <a:fillRect/>
-                          </a:stretch>
-                        </pic:blipFill>
-                        <pic:spPr>
-                          <a:xfrm>
-                            <a:off x="0" y="0"/>
-                            <a:ext cx="1097280" cy="616738"/>
-                          </a:xfrm>
-                          <a:prstGeom prst="rect"/>
-                        </pic:spPr>
-                      </pic:pic>
-                    </a:graphicData>
-                  </a:graphic>
-                </wp:inline>
-              </w:drawing>
-            </w:r>
-          </w:p>
-        </w:tc>
-        <w:tc>
-          <w:tcPr>
-            <w:tcW w:type="dxa" w:w="2880"/>
-          </w:tcPr>
-          <w:p>
-            <w:r>
-              <w:drawing>
-                <wp:inline xmlns:a="http://schemas.openxmlformats.org/drawingml/2006/main" xmlns:pic="http://schemas.openxmlformats.org/drawingml/2006/picture">
-                  <wp:extent cx="1097280" cy="616738"/>
-                  <wp:docPr id="62" name="Picture 62"/>
-                  <wp:cNvGraphicFramePr>
-                    <a:graphicFrameLocks noChangeAspect="1"/>
-                  </wp:cNvGraphicFramePr>
-                  <a:graphic>
-                    <a:graphicData uri="http://schemas.openxmlformats.org/drawingml/2006/picture">
-                      <pic:pic>
-                        <pic:nvPicPr>
-                          <pic:cNvPr id="0" name="frame_0046.jpg"/>
-                          <pic:cNvPicPr/>
-                        </pic:nvPicPr>
-                        <pic:blipFill>
-                          <a:blip r:embed="rId10"/>
-                          <a:stretch>
-                            <a:fillRect/>
-                          </a:stretch>
-                        </pic:blipFill>
-                        <pic:spPr>
-                          <a:xfrm>
-                            <a:off x="0" y="0"/>
-                            <a:ext cx="1097280" cy="616738"/>
-                          </a:xfrm>
-                          <a:prstGeom prst="rect"/>
-                        </pic:spPr>
-                      </pic:pic>
-                    </a:graphicData>
-                  </a:graphic>
-                </wp:inline>
-              </w:drawing>
-            </w:r>
-          </w:p>
-        </w:tc>
-        <w:tc>
-          <w:tcPr>
-            <w:tcW w:type="dxa" w:w="2880"/>
-          </w:tcPr>
-          <w:p>
-            <w:r>
-              <w:drawing>
-                <wp:inline xmlns:a="http://schemas.openxmlformats.org/drawingml/2006/main" xmlns:pic="http://schemas.openxmlformats.org/drawingml/2006/picture">
-                  <wp:extent cx="1097280" cy="616738"/>
-                  <wp:docPr id="63" name="Picture 63"/>
-                  <wp:cNvGraphicFramePr>
-                    <a:graphicFrameLocks noChangeAspect="1"/>
-                  </wp:cNvGraphicFramePr>
-                  <a:graphic>
-                    <a:graphicData uri="http://schemas.openxmlformats.org/drawingml/2006/picture">
-                      <pic:pic>
-                        <pic:nvPicPr>
-                          <pic:cNvPr id="0" name="frame_0093.jpg"/>
-                          <pic:cNvPicPr/>
-                        </pic:nvPicPr>
-                        <pic:blipFill>
-                          <a:blip r:embed="rId11"/>
-                          <a:stretch>
-                            <a:fillRect/>
-                          </a:stretch>
-                        </pic:blipFill>
-                        <pic:spPr>
-                          <a:xfrm>
-                            <a:off x="0" y="0"/>
-                            <a:ext cx="1097280" cy="616738"/>
-                          </a:xfrm>
-                          <a:prstGeom prst="rect"/>
-                        </pic:spPr>
-                      </pic:pic>
-                    </a:graphicData>
-                  </a:graphic>
-                </wp:inline>
-              </w:drawing>
-            </w:r>
-          </w:p>
-        </w:tc>
-      </w:tr>
-    </w:tbl>
-    <w:p>
-      <w:r>
-        <w:t>Topic T1: Defining a State Vector — score 20.0000</w:t>
-      </w:r>
-    </w:p>
-    <w:p>
-      <w:r>
-        <w:t xml:space="preserve">    Description: The speaker defines a state vector to describe the configuration and its derivative for a robot.</w:t>
-      </w:r>
-    </w:p>
-    <w:p>
-      <w:r>
-        <w:t xml:space="preserve">    Reason: The comment asks about Ixx, which is not directly related to the topic of defining a state vector for a robot. The topic focuses on describing configuration and derivative for a robot's state, while the comment seems unrelated.</w:t>
-      </w:r>
-    </w:p>
-    <w:p>
-      <w:r>
-        <w:t xml:space="preserve">  Least correlated topics:</w:t>
-      </w:r>
-    </w:p>
-    <w:tbl>
-      <w:tblPr>
-        <w:tblW w:type="auto" w:w="0"/>
-        <w:tblLayout w:type="autofit"/>
-        <w:tblLook w:firstColumn="1" w:firstRow="1" w:lastColumn="0" w:lastRow="0" w:noHBand="0" w:noVBand="1" w:val="04A0"/>
-      </w:tblPr>
-      <w:tblGrid>
-        <w:gridCol w:w="2880"/>
-        <w:gridCol w:w="2880"/>
-        <w:gridCol w:w="2880"/>
-      </w:tblGrid>
-      <w:tr>
-        <w:tc>
-          <w:tcPr>
-            <w:tcW w:type="dxa" w:w="2880"/>
-          </w:tcPr>
-          <w:p>
-            <w:r>
-              <w:drawing>
-                <wp:inline xmlns:a="http://schemas.openxmlformats.org/drawingml/2006/main" xmlns:pic="http://schemas.openxmlformats.org/drawingml/2006/picture">
-                  <wp:extent cx="1097280" cy="616738"/>
-                  <wp:docPr id="64" name="Picture 64"/>
-                  <wp:cNvGraphicFramePr>
-                    <a:graphicFrameLocks noChangeAspect="1"/>
-                  </wp:cNvGraphicFramePr>
-                  <a:graphic>
-                    <a:graphicData uri="http://schemas.openxmlformats.org/drawingml/2006/picture">
-                      <pic:pic>
-                        <pic:nvPicPr>
-                          <pic:cNvPr id="0" name="frame_0000.jpg"/>
-                          <pic:cNvPicPr/>
-                        </pic:nvPicPr>
-                        <pic:blipFill>
-                          <a:blip r:embed="rId9"/>
-                          <a:stretch>
-                            <a:fillRect/>
-                          </a:stretch>
-                        </pic:blipFill>
-                        <pic:spPr>
-                          <a:xfrm>
-                            <a:off x="0" y="0"/>
-                            <a:ext cx="1097280" cy="616738"/>
-                          </a:xfrm>
-                          <a:prstGeom prst="rect"/>
-                        </pic:spPr>
-                      </pic:pic>
-                    </a:graphicData>
-                  </a:graphic>
-                </wp:inline>
-              </w:drawing>
-            </w:r>
-          </w:p>
-        </w:tc>
-        <w:tc>
-          <w:tcPr>
-            <w:tcW w:type="dxa" w:w="2880"/>
-          </w:tcPr>
-          <w:p>
-            <w:r>
-              <w:drawing>
-                <wp:inline xmlns:a="http://schemas.openxmlformats.org/drawingml/2006/main" xmlns:pic="http://schemas.openxmlformats.org/drawingml/2006/picture">
-                  <wp:extent cx="1097280" cy="616738"/>
-                  <wp:docPr id="65" name="Picture 65"/>
-                  <wp:cNvGraphicFramePr>
-                    <a:graphicFrameLocks noChangeAspect="1"/>
-                  </wp:cNvGraphicFramePr>
-                  <a:graphic>
-                    <a:graphicData uri="http://schemas.openxmlformats.org/drawingml/2006/picture">
-                      <pic:pic>
-                        <pic:nvPicPr>
-                          <pic:cNvPr id="0" name="frame_0046.jpg"/>
-                          <pic:cNvPicPr/>
-                        </pic:nvPicPr>
-                        <pic:blipFill>
-                          <a:blip r:embed="rId10"/>
-                          <a:stretch>
-                            <a:fillRect/>
-                          </a:stretch>
-                        </pic:blipFill>
-                        <pic:spPr>
-                          <a:xfrm>
-                            <a:off x="0" y="0"/>
-                            <a:ext cx="1097280" cy="616738"/>
-                          </a:xfrm>
-                          <a:prstGeom prst="rect"/>
-                        </pic:spPr>
-                      </pic:pic>
-                    </a:graphicData>
-                  </a:graphic>
-                </wp:inline>
-              </w:drawing>
-            </w:r>
-          </w:p>
-        </w:tc>
-        <w:tc>
-          <w:tcPr>
-            <w:tcW w:type="dxa" w:w="2880"/>
-          </w:tcPr>
-          <w:p>
-            <w:r>
-              <w:drawing>
-                <wp:inline xmlns:a="http://schemas.openxmlformats.org/drawingml/2006/main" xmlns:pic="http://schemas.openxmlformats.org/drawingml/2006/picture">
-                  <wp:extent cx="1097280" cy="616738"/>
-                  <wp:docPr id="66" name="Picture 66"/>
-                  <wp:cNvGraphicFramePr>
-                    <a:graphicFrameLocks noChangeAspect="1"/>
-                  </wp:cNvGraphicFramePr>
-                  <a:graphic>
-                    <a:graphicData uri="http://schemas.openxmlformats.org/drawingml/2006/picture">
-                      <pic:pic>
-                        <pic:nvPicPr>
-                          <pic:cNvPr id="0" name="frame_0093.jpg"/>
-                          <pic:cNvPicPr/>
-                        </pic:nvPicPr>
-                        <pic:blipFill>
-                          <a:blip r:embed="rId11"/>
-                          <a:stretch>
-                            <a:fillRect/>
-                          </a:stretch>
-                        </pic:blipFill>
-                        <pic:spPr>
-                          <a:xfrm>
-                            <a:off x="0" y="0"/>
-                            <a:ext cx="1097280" cy="616738"/>
-                          </a:xfrm>
-                          <a:prstGeom prst="rect"/>
-                        </pic:spPr>
-                      </pic:pic>
-                    </a:graphicData>
-                  </a:graphic>
-                </wp:inline>
-              </w:drawing>
-            </w:r>
-          </w:p>
-        </w:tc>
-      </w:tr>
-    </w:tbl>
-    <w:p>
-      <w:r>
-        <w:t>Topic T1: Defining a State Vector — score 20.0000</w:t>
-      </w:r>
-    </w:p>
-    <w:p>
-      <w:r>
-        <w:t xml:space="preserve">    Description: The speaker defines a state vector to describe the configuration and its derivative for a robot.</w:t>
-      </w:r>
-    </w:p>
-    <w:p>
-      <w:r>
-        <w:t xml:space="preserve">    Reason: The comment asks about Ixx, which is not directly related to the topic of defining a state vector for a robot. The topic focuses on describing configuration and derivative for a robot's state, while the comment seems unrelated.</w:t>
-      </w:r>
-    </w:p>
-    <w:tbl>
-      <w:tblPr>
-        <w:tblW w:type="auto" w:w="0"/>
-        <w:tblLayout w:type="autofit"/>
-        <w:tblLook w:firstColumn="1" w:firstRow="1" w:lastColumn="0" w:lastRow="0" w:noHBand="0" w:noVBand="1" w:val="04A0"/>
-      </w:tblPr>
-      <w:tblGrid>
-        <w:gridCol w:w="2880"/>
-        <w:gridCol w:w="2880"/>
-        <w:gridCol w:w="2880"/>
-      </w:tblGrid>
-      <w:tr>
-        <w:tc>
-          <w:tcPr>
-            <w:tcW w:type="dxa" w:w="2880"/>
-          </w:tcPr>
-          <w:p>
-            <w:r>
-              <w:drawing>
-                <wp:inline xmlns:a="http://schemas.openxmlformats.org/drawingml/2006/main" xmlns:pic="http://schemas.openxmlformats.org/drawingml/2006/picture">
-                  <wp:extent cx="1097280" cy="616738"/>
-                  <wp:docPr id="67" name="Picture 67"/>
-                  <wp:cNvGraphicFramePr>
-                    <a:graphicFrameLocks noChangeAspect="1"/>
-                  </wp:cNvGraphicFramePr>
-                  <a:graphic>
-                    <a:graphicData uri="http://schemas.openxmlformats.org/drawingml/2006/picture">
-                      <pic:pic>
-                        <pic:nvPicPr>
-                          <pic:cNvPr id="0" name="frame_0000.jpg"/>
-                          <pic:cNvPicPr/>
-                        </pic:nvPicPr>
-                        <pic:blipFill>
-                          <a:blip r:embed="rId9"/>
-                          <a:stretch>
-                            <a:fillRect/>
-                          </a:stretch>
-                        </pic:blipFill>
-                        <pic:spPr>
-                          <a:xfrm>
-                            <a:off x="0" y="0"/>
-                            <a:ext cx="1097280" cy="616738"/>
-                          </a:xfrm>
-                          <a:prstGeom prst="rect"/>
-                        </pic:spPr>
-                      </pic:pic>
-                    </a:graphicData>
-                  </a:graphic>
-                </wp:inline>
-              </w:drawing>
-            </w:r>
-          </w:p>
-        </w:tc>
-        <w:tc>
-          <w:tcPr>
-            <w:tcW w:type="dxa" w:w="2880"/>
-          </w:tcPr>
-          <w:p>
-            <w:r>
-              <w:drawing>
-                <wp:inline xmlns:a="http://schemas.openxmlformats.org/drawingml/2006/main" xmlns:pic="http://schemas.openxmlformats.org/drawingml/2006/picture">
-                  <wp:extent cx="1097280" cy="616738"/>
-                  <wp:docPr id="68" name="Picture 68"/>
-                  <wp:cNvGraphicFramePr>
-                    <a:graphicFrameLocks noChangeAspect="1"/>
-                  </wp:cNvGraphicFramePr>
-                  <a:graphic>
-                    <a:graphicData uri="http://schemas.openxmlformats.org/drawingml/2006/picture">
-                      <pic:pic>
-                        <pic:nvPicPr>
-                          <pic:cNvPr id="0" name="frame_0046.jpg"/>
-                          <pic:cNvPicPr/>
-                        </pic:nvPicPr>
-                        <pic:blipFill>
-                          <a:blip r:embed="rId10"/>
-                          <a:stretch>
-                            <a:fillRect/>
-                          </a:stretch>
-                        </pic:blipFill>
-                        <pic:spPr>
-                          <a:xfrm>
-                            <a:off x="0" y="0"/>
-                            <a:ext cx="1097280" cy="616738"/>
-                          </a:xfrm>
-                          <a:prstGeom prst="rect"/>
-                        </pic:spPr>
-                      </pic:pic>
-                    </a:graphicData>
-                  </a:graphic>
-                </wp:inline>
-              </w:drawing>
-            </w:r>
-          </w:p>
-        </w:tc>
-        <w:tc>
-          <w:tcPr>
-            <w:tcW w:type="dxa" w:w="2880"/>
-          </w:tcPr>
-          <w:p>
-            <w:r>
-              <w:drawing>
-                <wp:inline xmlns:a="http://schemas.openxmlformats.org/drawingml/2006/main" xmlns:pic="http://schemas.openxmlformats.org/drawingml/2006/picture">
-                  <wp:extent cx="1097280" cy="616738"/>
-                  <wp:docPr id="69" name="Picture 69"/>
-                  <wp:cNvGraphicFramePr>
-                    <a:graphicFrameLocks noChangeAspect="1"/>
-                  </wp:cNvGraphicFramePr>
-                  <a:graphic>
-                    <a:graphicData uri="http://schemas.openxmlformats.org/drawingml/2006/picture">
-                      <pic:pic>
-                        <pic:nvPicPr>
-                          <pic:cNvPr id="0" name="frame_0093.jpg"/>
-                          <pic:cNvPicPr/>
-                        </pic:nvPicPr>
-                        <pic:blipFill>
-                          <a:blip r:embed="rId11"/>
-                          <a:stretch>
-                            <a:fillRect/>
-                          </a:stretch>
-                        </pic:blipFill>
-                        <pic:spPr>
-                          <a:xfrm>
-                            <a:off x="0" y="0"/>
-                            <a:ext cx="1097280" cy="616738"/>
-                          </a:xfrm>
-                          <a:prstGeom prst="rect"/>
-                        </pic:spPr>
-                      </pic:pic>
-                    </a:graphicData>
-                  </a:graphic>
-                </wp:inline>
-              </w:drawing>
-            </w:r>
-          </w:p>
-        </w:tc>
-      </w:tr>
-    </w:tbl>
-    <w:p>
-      <w:r>
-        <w:t>Topic T2: Equilibrium Configuration — score 20.0000</w:t>
-      </w:r>
-    </w:p>
-    <w:p>
-      <w:r>
-        <w:t xml:space="preserve">    Description: The speaker discusses the equilibrium configuration for a quadrotor, including its position, velocity, and orientation.</w:t>
-      </w:r>
-    </w:p>
-    <w:p>
-      <w:r>
-        <w:t xml:space="preserve">    Reason: The comment asks about a moment of inertia (Ixx), which is not directly related to the equilibrium configuration or parameters described in the topic. While the topic mentions orientation, it does not specify moments of inertia.</w:t>
-      </w:r>
-    </w:p>
-    <w:tbl>
-      <w:tblPr>
-        <w:tblW w:type="auto" w:w="0"/>
-        <w:tblLayout w:type="autofit"/>
-        <w:tblLook w:firstColumn="1" w:firstRow="1" w:lastColumn="0" w:lastRow="0" w:noHBand="0" w:noVBand="1" w:val="04A0"/>
-      </w:tblPr>
-      <w:tblGrid>
-        <w:gridCol w:w="2880"/>
-        <w:gridCol w:w="2880"/>
-        <w:gridCol w:w="2880"/>
-      </w:tblGrid>
-      <w:tr>
-        <w:tc>
-          <w:tcPr>
-            <w:tcW w:type="dxa" w:w="2880"/>
-          </w:tcPr>
-          <w:p>
-            <w:r>
-              <w:drawing>
-                <wp:inline xmlns:a="http://schemas.openxmlformats.org/drawingml/2006/main" xmlns:pic="http://schemas.openxmlformats.org/drawingml/2006/picture">
-                  <wp:extent cx="1097280" cy="616738"/>
-                  <wp:docPr id="70" name="Picture 70"/>
-                  <wp:cNvGraphicFramePr>
-                    <a:graphicFrameLocks noChangeAspect="1"/>
-                  </wp:cNvGraphicFramePr>
-                  <a:graphic>
-                    <a:graphicData uri="http://schemas.openxmlformats.org/drawingml/2006/picture">
-                      <pic:pic>
-                        <pic:nvPicPr>
-                          <pic:cNvPr id="0" name="frame_0000.jpg"/>
-                          <pic:cNvPicPr/>
-                        </pic:nvPicPr>
-                        <pic:blipFill>
-                          <a:blip r:embed="rId9"/>
-                          <a:stretch>
-                            <a:fillRect/>
-                          </a:stretch>
-                        </pic:blipFill>
-                        <pic:spPr>
-                          <a:xfrm>
-                            <a:off x="0" y="0"/>
-                            <a:ext cx="1097280" cy="616738"/>
-                          </a:xfrm>
-                          <a:prstGeom prst="rect"/>
-                        </pic:spPr>
-                      </pic:pic>
-                    </a:graphicData>
-                  </a:graphic>
-                </wp:inline>
-              </w:drawing>
-            </w:r>
-          </w:p>
-        </w:tc>
-        <w:tc>
-          <w:tcPr>
-            <w:tcW w:type="dxa" w:w="2880"/>
-          </w:tcPr>
-          <w:p>
-            <w:r>
-              <w:drawing>
-                <wp:inline xmlns:a="http://schemas.openxmlformats.org/drawingml/2006/main" xmlns:pic="http://schemas.openxmlformats.org/drawingml/2006/picture">
-                  <wp:extent cx="1097280" cy="616738"/>
-                  <wp:docPr id="71" name="Picture 71"/>
-                  <wp:cNvGraphicFramePr>
-                    <a:graphicFrameLocks noChangeAspect="1"/>
-                  </wp:cNvGraphicFramePr>
-                  <a:graphic>
-                    <a:graphicData uri="http://schemas.openxmlformats.org/drawingml/2006/picture">
-                      <pic:pic>
-                        <pic:nvPicPr>
-                          <pic:cNvPr id="0" name="frame_0046.jpg"/>
-                          <pic:cNvPicPr/>
-                        </pic:nvPicPr>
-                        <pic:blipFill>
-                          <a:blip r:embed="rId10"/>
-                          <a:stretch>
-                            <a:fillRect/>
-                          </a:stretch>
-                        </pic:blipFill>
-                        <pic:spPr>
-                          <a:xfrm>
-                            <a:off x="0" y="0"/>
-                            <a:ext cx="1097280" cy="616738"/>
-                          </a:xfrm>
-                          <a:prstGeom prst="rect"/>
-                        </pic:spPr>
-                      </pic:pic>
-                    </a:graphicData>
-                  </a:graphic>
-                </wp:inline>
-              </w:drawing>
-            </w:r>
-          </w:p>
-        </w:tc>
-        <w:tc>
-          <w:tcPr>
-            <w:tcW w:type="dxa" w:w="2880"/>
-          </w:tcPr>
-          <w:p>
-            <w:r>
-              <w:drawing>
-                <wp:inline xmlns:a="http://schemas.openxmlformats.org/drawingml/2006/main" xmlns:pic="http://schemas.openxmlformats.org/drawingml/2006/picture">
-                  <wp:extent cx="1097280" cy="616738"/>
-                  <wp:docPr id="72" name="Picture 72"/>
-                  <wp:cNvGraphicFramePr>
-                    <a:graphicFrameLocks noChangeAspect="1"/>
-                  </wp:cNvGraphicFramePr>
-                  <a:graphic>
-                    <a:graphicData uri="http://schemas.openxmlformats.org/drawingml/2006/picture">
-                      <pic:pic>
-                        <pic:nvPicPr>
-                          <pic:cNvPr id="0" name="frame_0093.jpg"/>
-                          <pic:cNvPicPr/>
-                        </pic:nvPicPr>
-                        <pic:blipFill>
-                          <a:blip r:embed="rId11"/>
-                          <a:stretch>
-                            <a:fillRect/>
-                          </a:stretch>
-                        </pic:blipFill>
-                        <pic:spPr>
-                          <a:xfrm>
-                            <a:off x="0" y="0"/>
-                            <a:ext cx="1097280" cy="616738"/>
-                          </a:xfrm>
-                          <a:prstGeom prst="rect"/>
-                        </pic:spPr>
-                      </pic:pic>
-                    </a:graphicData>
-                  </a:graphic>
-                </wp:inline>
-              </w:drawing>
-            </w:r>
-          </w:p>
-        </w:tc>
-      </w:tr>
-    </w:tbl>
-    <w:p>
-      <w:r>
-        <w:t>Topic T3: Quadrotor Dynamics — score 20.0000</w:t>
-      </w:r>
-    </w:p>
-    <w:p>
-      <w:r>
-        <w:t xml:space="preserve">    Description: The speaker discusses the equations of motion for a quadrotor, including the net force and moment. They show how to combine these with the Newton-Euler equations to develop controllers and planners.</w:t>
-      </w:r>
-    </w:p>
-    <w:p>
-      <w:r>
-        <w:t xml:space="preserve">    Reason: The comment asks a specific question about the moment of inertia (Ixx) which is not directly discussed in the topic about quadrotor dynamics. While it may be related to the topic, the connection is indirect and the score reflects this.</w:t>
-      </w:r>
-    </w:p>
-    <w:p>
-      <w:r>
-        <w:t>- matched 0 topic(s), max score 0.0000: Sir may I get your email ID please!</w:t>
-      </w:r>
-    </w:p>
-    <w:p>
-      <w:r>
-        <w:t xml:space="preserve">  Source: https://www.youtube.com/watch?v=lAVYDUeqdW4</w:t>
-      </w:r>
-    </w:p>
-    <w:p>
-      <w:r>
-        <w:t xml:space="preserve">  Top correlated topics:</w:t>
-      </w:r>
-    </w:p>
-    <w:tbl>
-      <w:tblPr>
-        <w:tblW w:type="auto" w:w="0"/>
-        <w:tblLayout w:type="autofit"/>
-        <w:tblLook w:firstColumn="1" w:firstRow="1" w:lastColumn="0" w:lastRow="0" w:noHBand="0" w:noVBand="1" w:val="04A0"/>
-      </w:tblPr>
-      <w:tblGrid>
-        <w:gridCol w:w="2880"/>
-        <w:gridCol w:w="2880"/>
-        <w:gridCol w:w="2880"/>
-      </w:tblGrid>
-      <w:tr>
-        <w:tc>
-          <w:tcPr>
-            <w:tcW w:type="dxa" w:w="2880"/>
-          </w:tcPr>
-          <w:p>
-            <w:r>
-              <w:drawing>
-                <wp:inline xmlns:a="http://schemas.openxmlformats.org/drawingml/2006/main" xmlns:pic="http://schemas.openxmlformats.org/drawingml/2006/picture">
-                  <wp:extent cx="1097280" cy="616738"/>
-                  <wp:docPr id="73" name="Picture 73"/>
-                  <wp:cNvGraphicFramePr>
-                    <a:graphicFrameLocks noChangeAspect="1"/>
-                  </wp:cNvGraphicFramePr>
-                  <a:graphic>
-                    <a:graphicData uri="http://schemas.openxmlformats.org/drawingml/2006/picture">
-                      <pic:pic>
-                        <pic:nvPicPr>
-                          <pic:cNvPr id="0" name="frame_0000.jpg"/>
-                          <pic:cNvPicPr/>
-                        </pic:nvPicPr>
-                        <pic:blipFill>
-                          <a:blip r:embed="rId9"/>
-                          <a:stretch>
-                            <a:fillRect/>
-                          </a:stretch>
-                        </pic:blipFill>
-                        <pic:spPr>
-                          <a:xfrm>
-                            <a:off x="0" y="0"/>
-                            <a:ext cx="1097280" cy="616738"/>
-                          </a:xfrm>
-                          <a:prstGeom prst="rect"/>
-                        </pic:spPr>
-                      </pic:pic>
-                    </a:graphicData>
-                  </a:graphic>
-                </wp:inline>
-              </w:drawing>
-            </w:r>
-          </w:p>
-        </w:tc>
-        <w:tc>
-          <w:tcPr>
-            <w:tcW w:type="dxa" w:w="2880"/>
-          </w:tcPr>
-          <w:p>
-            <w:r>
-              <w:drawing>
-                <wp:inline xmlns:a="http://schemas.openxmlformats.org/drawingml/2006/main" xmlns:pic="http://schemas.openxmlformats.org/drawingml/2006/picture">
-                  <wp:extent cx="1097280" cy="616738"/>
-                  <wp:docPr id="74" name="Picture 74"/>
-                  <wp:cNvGraphicFramePr>
-                    <a:graphicFrameLocks noChangeAspect="1"/>
-                  </wp:cNvGraphicFramePr>
-                  <a:graphic>
-                    <a:graphicData uri="http://schemas.openxmlformats.org/drawingml/2006/picture">
-                      <pic:pic>
-                        <pic:nvPicPr>
-                          <pic:cNvPr id="0" name="frame_0046.jpg"/>
-                          <pic:cNvPicPr/>
-                        </pic:nvPicPr>
-                        <pic:blipFill>
-                          <a:blip r:embed="rId10"/>
-                          <a:stretch>
-                            <a:fillRect/>
-                          </a:stretch>
-                        </pic:blipFill>
-                        <pic:spPr>
-                          <a:xfrm>
-                            <a:off x="0" y="0"/>
-                            <a:ext cx="1097280" cy="616738"/>
-                          </a:xfrm>
-                          <a:prstGeom prst="rect"/>
-                        </pic:spPr>
-                      </pic:pic>
-                    </a:graphicData>
-                  </a:graphic>
-                </wp:inline>
-              </w:drawing>
-            </w:r>
-          </w:p>
-        </w:tc>
-        <w:tc>
-          <w:tcPr>
-            <w:tcW w:type="dxa" w:w="2880"/>
-          </w:tcPr>
-          <w:p>
-            <w:r>
-              <w:drawing>
-                <wp:inline xmlns:a="http://schemas.openxmlformats.org/drawingml/2006/main" xmlns:pic="http://schemas.openxmlformats.org/drawingml/2006/picture">
-                  <wp:extent cx="1097280" cy="616738"/>
-                  <wp:docPr id="75" name="Picture 75"/>
-                  <wp:cNvGraphicFramePr>
-                    <a:graphicFrameLocks noChangeAspect="1"/>
-                  </wp:cNvGraphicFramePr>
-                  <a:graphic>
-                    <a:graphicData uri="http://schemas.openxmlformats.org/drawingml/2006/picture">
-                      <pic:pic>
-                        <pic:nvPicPr>
-                          <pic:cNvPr id="0" name="frame_0093.jpg"/>
-                          <pic:cNvPicPr/>
-                        </pic:nvPicPr>
-                        <pic:blipFill>
-                          <a:blip r:embed="rId11"/>
-                          <a:stretch>
-                            <a:fillRect/>
-                          </a:stretch>
-                        </pic:blipFill>
-                        <pic:spPr>
-                          <a:xfrm>
-                            <a:off x="0" y="0"/>
-                            <a:ext cx="1097280" cy="616738"/>
-                          </a:xfrm>
-                          <a:prstGeom prst="rect"/>
-                        </pic:spPr>
-                      </pic:pic>
-                    </a:graphicData>
-                  </a:graphic>
-                </wp:inline>
-              </w:drawing>
-            </w:r>
-          </w:p>
-        </w:tc>
-      </w:tr>
-    </w:tbl>
-    <w:p>
-      <w:r>
-        <w:t>Topic T3: Quadrotor Dynamics — score 0.0000</w:t>
-      </w:r>
-    </w:p>
-    <w:p>
-      <w:r>
-        <w:t xml:space="preserve">    Description: The speaker discusses the equations of motion for a quadrotor, including the net force and moment. They show how to combine these with the Newton-Euler equations to develop controllers and planners.</w:t>
-      </w:r>
-    </w:p>
-    <w:p>
-      <w:r>
-        <w:t xml:space="preserve">    Reason: The comment does not discuss quadrotor dynamics or any related concepts, but instead requests the speaker's email ID.</w:t>
-      </w:r>
-    </w:p>
-    <w:tbl>
-      <w:tblPr>
-        <w:tblW w:type="auto" w:w="0"/>
-        <w:tblLayout w:type="autofit"/>
-        <w:tblLook w:firstColumn="1" w:firstRow="1" w:lastColumn="0" w:lastRow="0" w:noHBand="0" w:noVBand="1" w:val="04A0"/>
-      </w:tblPr>
-      <w:tblGrid>
-        <w:gridCol w:w="2880"/>
-        <w:gridCol w:w="2880"/>
-        <w:gridCol w:w="2880"/>
-      </w:tblGrid>
-      <w:tr>
-        <w:tc>
-          <w:tcPr>
-            <w:tcW w:type="dxa" w:w="2880"/>
-          </w:tcPr>
-          <w:p>
-            <w:r>
-              <w:drawing>
-                <wp:inline xmlns:a="http://schemas.openxmlformats.org/drawingml/2006/main" xmlns:pic="http://schemas.openxmlformats.org/drawingml/2006/picture">
-                  <wp:extent cx="1097280" cy="616738"/>
-                  <wp:docPr id="76" name="Picture 76"/>
-                  <wp:cNvGraphicFramePr>
-                    <a:graphicFrameLocks noChangeAspect="1"/>
-                  </wp:cNvGraphicFramePr>
-                  <a:graphic>
-                    <a:graphicData uri="http://schemas.openxmlformats.org/drawingml/2006/picture">
-                      <pic:pic>
-                        <pic:nvPicPr>
-                          <pic:cNvPr id="0" name="frame_0000.jpg"/>
-                          <pic:cNvPicPr/>
-                        </pic:nvPicPr>
-                        <pic:blipFill>
-                          <a:blip r:embed="rId9"/>
-                          <a:stretch>
-                            <a:fillRect/>
-                          </a:stretch>
-                        </pic:blipFill>
-                        <pic:spPr>
-                          <a:xfrm>
-                            <a:off x="0" y="0"/>
-                            <a:ext cx="1097280" cy="616738"/>
-                          </a:xfrm>
-                          <a:prstGeom prst="rect"/>
-                        </pic:spPr>
-                      </pic:pic>
-                    </a:graphicData>
-                  </a:graphic>
-                </wp:inline>
-              </w:drawing>
-            </w:r>
-          </w:p>
-        </w:tc>
-        <w:tc>
-          <w:tcPr>
-            <w:tcW w:type="dxa" w:w="2880"/>
-          </w:tcPr>
-          <w:p>
-            <w:r>
-              <w:drawing>
-                <wp:inline xmlns:a="http://schemas.openxmlformats.org/drawingml/2006/main" xmlns:pic="http://schemas.openxmlformats.org/drawingml/2006/picture">
-                  <wp:extent cx="1097280" cy="616738"/>
-                  <wp:docPr id="77" name="Picture 77"/>
-                  <wp:cNvGraphicFramePr>
-                    <a:graphicFrameLocks noChangeAspect="1"/>
-                  </wp:cNvGraphicFramePr>
-                  <a:graphic>
-                    <a:graphicData uri="http://schemas.openxmlformats.org/drawingml/2006/picture">
-                      <pic:pic>
-                        <pic:nvPicPr>
-                          <pic:cNvPr id="0" name="frame_0046.jpg"/>
-                          <pic:cNvPicPr/>
-                        </pic:nvPicPr>
-                        <pic:blipFill>
-                          <a:blip r:embed="rId10"/>
-                          <a:stretch>
-                            <a:fillRect/>
-                          </a:stretch>
-                        </pic:blipFill>
-                        <pic:spPr>
-                          <a:xfrm>
-                            <a:off x="0" y="0"/>
-                            <a:ext cx="1097280" cy="616738"/>
-                          </a:xfrm>
-                          <a:prstGeom prst="rect"/>
-                        </pic:spPr>
-                      </pic:pic>
-                    </a:graphicData>
-                  </a:graphic>
-                </wp:inline>
-              </w:drawing>
-            </w:r>
-          </w:p>
-        </w:tc>
-        <w:tc>
-          <w:tcPr>
-            <w:tcW w:type="dxa" w:w="2880"/>
-          </w:tcPr>
-          <w:p>
-            <w:r>
-              <w:drawing>
-                <wp:inline xmlns:a="http://schemas.openxmlformats.org/drawingml/2006/main" xmlns:pic="http://schemas.openxmlformats.org/drawingml/2006/picture">
-                  <wp:extent cx="1097280" cy="616738"/>
-                  <wp:docPr id="78" name="Picture 78"/>
-                  <wp:cNvGraphicFramePr>
-                    <a:graphicFrameLocks noChangeAspect="1"/>
-                  </wp:cNvGraphicFramePr>
-                  <a:graphic>
-                    <a:graphicData uri="http://schemas.openxmlformats.org/drawingml/2006/picture">
-                      <pic:pic>
-                        <pic:nvPicPr>
-                          <pic:cNvPr id="0" name="frame_0093.jpg"/>
-                          <pic:cNvPicPr/>
-                        </pic:nvPicPr>
-                        <pic:blipFill>
-                          <a:blip r:embed="rId11"/>
-                          <a:stretch>
-                            <a:fillRect/>
-                          </a:stretch>
-                        </pic:blipFill>
-                        <pic:spPr>
-                          <a:xfrm>
-                            <a:off x="0" y="0"/>
-                            <a:ext cx="1097280" cy="616738"/>
-                          </a:xfrm>
-                          <a:prstGeom prst="rect"/>
-                        </pic:spPr>
-                      </pic:pic>
-                    </a:graphicData>
-                  </a:graphic>
-                </wp:inline>
-              </w:drawing>
-            </w:r>
-          </w:p>
-        </w:tc>
-      </w:tr>
-    </w:tbl>
-    <w:p>
-      <w:r>
-        <w:t>Topic T2: Equilibrium Configuration — score 0.0000</w:t>
-      </w:r>
-    </w:p>
-    <w:p>
-      <w:r>
-        <w:t xml:space="preserve">    Description: The speaker discusses the equilibrium configuration for a quadrotor, including its position, velocity, and orientation.</w:t>
-      </w:r>
-    </w:p>
-    <w:p>
-      <w:r>
-        <w:t xml:space="preserve">    Reason: The comment does not discuss the equilibrium configuration of a quadrotor or any related topics. It is an unrelated request for the speaker's email ID.</w:t>
-      </w:r>
-    </w:p>
-    <w:tbl>
-      <w:tblPr>
-        <w:tblW w:type="auto" w:w="0"/>
-        <w:tblLayout w:type="autofit"/>
-        <w:tblLook w:firstColumn="1" w:firstRow="1" w:lastColumn="0" w:lastRow="0" w:noHBand="0" w:noVBand="1" w:val="04A0"/>
-      </w:tblPr>
-      <w:tblGrid>
-        <w:gridCol w:w="2880"/>
-        <w:gridCol w:w="2880"/>
-        <w:gridCol w:w="2880"/>
-      </w:tblGrid>
-      <w:tr>
-        <w:tc>
-          <w:tcPr>
-            <w:tcW w:type="dxa" w:w="2880"/>
-          </w:tcPr>
-          <w:p>
-            <w:r>
-              <w:drawing>
-                <wp:inline xmlns:a="http://schemas.openxmlformats.org/drawingml/2006/main" xmlns:pic="http://schemas.openxmlformats.org/drawingml/2006/picture">
-                  <wp:extent cx="1097280" cy="616738"/>
-                  <wp:docPr id="79" name="Picture 79"/>
-                  <wp:cNvGraphicFramePr>
-                    <a:graphicFrameLocks noChangeAspect="1"/>
-                  </wp:cNvGraphicFramePr>
-                  <a:graphic>
-                    <a:graphicData uri="http://schemas.openxmlformats.org/drawingml/2006/picture">
-                      <pic:pic>
-                        <pic:nvPicPr>
-                          <pic:cNvPr id="0" name="frame_0000.jpg"/>
-                          <pic:cNvPicPr/>
-                        </pic:nvPicPr>
-                        <pic:blipFill>
-                          <a:blip r:embed="rId9"/>
-                          <a:stretch>
-                            <a:fillRect/>
-                          </a:stretch>
-                        </pic:blipFill>
-                        <pic:spPr>
-                          <a:xfrm>
-                            <a:off x="0" y="0"/>
-                            <a:ext cx="1097280" cy="616738"/>
-                          </a:xfrm>
-                          <a:prstGeom prst="rect"/>
-                        </pic:spPr>
-                      </pic:pic>
-                    </a:graphicData>
-                  </a:graphic>
-                </wp:inline>
-              </w:drawing>
-            </w:r>
-          </w:p>
-        </w:tc>
-        <w:tc>
-          <w:tcPr>
-            <w:tcW w:type="dxa" w:w="2880"/>
-          </w:tcPr>
-          <w:p>
-            <w:r>
-              <w:drawing>
-                <wp:inline xmlns:a="http://schemas.openxmlformats.org/drawingml/2006/main" xmlns:pic="http://schemas.openxmlformats.org/drawingml/2006/picture">
-                  <wp:extent cx="1097280" cy="616738"/>
-                  <wp:docPr id="80" name="Picture 80"/>
-                  <wp:cNvGraphicFramePr>
-                    <a:graphicFrameLocks noChangeAspect="1"/>
-                  </wp:cNvGraphicFramePr>
-                  <a:graphic>
-                    <a:graphicData uri="http://schemas.openxmlformats.org/drawingml/2006/picture">
-                      <pic:pic>
-                        <pic:nvPicPr>
-                          <pic:cNvPr id="0" name="frame_0046.jpg"/>
-                          <pic:cNvPicPr/>
-                        </pic:nvPicPr>
-                        <pic:blipFill>
-                          <a:blip r:embed="rId10"/>
-                          <a:stretch>
-                            <a:fillRect/>
-                          </a:stretch>
-                        </pic:blipFill>
-                        <pic:spPr>
-                          <a:xfrm>
-                            <a:off x="0" y="0"/>
-                            <a:ext cx="1097280" cy="616738"/>
-                          </a:xfrm>
-                          <a:prstGeom prst="rect"/>
-                        </pic:spPr>
-                      </pic:pic>
-                    </a:graphicData>
-                  </a:graphic>
-                </wp:inline>
-              </w:drawing>
-            </w:r>
-          </w:p>
-        </w:tc>
-        <w:tc>
-          <w:tcPr>
-            <w:tcW w:type="dxa" w:w="2880"/>
-          </w:tcPr>
-          <w:p>
-            <w:r>
-              <w:drawing>
-                <wp:inline xmlns:a="http://schemas.openxmlformats.org/drawingml/2006/main" xmlns:pic="http://schemas.openxmlformats.org/drawingml/2006/picture">
-                  <wp:extent cx="1097280" cy="616738"/>
-                  <wp:docPr id="81" name="Picture 81"/>
-                  <wp:cNvGraphicFramePr>
-                    <a:graphicFrameLocks noChangeAspect="1"/>
-                  </wp:cNvGraphicFramePr>
-                  <a:graphic>
-                    <a:graphicData uri="http://schemas.openxmlformats.org/drawingml/2006/picture">
-                      <pic:pic>
-                        <pic:nvPicPr>
-                          <pic:cNvPr id="0" name="frame_0093.jpg"/>
-                          <pic:cNvPicPr/>
-                        </pic:nvPicPr>
-                        <pic:blipFill>
-                          <a:blip r:embed="rId11"/>
-                          <a:stretch>
-                            <a:fillRect/>
-                          </a:stretch>
-                        </pic:blipFill>
-                        <pic:spPr>
-                          <a:xfrm>
-                            <a:off x="0" y="0"/>
-                            <a:ext cx="1097280" cy="616738"/>
-                          </a:xfrm>
-                          <a:prstGeom prst="rect"/>
-                        </pic:spPr>
-                      </pic:pic>
-                    </a:graphicData>
-                  </a:graphic>
-                </wp:inline>
-              </w:drawing>
-            </w:r>
-          </w:p>
-        </w:tc>
-      </w:tr>
-    </w:tbl>
-    <w:p>
-      <w:r>
-        <w:t>Topic T1: Defining a State Vector — score 0.0000</w:t>
-      </w:r>
-    </w:p>
-    <w:p>
-      <w:r>
-        <w:t xml:space="preserve">    Description: The speaker defines a state vector to describe the configuration and its derivative for a robot.</w:t>
-      </w:r>
-    </w:p>
-    <w:p>
-      <w:r>
-        <w:t xml:space="preserve">    Reason: The comment does not discuss the topic of defining a state vector or any related concepts. Instead, it is a request for personal contact information.</w:t>
-      </w:r>
-    </w:p>
-    <w:p>
-      <w:r>
-        <w:t xml:space="preserve">  Least correlated topics:</w:t>
-      </w:r>
-    </w:p>
-    <w:tbl>
-      <w:tblPr>
-        <w:tblW w:type="auto" w:w="0"/>
-        <w:tblLayout w:type="autofit"/>
-        <w:tblLook w:firstColumn="1" w:firstRow="1" w:lastColumn="0" w:lastRow="0" w:noHBand="0" w:noVBand="1" w:val="04A0"/>
-      </w:tblPr>
-      <w:tblGrid>
-        <w:gridCol w:w="2880"/>
-        <w:gridCol w:w="2880"/>
-        <w:gridCol w:w="2880"/>
-      </w:tblGrid>
-      <w:tr>
-        <w:tc>
-          <w:tcPr>
-            <w:tcW w:type="dxa" w:w="2880"/>
-          </w:tcPr>
-          <w:p>
-            <w:r>
-              <w:drawing>
-                <wp:inline xmlns:a="http://schemas.openxmlformats.org/drawingml/2006/main" xmlns:pic="http://schemas.openxmlformats.org/drawingml/2006/picture">
-                  <wp:extent cx="1097280" cy="616738"/>
-                  <wp:docPr id="82" name="Picture 82"/>
-                  <wp:cNvGraphicFramePr>
-                    <a:graphicFrameLocks noChangeAspect="1"/>
-                  </wp:cNvGraphicFramePr>
-                  <a:graphic>
-                    <a:graphicData uri="http://schemas.openxmlformats.org/drawingml/2006/picture">
-                      <pic:pic>
-                        <pic:nvPicPr>
-                          <pic:cNvPr id="0" name="frame_0000.jpg"/>
-                          <pic:cNvPicPr/>
-                        </pic:nvPicPr>
-                        <pic:blipFill>
-                          <a:blip r:embed="rId9"/>
-                          <a:stretch>
-                            <a:fillRect/>
-                          </a:stretch>
-                        </pic:blipFill>
-                        <pic:spPr>
-                          <a:xfrm>
-                            <a:off x="0" y="0"/>
-                            <a:ext cx="1097280" cy="616738"/>
-                          </a:xfrm>
-                          <a:prstGeom prst="rect"/>
-                        </pic:spPr>
-                      </pic:pic>
-                    </a:graphicData>
-                  </a:graphic>
-                </wp:inline>
-              </w:drawing>
-            </w:r>
-          </w:p>
-        </w:tc>
-        <w:tc>
-          <w:tcPr>
-            <w:tcW w:type="dxa" w:w="2880"/>
-          </w:tcPr>
-          <w:p>
-            <w:r>
-              <w:drawing>
-                <wp:inline xmlns:a="http://schemas.openxmlformats.org/drawingml/2006/main" xmlns:pic="http://schemas.openxmlformats.org/drawingml/2006/picture">
-                  <wp:extent cx="1097280" cy="616738"/>
-                  <wp:docPr id="83" name="Picture 83"/>
-                  <wp:cNvGraphicFramePr>
-                    <a:graphicFrameLocks noChangeAspect="1"/>
-                  </wp:cNvGraphicFramePr>
-                  <a:graphic>
-                    <a:graphicData uri="http://schemas.openxmlformats.org/drawingml/2006/picture">
-                      <pic:pic>
-                        <pic:nvPicPr>
-                          <pic:cNvPr id="0" name="frame_0046.jpg"/>
-                          <pic:cNvPicPr/>
-                        </pic:nvPicPr>
-                        <pic:blipFill>
-                          <a:blip r:embed="rId10"/>
-                          <a:stretch>
-                            <a:fillRect/>
-                          </a:stretch>
-                        </pic:blipFill>
-                        <pic:spPr>
-                          <a:xfrm>
-                            <a:off x="0" y="0"/>
-                            <a:ext cx="1097280" cy="616738"/>
-                          </a:xfrm>
-                          <a:prstGeom prst="rect"/>
-                        </pic:spPr>
-                      </pic:pic>
-                    </a:graphicData>
-                  </a:graphic>
-                </wp:inline>
-              </w:drawing>
-            </w:r>
-          </w:p>
-        </w:tc>
-        <w:tc>
-          <w:tcPr>
-            <w:tcW w:type="dxa" w:w="2880"/>
-          </w:tcPr>
-          <w:p>
-            <w:r>
-              <w:drawing>
-                <wp:inline xmlns:a="http://schemas.openxmlformats.org/drawingml/2006/main" xmlns:pic="http://schemas.openxmlformats.org/drawingml/2006/picture">
-                  <wp:extent cx="1097280" cy="616738"/>
-                  <wp:docPr id="84" name="Picture 84"/>
-                  <wp:cNvGraphicFramePr>
-                    <a:graphicFrameLocks noChangeAspect="1"/>
-                  </wp:cNvGraphicFramePr>
-                  <a:graphic>
-                    <a:graphicData uri="http://schemas.openxmlformats.org/drawingml/2006/picture">
-                      <pic:pic>
-                        <pic:nvPicPr>
-                          <pic:cNvPr id="0" name="frame_0093.jpg"/>
-                          <pic:cNvPicPr/>
-                        </pic:nvPicPr>
-                        <pic:blipFill>
-                          <a:blip r:embed="rId11"/>
-                          <a:stretch>
-                            <a:fillRect/>
-                          </a:stretch>
-                        </pic:blipFill>
-                        <pic:spPr>
-                          <a:xfrm>
-                            <a:off x="0" y="0"/>
-                            <a:ext cx="1097280" cy="616738"/>
-                          </a:xfrm>
-                          <a:prstGeom prst="rect"/>
-                        </pic:spPr>
-                      </pic:pic>
-                    </a:graphicData>
-                  </a:graphic>
-                </wp:inline>
-              </w:drawing>
-            </w:r>
-          </w:p>
-        </w:tc>
-      </w:tr>
-    </w:tbl>
-    <w:p>
-      <w:r>
-        <w:t>Topic T1: Defining a State Vector — score 0.0000</w:t>
-      </w:r>
-    </w:p>
-    <w:p>
-      <w:r>
-        <w:t xml:space="preserve">    Description: The speaker defines a state vector to describe the configuration and its derivative for a robot.</w:t>
-      </w:r>
-    </w:p>
-    <w:p>
-      <w:r>
-        <w:t xml:space="preserve">    Reason: The comment does not discuss the topic of defining a state vector or any related concepts. Instead, it is a request for personal contact information.</w:t>
-      </w:r>
-    </w:p>
-    <w:tbl>
-      <w:tblPr>
-        <w:tblW w:type="auto" w:w="0"/>
-        <w:tblLayout w:type="autofit"/>
-        <w:tblLook w:firstColumn="1" w:firstRow="1" w:lastColumn="0" w:lastRow="0" w:noHBand="0" w:noVBand="1" w:val="04A0"/>
-      </w:tblPr>
-      <w:tblGrid>
-        <w:gridCol w:w="2880"/>
-        <w:gridCol w:w="2880"/>
-        <w:gridCol w:w="2880"/>
-      </w:tblGrid>
-      <w:tr>
-        <w:tc>
-          <w:tcPr>
-            <w:tcW w:type="dxa" w:w="2880"/>
-          </w:tcPr>
-          <w:p>
-            <w:r>
-              <w:drawing>
-                <wp:inline xmlns:a="http://schemas.openxmlformats.org/drawingml/2006/main" xmlns:pic="http://schemas.openxmlformats.org/drawingml/2006/picture">
-                  <wp:extent cx="1097280" cy="616738"/>
-                  <wp:docPr id="85" name="Picture 85"/>
-                  <wp:cNvGraphicFramePr>
-                    <a:graphicFrameLocks noChangeAspect="1"/>
-                  </wp:cNvGraphicFramePr>
-                  <a:graphic>
-                    <a:graphicData uri="http://schemas.openxmlformats.org/drawingml/2006/picture">
-                      <pic:pic>
-                        <pic:nvPicPr>
-                          <pic:cNvPr id="0" name="frame_0000.jpg"/>
-                          <pic:cNvPicPr/>
-                        </pic:nvPicPr>
-                        <pic:blipFill>
-                          <a:blip r:embed="rId9"/>
-                          <a:stretch>
-                            <a:fillRect/>
-                          </a:stretch>
-                        </pic:blipFill>
-                        <pic:spPr>
-                          <a:xfrm>
-                            <a:off x="0" y="0"/>
-                            <a:ext cx="1097280" cy="616738"/>
-                          </a:xfrm>
-                          <a:prstGeom prst="rect"/>
-                        </pic:spPr>
-                      </pic:pic>
-                    </a:graphicData>
-                  </a:graphic>
-                </wp:inline>
-              </w:drawing>
-            </w:r>
-          </w:p>
-        </w:tc>
-        <w:tc>
-          <w:tcPr>
-            <w:tcW w:type="dxa" w:w="2880"/>
-          </w:tcPr>
-          <w:p>
-            <w:r>
-              <w:drawing>
-                <wp:inline xmlns:a="http://schemas.openxmlformats.org/drawingml/2006/main" xmlns:pic="http://schemas.openxmlformats.org/drawingml/2006/picture">
-                  <wp:extent cx="1097280" cy="616738"/>
-                  <wp:docPr id="86" name="Picture 86"/>
-                  <wp:cNvGraphicFramePr>
-                    <a:graphicFrameLocks noChangeAspect="1"/>
-                  </wp:cNvGraphicFramePr>
-                  <a:graphic>
-                    <a:graphicData uri="http://schemas.openxmlformats.org/drawingml/2006/picture">
-                      <pic:pic>
-                        <pic:nvPicPr>
-                          <pic:cNvPr id="0" name="frame_0046.jpg"/>
-                          <pic:cNvPicPr/>
-                        </pic:nvPicPr>
-                        <pic:blipFill>
-                          <a:blip r:embed="rId10"/>
-                          <a:stretch>
-                            <a:fillRect/>
-                          </a:stretch>
-                        </pic:blipFill>
-                        <pic:spPr>
-                          <a:xfrm>
-                            <a:off x="0" y="0"/>
-                            <a:ext cx="1097280" cy="616738"/>
-                          </a:xfrm>
-                          <a:prstGeom prst="rect"/>
-                        </pic:spPr>
-                      </pic:pic>
-                    </a:graphicData>
-                  </a:graphic>
-                </wp:inline>
-              </w:drawing>
-            </w:r>
-          </w:p>
-        </w:tc>
-        <w:tc>
-          <w:tcPr>
-            <w:tcW w:type="dxa" w:w="2880"/>
-          </w:tcPr>
-          <w:p>
-            <w:r>
-              <w:drawing>
-                <wp:inline xmlns:a="http://schemas.openxmlformats.org/drawingml/2006/main" xmlns:pic="http://schemas.openxmlformats.org/drawingml/2006/picture">
-                  <wp:extent cx="1097280" cy="616738"/>
-                  <wp:docPr id="87" name="Picture 87"/>
-                  <wp:cNvGraphicFramePr>
-                    <a:graphicFrameLocks noChangeAspect="1"/>
-                  </wp:cNvGraphicFramePr>
-                  <a:graphic>
-                    <a:graphicData uri="http://schemas.openxmlformats.org/drawingml/2006/picture">
-                      <pic:pic>
-                        <pic:nvPicPr>
-                          <pic:cNvPr id="0" name="frame_0093.jpg"/>
-                          <pic:cNvPicPr/>
-                        </pic:nvPicPr>
-                        <pic:blipFill>
-                          <a:blip r:embed="rId11"/>
-                          <a:stretch>
-                            <a:fillRect/>
-                          </a:stretch>
-                        </pic:blipFill>
-                        <pic:spPr>
-                          <a:xfrm>
-                            <a:off x="0" y="0"/>
-                            <a:ext cx="1097280" cy="616738"/>
-                          </a:xfrm>
-                          <a:prstGeom prst="rect"/>
-                        </pic:spPr>
-                      </pic:pic>
-                    </a:graphicData>
-                  </a:graphic>
-                </wp:inline>
-              </w:drawing>
-            </w:r>
-          </w:p>
-        </w:tc>
-      </w:tr>
-    </w:tbl>
-    <w:p>
-      <w:r>
-        <w:t>Topic T2: Equilibrium Configuration — score 0.0000</w:t>
-      </w:r>
-    </w:p>
-    <w:p>
-      <w:r>
-        <w:t xml:space="preserve">    Description: The speaker discusses the equilibrium configuration for a quadrotor, including its position, velocity, and orientation.</w:t>
-      </w:r>
-    </w:p>
-    <w:p>
-      <w:r>
-        <w:t xml:space="preserve">    Reason: The comment does not discuss the equilibrium configuration of a quadrotor or any related topics. It is an unrelated request for the speaker's email ID.</w:t>
-      </w:r>
-    </w:p>
-    <w:tbl>
-      <w:tblPr>
-        <w:tblW w:type="auto" w:w="0"/>
-        <w:tblLayout w:type="autofit"/>
-        <w:tblLook w:firstColumn="1" w:firstRow="1" w:lastColumn="0" w:lastRow="0" w:noHBand="0" w:noVBand="1" w:val="04A0"/>
-      </w:tblPr>
-      <w:tblGrid>
-        <w:gridCol w:w="2880"/>
-        <w:gridCol w:w="2880"/>
-        <w:gridCol w:w="2880"/>
-      </w:tblGrid>
-      <w:tr>
-        <w:tc>
-          <w:tcPr>
-            <w:tcW w:type="dxa" w:w="2880"/>
-          </w:tcPr>
-          <w:p>
-            <w:r>
-              <w:drawing>
-                <wp:inline xmlns:a="http://schemas.openxmlformats.org/drawingml/2006/main" xmlns:pic="http://schemas.openxmlformats.org/drawingml/2006/picture">
-                  <wp:extent cx="1097280" cy="616738"/>
-                  <wp:docPr id="88" name="Picture 88"/>
-                  <wp:cNvGraphicFramePr>
-                    <a:graphicFrameLocks noChangeAspect="1"/>
-                  </wp:cNvGraphicFramePr>
-                  <a:graphic>
-                    <a:graphicData uri="http://schemas.openxmlformats.org/drawingml/2006/picture">
-                      <pic:pic>
-                        <pic:nvPicPr>
-                          <pic:cNvPr id="0" name="frame_0000.jpg"/>
-                          <pic:cNvPicPr/>
-                        </pic:nvPicPr>
-                        <pic:blipFill>
-                          <a:blip r:embed="rId9"/>
-                          <a:stretch>
-                            <a:fillRect/>
-                          </a:stretch>
-                        </pic:blipFill>
-                        <pic:spPr>
-                          <a:xfrm>
-                            <a:off x="0" y="0"/>
-                            <a:ext cx="1097280" cy="616738"/>
-                          </a:xfrm>
-                          <a:prstGeom prst="rect"/>
-                        </pic:spPr>
-                      </pic:pic>
-                    </a:graphicData>
-                  </a:graphic>
-                </wp:inline>
-              </w:drawing>
-            </w:r>
-          </w:p>
-        </w:tc>
-        <w:tc>
-          <w:tcPr>
-            <w:tcW w:type="dxa" w:w="2880"/>
-          </w:tcPr>
-          <w:p>
-            <w:r>
-              <w:drawing>
-                <wp:inline xmlns:a="http://schemas.openxmlformats.org/drawingml/2006/main" xmlns:pic="http://schemas.openxmlformats.org/drawingml/2006/picture">
-                  <wp:extent cx="1097280" cy="616738"/>
-                  <wp:docPr id="89" name="Picture 89"/>
-                  <wp:cNvGraphicFramePr>
-                    <a:graphicFrameLocks noChangeAspect="1"/>
-                  </wp:cNvGraphicFramePr>
-                  <a:graphic>
-                    <a:graphicData uri="http://schemas.openxmlformats.org/drawingml/2006/picture">
-                      <pic:pic>
-                        <pic:nvPicPr>
-                          <pic:cNvPr id="0" name="frame_0046.jpg"/>
-                          <pic:cNvPicPr/>
-                        </pic:nvPicPr>
-                        <pic:blipFill>
-                          <a:blip r:embed="rId10"/>
-                          <a:stretch>
-                            <a:fillRect/>
-                          </a:stretch>
-                        </pic:blipFill>
-                        <pic:spPr>
-                          <a:xfrm>
-                            <a:off x="0" y="0"/>
-                            <a:ext cx="1097280" cy="616738"/>
-                          </a:xfrm>
-                          <a:prstGeom prst="rect"/>
-                        </pic:spPr>
-                      </pic:pic>
-                    </a:graphicData>
-                  </a:graphic>
-                </wp:inline>
-              </w:drawing>
-            </w:r>
-          </w:p>
-        </w:tc>
-        <w:tc>
-          <w:tcPr>
-            <w:tcW w:type="dxa" w:w="2880"/>
-          </w:tcPr>
-          <w:p>
-            <w:r>
-              <w:drawing>
-                <wp:inline xmlns:a="http://schemas.openxmlformats.org/drawingml/2006/main" xmlns:pic="http://schemas.openxmlformats.org/drawingml/2006/picture">
-                  <wp:extent cx="1097280" cy="616738"/>
-                  <wp:docPr id="90" name="Picture 90"/>
-                  <wp:cNvGraphicFramePr>
-                    <a:graphicFrameLocks noChangeAspect="1"/>
-                  </wp:cNvGraphicFramePr>
-                  <a:graphic>
-                    <a:graphicData uri="http://schemas.openxmlformats.org/drawingml/2006/picture">
-                      <pic:pic>
-                        <pic:nvPicPr>
-                          <pic:cNvPr id="0" name="frame_0093.jpg"/>
-                          <pic:cNvPicPr/>
-                        </pic:nvPicPr>
-                        <pic:blipFill>
-                          <a:blip r:embed="rId11"/>
-                          <a:stretch>
-                            <a:fillRect/>
-                          </a:stretch>
-                        </pic:blipFill>
-                        <pic:spPr>
-                          <a:xfrm>
-                            <a:off x="0" y="0"/>
-                            <a:ext cx="1097280" cy="616738"/>
-                          </a:xfrm>
-                          <a:prstGeom prst="rect"/>
-                        </pic:spPr>
-                      </pic:pic>
-                    </a:graphicData>
-                  </a:graphic>
-                </wp:inline>
-              </w:drawing>
-            </w:r>
-          </w:p>
-        </w:tc>
-      </w:tr>
-    </w:tbl>
-    <w:p>
-      <w:r>
-        <w:t>Topic T3: Quadrotor Dynamics — score 0.0000</w:t>
-      </w:r>
-    </w:p>
-    <w:p>
-      <w:r>
-        <w:t xml:space="preserve">    Description: The speaker discusses the equations of motion for a quadrotor, including the net force and moment. They show how to combine these with the Newton-Euler equations to develop controllers and planners.</w:t>
-      </w:r>
-    </w:p>
-    <w:p>
-      <w:r>
-        <w:t xml:space="preserve">    Reason: The comment does not discuss quadrotor dynamics or any related concepts, but instead requests the speaker's email ID.</w:t>
-      </w:r>
-    </w:p>
-    <w:p>
-      <w:r>
-        <w:t>- matched 0 topic(s), max score 0.0000: INERTIA ABOUT X AXIS</w:t>
-      </w:r>
-    </w:p>
-    <w:p>
-      <w:r>
-        <w:t xml:space="preserve">  Source: https://www.youtube.com/watch?v=lAVYDUeqdW4</w:t>
-      </w:r>
-    </w:p>
-    <w:p>
-      <w:r>
-        <w:t xml:space="preserve">  Top correlated topics:</w:t>
-      </w:r>
-    </w:p>
-    <w:tbl>
-      <w:tblPr>
-        <w:tblW w:type="auto" w:w="0"/>
-        <w:tblLayout w:type="autofit"/>
-        <w:tblLook w:firstColumn="1" w:firstRow="1" w:lastColumn="0" w:lastRow="0" w:noHBand="0" w:noVBand="1" w:val="04A0"/>
-      </w:tblPr>
-      <w:tblGrid>
-        <w:gridCol w:w="2880"/>
-        <w:gridCol w:w="2880"/>
-        <w:gridCol w:w="2880"/>
-      </w:tblGrid>
-      <w:tr>
-        <w:tc>
-          <w:tcPr>
-            <w:tcW w:type="dxa" w:w="2880"/>
-          </w:tcPr>
-          <w:p>
-            <w:r>
-              <w:drawing>
-                <wp:inline xmlns:a="http://schemas.openxmlformats.org/drawingml/2006/main" xmlns:pic="http://schemas.openxmlformats.org/drawingml/2006/picture">
-                  <wp:extent cx="1097280" cy="616738"/>
-                  <wp:docPr id="91" name="Picture 91"/>
-                  <wp:cNvGraphicFramePr>
-                    <a:graphicFrameLocks noChangeAspect="1"/>
-                  </wp:cNvGraphicFramePr>
-                  <a:graphic>
-                    <a:graphicData uri="http://schemas.openxmlformats.org/drawingml/2006/picture">
-                      <pic:pic>
-                        <pic:nvPicPr>
-                          <pic:cNvPr id="0" name="frame_0000.jpg"/>
-                          <pic:cNvPicPr/>
-                        </pic:nvPicPr>
-                        <pic:blipFill>
-                          <a:blip r:embed="rId9"/>
-                          <a:stretch>
-                            <a:fillRect/>
-                          </a:stretch>
-                        </pic:blipFill>
-                        <pic:spPr>
-                          <a:xfrm>
-                            <a:off x="0" y="0"/>
-                            <a:ext cx="1097280" cy="616738"/>
-                          </a:xfrm>
-                          <a:prstGeom prst="rect"/>
-                        </pic:spPr>
-                      </pic:pic>
-                    </a:graphicData>
-                  </a:graphic>
-                </wp:inline>
-              </w:drawing>
-            </w:r>
-          </w:p>
-        </w:tc>
-        <w:tc>
-          <w:tcPr>
-            <w:tcW w:type="dxa" w:w="2880"/>
-          </w:tcPr>
-          <w:p>
-            <w:r>
-              <w:drawing>
-                <wp:inline xmlns:a="http://schemas.openxmlformats.org/drawingml/2006/main" xmlns:pic="http://schemas.openxmlformats.org/drawingml/2006/picture">
-                  <wp:extent cx="1097280" cy="616738"/>
-                  <wp:docPr id="92" name="Picture 92"/>
-                  <wp:cNvGraphicFramePr>
-                    <a:graphicFrameLocks noChangeAspect="1"/>
-                  </wp:cNvGraphicFramePr>
-                  <a:graphic>
-                    <a:graphicData uri="http://schemas.openxmlformats.org/drawingml/2006/picture">
-                      <pic:pic>
-                        <pic:nvPicPr>
-                          <pic:cNvPr id="0" name="frame_0046.jpg"/>
-                          <pic:cNvPicPr/>
-                        </pic:nvPicPr>
-                        <pic:blipFill>
-                          <a:blip r:embed="rId10"/>
-                          <a:stretch>
-                            <a:fillRect/>
-                          </a:stretch>
-                        </pic:blipFill>
-                        <pic:spPr>
-                          <a:xfrm>
-                            <a:off x="0" y="0"/>
-                            <a:ext cx="1097280" cy="616738"/>
-                          </a:xfrm>
-                          <a:prstGeom prst="rect"/>
-                        </pic:spPr>
-                      </pic:pic>
-                    </a:graphicData>
-                  </a:graphic>
-                </wp:inline>
-              </w:drawing>
-            </w:r>
-          </w:p>
-        </w:tc>
-        <w:tc>
-          <w:tcPr>
-            <w:tcW w:type="dxa" w:w="2880"/>
-          </w:tcPr>
-          <w:p>
-            <w:r>
-              <w:drawing>
-                <wp:inline xmlns:a="http://schemas.openxmlformats.org/drawingml/2006/main" xmlns:pic="http://schemas.openxmlformats.org/drawingml/2006/picture">
-                  <wp:extent cx="1097280" cy="616738"/>
-                  <wp:docPr id="93" name="Picture 93"/>
-                  <wp:cNvGraphicFramePr>
-                    <a:graphicFrameLocks noChangeAspect="1"/>
-                  </wp:cNvGraphicFramePr>
-                  <a:graphic>
-                    <a:graphicData uri="http://schemas.openxmlformats.org/drawingml/2006/picture">
-                      <pic:pic>
-                        <pic:nvPicPr>
-                          <pic:cNvPr id="0" name="frame_0093.jpg"/>
-                          <pic:cNvPicPr/>
-                        </pic:nvPicPr>
-                        <pic:blipFill>
-                          <a:blip r:embed="rId11"/>
-                          <a:stretch>
-                            <a:fillRect/>
-                          </a:stretch>
-                        </pic:blipFill>
-                        <pic:spPr>
-                          <a:xfrm>
-                            <a:off x="0" y="0"/>
-                            <a:ext cx="1097280" cy="616738"/>
-                          </a:xfrm>
-                          <a:prstGeom prst="rect"/>
-                        </pic:spPr>
-                      </pic:pic>
-                    </a:graphicData>
-                  </a:graphic>
-                </wp:inline>
-              </w:drawing>
-            </w:r>
-          </w:p>
-        </w:tc>
-      </w:tr>
-    </w:tbl>
-    <w:p>
-      <w:r>
-        <w:t>Topic T3: Quadrotor Dynamics — score 20.0000</w:t>
-      </w:r>
-    </w:p>
-    <w:p>
-      <w:r>
-        <w:t xml:space="preserve">    Description: The speaker discusses the equations of motion for a quadrotor, including the net force and moment. They show how to combine these with the Newton-Euler equations to develop controllers and planners.</w:t>
-      </w:r>
-    </w:p>
-    <w:p>
-      <w:r>
-        <w:t xml:space="preserve">    Reason: The comment only mentions a specific axis (X) and inertia, which is not directly related to the topic of quadrotor dynamics, equations of motion, or controllers/planners.</w:t>
-      </w:r>
-    </w:p>
-    <w:tbl>
-      <w:tblPr>
-        <w:tblW w:type="auto" w:w="0"/>
-        <w:tblLayout w:type="autofit"/>
-        <w:tblLook w:firstColumn="1" w:firstRow="1" w:lastColumn="0" w:lastRow="0" w:noHBand="0" w:noVBand="1" w:val="04A0"/>
-      </w:tblPr>
-      <w:tblGrid>
-        <w:gridCol w:w="2880"/>
-        <w:gridCol w:w="2880"/>
-        <w:gridCol w:w="2880"/>
-      </w:tblGrid>
-      <w:tr>
-        <w:tc>
-          <w:tcPr>
-            <w:tcW w:type="dxa" w:w="2880"/>
-          </w:tcPr>
-          <w:p>
-            <w:r>
-              <w:drawing>
-                <wp:inline xmlns:a="http://schemas.openxmlformats.org/drawingml/2006/main" xmlns:pic="http://schemas.openxmlformats.org/drawingml/2006/picture">
-                  <wp:extent cx="1097280" cy="616738"/>
-                  <wp:docPr id="94" name="Picture 94"/>
-                  <wp:cNvGraphicFramePr>
-                    <a:graphicFrameLocks noChangeAspect="1"/>
-                  </wp:cNvGraphicFramePr>
-                  <a:graphic>
-                    <a:graphicData uri="http://schemas.openxmlformats.org/drawingml/2006/picture">
-                      <pic:pic>
-                        <pic:nvPicPr>
-                          <pic:cNvPr id="0" name="frame_0000.jpg"/>
-                          <pic:cNvPicPr/>
-                        </pic:nvPicPr>
-                        <pic:blipFill>
-                          <a:blip r:embed="rId9"/>
-                          <a:stretch>
-                            <a:fillRect/>
-                          </a:stretch>
-                        </pic:blipFill>
-                        <pic:spPr>
-                          <a:xfrm>
-                            <a:off x="0" y="0"/>
-                            <a:ext cx="1097280" cy="616738"/>
-                          </a:xfrm>
-                          <a:prstGeom prst="rect"/>
-                        </pic:spPr>
-                      </pic:pic>
-                    </a:graphicData>
-                  </a:graphic>
-                </wp:inline>
-              </w:drawing>
-            </w:r>
-          </w:p>
-        </w:tc>
-        <w:tc>
-          <w:tcPr>
-            <w:tcW w:type="dxa" w:w="2880"/>
-          </w:tcPr>
-          <w:p>
-            <w:r>
-              <w:drawing>
-                <wp:inline xmlns:a="http://schemas.openxmlformats.org/drawingml/2006/main" xmlns:pic="http://schemas.openxmlformats.org/drawingml/2006/picture">
-                  <wp:extent cx="1097280" cy="616738"/>
-                  <wp:docPr id="95" name="Picture 95"/>
-                  <wp:cNvGraphicFramePr>
-                    <a:graphicFrameLocks noChangeAspect="1"/>
-                  </wp:cNvGraphicFramePr>
-                  <a:graphic>
-                    <a:graphicData uri="http://schemas.openxmlformats.org/drawingml/2006/picture">
-                      <pic:pic>
-                        <pic:nvPicPr>
-                          <pic:cNvPr id="0" name="frame_0046.jpg"/>
-                          <pic:cNvPicPr/>
-                        </pic:nvPicPr>
-                        <pic:blipFill>
-                          <a:blip r:embed="rId10"/>
-                          <a:stretch>
-                            <a:fillRect/>
-                          </a:stretch>
-                        </pic:blipFill>
-                        <pic:spPr>
-                          <a:xfrm>
-                            <a:off x="0" y="0"/>
-                            <a:ext cx="1097280" cy="616738"/>
-                          </a:xfrm>
-                          <a:prstGeom prst="rect"/>
-                        </pic:spPr>
-                      </pic:pic>
-                    </a:graphicData>
-                  </a:graphic>
-                </wp:inline>
-              </w:drawing>
-            </w:r>
-          </w:p>
-        </w:tc>
-        <w:tc>
-          <w:tcPr>
-            <w:tcW w:type="dxa" w:w="2880"/>
-          </w:tcPr>
-          <w:p>
-            <w:r>
-              <w:drawing>
-                <wp:inline xmlns:a="http://schemas.openxmlformats.org/drawingml/2006/main" xmlns:pic="http://schemas.openxmlformats.org/drawingml/2006/picture">
-                  <wp:extent cx="1097280" cy="616738"/>
-                  <wp:docPr id="96" name="Picture 96"/>
-                  <wp:cNvGraphicFramePr>
-                    <a:graphicFrameLocks noChangeAspect="1"/>
-                  </wp:cNvGraphicFramePr>
-                  <a:graphic>
-                    <a:graphicData uri="http://schemas.openxmlformats.org/drawingml/2006/picture">
-                      <pic:pic>
-                        <pic:nvPicPr>
-                          <pic:cNvPr id="0" name="frame_0093.jpg"/>
-                          <pic:cNvPicPr/>
-                        </pic:nvPicPr>
-                        <pic:blipFill>
-                          <a:blip r:embed="rId11"/>
-                          <a:stretch>
-                            <a:fillRect/>
-                          </a:stretch>
-                        </pic:blipFill>
-                        <pic:spPr>
-                          <a:xfrm>
-                            <a:off x="0" y="0"/>
-                            <a:ext cx="1097280" cy="616738"/>
-                          </a:xfrm>
-                          <a:prstGeom prst="rect"/>
-                        </pic:spPr>
-                      </pic:pic>
-                    </a:graphicData>
-                  </a:graphic>
-                </wp:inline>
-              </w:drawing>
-            </w:r>
-          </w:p>
-        </w:tc>
-      </w:tr>
-    </w:tbl>
-    <w:p>
-      <w:r>
-        <w:t>Topic T2: Equilibrium Configuration — score 20.0000</w:t>
-      </w:r>
-    </w:p>
-    <w:p>
-      <w:r>
-        <w:t xml:space="preserve">    Description: The speaker discusses the equilibrium configuration for a quadrotor, including its position, velocity, and orientation.</w:t>
-      </w:r>
-    </w:p>
-    <w:p>
-      <w:r>
-        <w:t xml:space="preserve">    Reason: The comment discusses inertia about the x-axis, which is a physical property related to the quadrotor's movement. However, it does not directly discuss the equilibrium configuration, position, velocity, or orientation mentioned in the topic description.</w:t>
-      </w:r>
-    </w:p>
-    <w:tbl>
-      <w:tblPr>
-        <w:tblW w:type="auto" w:w="0"/>
-        <w:tblLayout w:type="autofit"/>
-        <w:tblLook w:firstColumn="1" w:firstRow="1" w:lastColumn="0" w:lastRow="0" w:noHBand="0" w:noVBand="1" w:val="04A0"/>
-      </w:tblPr>
-      <w:tblGrid>
-        <w:gridCol w:w="2880"/>
-        <w:gridCol w:w="2880"/>
-        <w:gridCol w:w="2880"/>
-      </w:tblGrid>
-      <w:tr>
-        <w:tc>
-          <w:tcPr>
-            <w:tcW w:type="dxa" w:w="2880"/>
-          </w:tcPr>
-          <w:p>
-            <w:r>
-              <w:drawing>
-                <wp:inline xmlns:a="http://schemas.openxmlformats.org/drawingml/2006/main" xmlns:pic="http://schemas.openxmlformats.org/drawingml/2006/picture">
-                  <wp:extent cx="1097280" cy="616738"/>
-                  <wp:docPr id="97" name="Picture 97"/>
-                  <wp:cNvGraphicFramePr>
-                    <a:graphicFrameLocks noChangeAspect="1"/>
-                  </wp:cNvGraphicFramePr>
-                  <a:graphic>
-                    <a:graphicData uri="http://schemas.openxmlformats.org/drawingml/2006/picture">
-                      <pic:pic>
-                        <pic:nvPicPr>
-                          <pic:cNvPr id="0" name="frame_0000.jpg"/>
-                          <pic:cNvPicPr/>
-                        </pic:nvPicPr>
-                        <pic:blipFill>
-                          <a:blip r:embed="rId9"/>
-                          <a:stretch>
-                            <a:fillRect/>
-                          </a:stretch>
-                        </pic:blipFill>
-                        <pic:spPr>
-                          <a:xfrm>
-                            <a:off x="0" y="0"/>
-                            <a:ext cx="1097280" cy="616738"/>
-                          </a:xfrm>
-                          <a:prstGeom prst="rect"/>
-                        </pic:spPr>
-                      </pic:pic>
-                    </a:graphicData>
-                  </a:graphic>
-                </wp:inline>
-              </w:drawing>
-            </w:r>
-          </w:p>
-        </w:tc>
-        <w:tc>
-          <w:tcPr>
-            <w:tcW w:type="dxa" w:w="2880"/>
-          </w:tcPr>
-          <w:p>
-            <w:r>
-              <w:drawing>
-                <wp:inline xmlns:a="http://schemas.openxmlformats.org/drawingml/2006/main" xmlns:pic="http://schemas.openxmlformats.org/drawingml/2006/picture">
-                  <wp:extent cx="1097280" cy="616738"/>
-                  <wp:docPr id="98" name="Picture 98"/>
-                  <wp:cNvGraphicFramePr>
-                    <a:graphicFrameLocks noChangeAspect="1"/>
-                  </wp:cNvGraphicFramePr>
-                  <a:graphic>
-                    <a:graphicData uri="http://schemas.openxmlformats.org/drawingml/2006/picture">
-                      <pic:pic>
-                        <pic:nvPicPr>
-                          <pic:cNvPr id="0" name="frame_0046.jpg"/>
-                          <pic:cNvPicPr/>
-                        </pic:nvPicPr>
-                        <pic:blipFill>
-                          <a:blip r:embed="rId10"/>
-                          <a:stretch>
-                            <a:fillRect/>
-                          </a:stretch>
-                        </pic:blipFill>
-                        <pic:spPr>
-                          <a:xfrm>
-                            <a:off x="0" y="0"/>
-                            <a:ext cx="1097280" cy="616738"/>
-                          </a:xfrm>
-                          <a:prstGeom prst="rect"/>
-                        </pic:spPr>
-                      </pic:pic>
-                    </a:graphicData>
-                  </a:graphic>
-                </wp:inline>
-              </w:drawing>
-            </w:r>
-          </w:p>
-        </w:tc>
-        <w:tc>
-          <w:tcPr>
-            <w:tcW w:type="dxa" w:w="2880"/>
-          </w:tcPr>
-          <w:p>
-            <w:r>
-              <w:drawing>
-                <wp:inline xmlns:a="http://schemas.openxmlformats.org/drawingml/2006/main" xmlns:pic="http://schemas.openxmlformats.org/drawingml/2006/picture">
-                  <wp:extent cx="1097280" cy="616738"/>
-                  <wp:docPr id="99" name="Picture 99"/>
-                  <wp:cNvGraphicFramePr>
-                    <a:graphicFrameLocks noChangeAspect="1"/>
-                  </wp:cNvGraphicFramePr>
-                  <a:graphic>
-                    <a:graphicData uri="http://schemas.openxmlformats.org/drawingml/2006/picture">
-                      <pic:pic>
-                        <pic:nvPicPr>
-                          <pic:cNvPr id="0" name="frame_0093.jpg"/>
-                          <pic:cNvPicPr/>
-                        </pic:nvPicPr>
-                        <pic:blipFill>
-                          <a:blip r:embed="rId11"/>
-                          <a:stretch>
-                            <a:fillRect/>
-                          </a:stretch>
-                        </pic:blipFill>
-                        <pic:spPr>
-                          <a:xfrm>
-                            <a:off x="0" y="0"/>
-                            <a:ext cx="1097280" cy="616738"/>
-                          </a:xfrm>
-                          <a:prstGeom prst="rect"/>
-                        </pic:spPr>
-                      </pic:pic>
-                    </a:graphicData>
-                  </a:graphic>
-                </wp:inline>
-              </w:drawing>
-            </w:r>
-          </w:p>
-        </w:tc>
-      </w:tr>
-    </w:tbl>
-    <w:p>
-      <w:r>
-        <w:t>Topic T1: Defining a State Vector — score 20.0000</w:t>
-      </w:r>
-    </w:p>
-    <w:p>
-      <w:r>
-        <w:t xml:space="preserve">    Description: The speaker defines a state vector to describe the configuration and its derivative for a robot.</w:t>
-      </w:r>
-    </w:p>
-    <w:p>
-      <w:r>
-        <w:t xml:space="preserve">    Reason: The comment 'INERTIA ABOUT X AXIS' is unrelated to the topic of defining a state vector for a robot. The topic discusses configuration and derivative, whereas the comment appears to be discussing inertial properties in relation to an axis, which is not directly related.</w:t>
-      </w:r>
-    </w:p>
-    <w:p>
-      <w:r>
-        <w:t xml:space="preserve">  Least correlated topics:</w:t>
-      </w:r>
-    </w:p>
-    <w:tbl>
-      <w:tblPr>
-        <w:tblW w:type="auto" w:w="0"/>
-        <w:tblLayout w:type="autofit"/>
-        <w:tblLook w:firstColumn="1" w:firstRow="1" w:lastColumn="0" w:lastRow="0" w:noHBand="0" w:noVBand="1" w:val="04A0"/>
-      </w:tblPr>
-      <w:tblGrid>
-        <w:gridCol w:w="2880"/>
-        <w:gridCol w:w="2880"/>
-        <w:gridCol w:w="2880"/>
-      </w:tblGrid>
-      <w:tr>
-        <w:tc>
-          <w:tcPr>
-            <w:tcW w:type="dxa" w:w="2880"/>
-          </w:tcPr>
-          <w:p>
-            <w:r>
-              <w:drawing>
-                <wp:inline xmlns:a="http://schemas.openxmlformats.org/drawingml/2006/main" xmlns:pic="http://schemas.openxmlformats.org/drawingml/2006/picture">
-                  <wp:extent cx="1097280" cy="616738"/>
-                  <wp:docPr id="100" name="Picture 100"/>
-                  <wp:cNvGraphicFramePr>
-                    <a:graphicFrameLocks noChangeAspect="1"/>
-                  </wp:cNvGraphicFramePr>
-                  <a:graphic>
-                    <a:graphicData uri="http://schemas.openxmlformats.org/drawingml/2006/picture">
-                      <pic:pic>
-                        <pic:nvPicPr>
-                          <pic:cNvPr id="0" name="frame_0000.jpg"/>
-                          <pic:cNvPicPr/>
-                        </pic:nvPicPr>
-                        <pic:blipFill>
-                          <a:blip r:embed="rId9"/>
-                          <a:stretch>
-                            <a:fillRect/>
-                          </a:stretch>
-                        </pic:blipFill>
-                        <pic:spPr>
-                          <a:xfrm>
-                            <a:off x="0" y="0"/>
-                            <a:ext cx="1097280" cy="616738"/>
-                          </a:xfrm>
-                          <a:prstGeom prst="rect"/>
-                        </pic:spPr>
-                      </pic:pic>
-                    </a:graphicData>
-                  </a:graphic>
-                </wp:inline>
-              </w:drawing>
-            </w:r>
-          </w:p>
-        </w:tc>
-        <w:tc>
-          <w:tcPr>
-            <w:tcW w:type="dxa" w:w="2880"/>
-          </w:tcPr>
-          <w:p>
-            <w:r>
-              <w:drawing>
-                <wp:inline xmlns:a="http://schemas.openxmlformats.org/drawingml/2006/main" xmlns:pic="http://schemas.openxmlformats.org/drawingml/2006/picture">
-                  <wp:extent cx="1097280" cy="616738"/>
-                  <wp:docPr id="101" name="Picture 101"/>
-                  <wp:cNvGraphicFramePr>
-                    <a:graphicFrameLocks noChangeAspect="1"/>
-                  </wp:cNvGraphicFramePr>
-                  <a:graphic>
-                    <a:graphicData uri="http://schemas.openxmlformats.org/drawingml/2006/picture">
-                      <pic:pic>
-                        <pic:nvPicPr>
-                          <pic:cNvPr id="0" name="frame_0046.jpg"/>
-                          <pic:cNvPicPr/>
-                        </pic:nvPicPr>
-                        <pic:blipFill>
-                          <a:blip r:embed="rId10"/>
-                          <a:stretch>
-                            <a:fillRect/>
-                          </a:stretch>
-                        </pic:blipFill>
-                        <pic:spPr>
-                          <a:xfrm>
-                            <a:off x="0" y="0"/>
-                            <a:ext cx="1097280" cy="616738"/>
-                          </a:xfrm>
-                          <a:prstGeom prst="rect"/>
-                        </pic:spPr>
-                      </pic:pic>
-                    </a:graphicData>
-                  </a:graphic>
-                </wp:inline>
-              </w:drawing>
-            </w:r>
-          </w:p>
-        </w:tc>
-        <w:tc>
-          <w:tcPr>
-            <w:tcW w:type="dxa" w:w="2880"/>
-          </w:tcPr>
-          <w:p>
-            <w:r>
-              <w:drawing>
-                <wp:inline xmlns:a="http://schemas.openxmlformats.org/drawingml/2006/main" xmlns:pic="http://schemas.openxmlformats.org/drawingml/2006/picture">
-                  <wp:extent cx="1097280" cy="616738"/>
-                  <wp:docPr id="102" name="Picture 102"/>
-                  <wp:cNvGraphicFramePr>
-                    <a:graphicFrameLocks noChangeAspect="1"/>
-                  </wp:cNvGraphicFramePr>
-                  <a:graphic>
-                    <a:graphicData uri="http://schemas.openxmlformats.org/drawingml/2006/picture">
-                      <pic:pic>
-                        <pic:nvPicPr>
-                          <pic:cNvPr id="0" name="frame_0093.jpg"/>
-                          <pic:cNvPicPr/>
-                        </pic:nvPicPr>
-                        <pic:blipFill>
-                          <a:blip r:embed="rId11"/>
-                          <a:stretch>
-                            <a:fillRect/>
-                          </a:stretch>
-                        </pic:blipFill>
-                        <pic:spPr>
-                          <a:xfrm>
-                            <a:off x="0" y="0"/>
-                            <a:ext cx="1097280" cy="616738"/>
-                          </a:xfrm>
-                          <a:prstGeom prst="rect"/>
-                        </pic:spPr>
-                      </pic:pic>
-                    </a:graphicData>
-                  </a:graphic>
-                </wp:inline>
-              </w:drawing>
-            </w:r>
-          </w:p>
-        </w:tc>
-      </w:tr>
-    </w:tbl>
-    <w:p>
-      <w:r>
-        <w:t>Topic T1: Defining a State Vector — score 20.0000</w:t>
-      </w:r>
-    </w:p>
-    <w:p>
-      <w:r>
-        <w:t xml:space="preserve">    Description: The speaker defines a state vector to describe the configuration and its derivative for a robot.</w:t>
-      </w:r>
-    </w:p>
-    <w:p>
-      <w:r>
-        <w:t xml:space="preserve">    Reason: The comment 'INERTIA ABOUT X AXIS' is unrelated to the topic of defining a state vector for a robot. The topic discusses configuration and derivative, whereas the comment appears to be discussing inertial properties in relation to an axis, which is not directly related.</w:t>
-      </w:r>
-    </w:p>
-    <w:tbl>
-      <w:tblPr>
-        <w:tblW w:type="auto" w:w="0"/>
-        <w:tblLayout w:type="autofit"/>
-        <w:tblLook w:firstColumn="1" w:firstRow="1" w:lastColumn="0" w:lastRow="0" w:noHBand="0" w:noVBand="1" w:val="04A0"/>
-      </w:tblPr>
-      <w:tblGrid>
-        <w:gridCol w:w="2880"/>
-        <w:gridCol w:w="2880"/>
-        <w:gridCol w:w="2880"/>
-      </w:tblGrid>
-      <w:tr>
-        <w:tc>
-          <w:tcPr>
-            <w:tcW w:type="dxa" w:w="2880"/>
-          </w:tcPr>
-          <w:p>
-            <w:r>
-              <w:drawing>
-                <wp:inline xmlns:a="http://schemas.openxmlformats.org/drawingml/2006/main" xmlns:pic="http://schemas.openxmlformats.org/drawingml/2006/picture">
-                  <wp:extent cx="1097280" cy="616738"/>
-                  <wp:docPr id="103" name="Picture 103"/>
-                  <wp:cNvGraphicFramePr>
-                    <a:graphicFrameLocks noChangeAspect="1"/>
-                  </wp:cNvGraphicFramePr>
-                  <a:graphic>
-                    <a:graphicData uri="http://schemas.openxmlformats.org/drawingml/2006/picture">
-                      <pic:pic>
-                        <pic:nvPicPr>
-                          <pic:cNvPr id="0" name="frame_0000.jpg"/>
-                          <pic:cNvPicPr/>
-                        </pic:nvPicPr>
-                        <pic:blipFill>
-                          <a:blip r:embed="rId9"/>
-                          <a:stretch>
-                            <a:fillRect/>
-                          </a:stretch>
-                        </pic:blipFill>
-                        <pic:spPr>
-                          <a:xfrm>
-                            <a:off x="0" y="0"/>
-                            <a:ext cx="1097280" cy="616738"/>
-                          </a:xfrm>
-                          <a:prstGeom prst="rect"/>
-                        </pic:spPr>
-                      </pic:pic>
-                    </a:graphicData>
-                  </a:graphic>
-                </wp:inline>
-              </w:drawing>
-            </w:r>
-          </w:p>
-        </w:tc>
-        <w:tc>
-          <w:tcPr>
-            <w:tcW w:type="dxa" w:w="2880"/>
-          </w:tcPr>
-          <w:p>
-            <w:r>
-              <w:drawing>
-                <wp:inline xmlns:a="http://schemas.openxmlformats.org/drawingml/2006/main" xmlns:pic="http://schemas.openxmlformats.org/drawingml/2006/picture">
-                  <wp:extent cx="1097280" cy="616738"/>
-                  <wp:docPr id="104" name="Picture 104"/>
-                  <wp:cNvGraphicFramePr>
-                    <a:graphicFrameLocks noChangeAspect="1"/>
-                  </wp:cNvGraphicFramePr>
-                  <a:graphic>
-                    <a:graphicData uri="http://schemas.openxmlformats.org/drawingml/2006/picture">
-                      <pic:pic>
-                        <pic:nvPicPr>
-                          <pic:cNvPr id="0" name="frame_0046.jpg"/>
-                          <pic:cNvPicPr/>
-                        </pic:nvPicPr>
-                        <pic:blipFill>
-                          <a:blip r:embed="rId10"/>
-                          <a:stretch>
-                            <a:fillRect/>
-                          </a:stretch>
-                        </pic:blipFill>
-                        <pic:spPr>
-                          <a:xfrm>
-                            <a:off x="0" y="0"/>
-                            <a:ext cx="1097280" cy="616738"/>
-                          </a:xfrm>
-                          <a:prstGeom prst="rect"/>
-                        </pic:spPr>
-                      </pic:pic>
-                    </a:graphicData>
-                  </a:graphic>
-                </wp:inline>
-              </w:drawing>
-            </w:r>
-          </w:p>
-        </w:tc>
-        <w:tc>
-          <w:tcPr>
-            <w:tcW w:type="dxa" w:w="2880"/>
-          </w:tcPr>
-          <w:p>
-            <w:r>
-              <w:drawing>
-                <wp:inline xmlns:a="http://schemas.openxmlformats.org/drawingml/2006/main" xmlns:pic="http://schemas.openxmlformats.org/drawingml/2006/picture">
-                  <wp:extent cx="1097280" cy="616738"/>
-                  <wp:docPr id="105" name="Picture 105"/>
-                  <wp:cNvGraphicFramePr>
-                    <a:graphicFrameLocks noChangeAspect="1"/>
-                  </wp:cNvGraphicFramePr>
-                  <a:graphic>
-                    <a:graphicData uri="http://schemas.openxmlformats.org/drawingml/2006/picture">
-                      <pic:pic>
-                        <pic:nvPicPr>
-                          <pic:cNvPr id="0" name="frame_0093.jpg"/>
-                          <pic:cNvPicPr/>
-                        </pic:nvPicPr>
-                        <pic:blipFill>
-                          <a:blip r:embed="rId11"/>
-                          <a:stretch>
-                            <a:fillRect/>
-                          </a:stretch>
-                        </pic:blipFill>
-                        <pic:spPr>
-                          <a:xfrm>
-                            <a:off x="0" y="0"/>
-                            <a:ext cx="1097280" cy="616738"/>
-                          </a:xfrm>
-                          <a:prstGeom prst="rect"/>
-                        </pic:spPr>
-                      </pic:pic>
-                    </a:graphicData>
-                  </a:graphic>
-                </wp:inline>
-              </w:drawing>
-            </w:r>
-          </w:p>
-        </w:tc>
-      </w:tr>
-    </w:tbl>
-    <w:p>
-      <w:r>
-        <w:t>Topic T2: Equilibrium Configuration — score 20.0000</w:t>
-      </w:r>
-    </w:p>
-    <w:p>
-      <w:r>
-        <w:t xml:space="preserve">    Description: The speaker discusses the equilibrium configuration for a quadrotor, including its position, velocity, and orientation.</w:t>
-      </w:r>
-    </w:p>
-    <w:p>
-      <w:r>
-        <w:t xml:space="preserve">    Reason: The comment discusses inertia about the x-axis, which is a physical property related to the quadrotor's movement. However, it does not directly discuss the equilibrium configuration, position, velocity, or orientation mentioned in the topic description.</w:t>
-      </w:r>
-    </w:p>
-    <w:tbl>
-      <w:tblPr>
-        <w:tblW w:type="auto" w:w="0"/>
-        <w:tblLayout w:type="autofit"/>
-        <w:tblLook w:firstColumn="1" w:firstRow="1" w:lastColumn="0" w:lastRow="0" w:noHBand="0" w:noVBand="1" w:val="04A0"/>
-      </w:tblPr>
-      <w:tblGrid>
-        <w:gridCol w:w="2880"/>
-        <w:gridCol w:w="2880"/>
-        <w:gridCol w:w="2880"/>
-      </w:tblGrid>
-      <w:tr>
-        <w:tc>
-          <w:tcPr>
-            <w:tcW w:type="dxa" w:w="2880"/>
-          </w:tcPr>
-          <w:p>
-            <w:r>
-              <w:drawing>
-                <wp:inline xmlns:a="http://schemas.openxmlformats.org/drawingml/2006/main" xmlns:pic="http://schemas.openxmlformats.org/drawingml/2006/picture">
-                  <wp:extent cx="1097280" cy="616738"/>
-                  <wp:docPr id="106" name="Picture 106"/>
-                  <wp:cNvGraphicFramePr>
-                    <a:graphicFrameLocks noChangeAspect="1"/>
-                  </wp:cNvGraphicFramePr>
-                  <a:graphic>
-                    <a:graphicData uri="http://schemas.openxmlformats.org/drawingml/2006/picture">
-                      <pic:pic>
-                        <pic:nvPicPr>
-                          <pic:cNvPr id="0" name="frame_0000.jpg"/>
-                          <pic:cNvPicPr/>
-                        </pic:nvPicPr>
-                        <pic:blipFill>
-                          <a:blip r:embed="rId9"/>
-                          <a:stretch>
-                            <a:fillRect/>
-                          </a:stretch>
-                        </pic:blipFill>
-                        <pic:spPr>
-                          <a:xfrm>
-                            <a:off x="0" y="0"/>
-                            <a:ext cx="1097280" cy="616738"/>
-                          </a:xfrm>
-                          <a:prstGeom prst="rect"/>
-                        </pic:spPr>
-                      </pic:pic>
-                    </a:graphicData>
-                  </a:graphic>
-                </wp:inline>
-              </w:drawing>
-            </w:r>
-          </w:p>
-        </w:tc>
-        <w:tc>
-          <w:tcPr>
-            <w:tcW w:type="dxa" w:w="2880"/>
-          </w:tcPr>
-          <w:p>
-            <w:r>
-              <w:drawing>
-                <wp:inline xmlns:a="http://schemas.openxmlformats.org/drawingml/2006/main" xmlns:pic="http://schemas.openxmlformats.org/drawingml/2006/picture">
-                  <wp:extent cx="1097280" cy="616738"/>
-                  <wp:docPr id="107" name="Picture 107"/>
-                  <wp:cNvGraphicFramePr>
-                    <a:graphicFrameLocks noChangeAspect="1"/>
-                  </wp:cNvGraphicFramePr>
-                  <a:graphic>
-                    <a:graphicData uri="http://schemas.openxmlformats.org/drawingml/2006/picture">
-                      <pic:pic>
-                        <pic:nvPicPr>
-                          <pic:cNvPr id="0" name="frame_0046.jpg"/>
-                          <pic:cNvPicPr/>
-                        </pic:nvPicPr>
-                        <pic:blipFill>
-                          <a:blip r:embed="rId10"/>
-                          <a:stretch>
-                            <a:fillRect/>
-                          </a:stretch>
-                        </pic:blipFill>
-                        <pic:spPr>
-                          <a:xfrm>
-                            <a:off x="0" y="0"/>
-                            <a:ext cx="1097280" cy="616738"/>
-                          </a:xfrm>
-                          <a:prstGeom prst="rect"/>
-                        </pic:spPr>
-                      </pic:pic>
-                    </a:graphicData>
-                  </a:graphic>
-                </wp:inline>
-              </w:drawing>
-            </w:r>
-          </w:p>
-        </w:tc>
-        <w:tc>
-          <w:tcPr>
-            <w:tcW w:type="dxa" w:w="2880"/>
-          </w:tcPr>
-          <w:p>
-            <w:r>
-              <w:drawing>
-                <wp:inline xmlns:a="http://schemas.openxmlformats.org/drawingml/2006/main" xmlns:pic="http://schemas.openxmlformats.org/drawingml/2006/picture">
-                  <wp:extent cx="1097280" cy="616738"/>
-                  <wp:docPr id="108" name="Picture 108"/>
-                  <wp:cNvGraphicFramePr>
-                    <a:graphicFrameLocks noChangeAspect="1"/>
-                  </wp:cNvGraphicFramePr>
-                  <a:graphic>
-                    <a:graphicData uri="http://schemas.openxmlformats.org/drawingml/2006/picture">
-                      <pic:pic>
-                        <pic:nvPicPr>
-                          <pic:cNvPr id="0" name="frame_0093.jpg"/>
-                          <pic:cNvPicPr/>
-                        </pic:nvPicPr>
-                        <pic:blipFill>
-                          <a:blip r:embed="rId11"/>
-                          <a:stretch>
-                            <a:fillRect/>
-                          </a:stretch>
-                        </pic:blipFill>
-                        <pic:spPr>
-                          <a:xfrm>
-                            <a:off x="0" y="0"/>
-                            <a:ext cx="1097280" cy="616738"/>
-                          </a:xfrm>
-                          <a:prstGeom prst="rect"/>
-                        </pic:spPr>
-                      </pic:pic>
-                    </a:graphicData>
-                  </a:graphic>
-                </wp:inline>
-              </w:drawing>
-            </w:r>
-          </w:p>
-        </w:tc>
-      </w:tr>
-    </w:tbl>
-    <w:p>
-      <w:r>
-        <w:t>Topic T3: Quadrotor Dynamics — score 20.0000</w:t>
-      </w:r>
-    </w:p>
-    <w:p>
-      <w:r>
-        <w:t xml:space="preserve">    Description: The speaker discusses the equations of motion for a quadrotor, including the net force and moment. They show how to combine these with the Newton-Euler equations to develop controllers and planners.</w:t>
-      </w:r>
-    </w:p>
-    <w:p>
-      <w:r>
-        <w:t xml:space="preserve">    Reason: The comment only mentions a specific axis (X) and inertia, which is not directly related to the topic of quadrotor dynamics, equations of motion, or controllers/planners.</w:t>
-      </w:r>
-    </w:p>
-    <w:p>
-      <w:r>
-        <w:t>- matched 0 topic(s), max score 0.0000: Can't digest the the equations  presented quickly in a flash.</w:t>
-      </w:r>
-    </w:p>
-    <w:p>
-      <w:r>
-        <w:t xml:space="preserve">  Source: https://www.youtube.com/watch?v=lAVYDUeqdW4</w:t>
-      </w:r>
-    </w:p>
-    <w:p>
-      <w:r>
-        <w:t xml:space="preserve">  Top correlated topics:</w:t>
-      </w:r>
-    </w:p>
-    <w:tbl>
-      <w:tblPr>
-        <w:tblW w:type="auto" w:w="0"/>
-        <w:tblLayout w:type="autofit"/>
-        <w:tblLook w:firstColumn="1" w:firstRow="1" w:lastColumn="0" w:lastRow="0" w:noHBand="0" w:noVBand="1" w:val="04A0"/>
-      </w:tblPr>
-      <w:tblGrid>
-        <w:gridCol w:w="2880"/>
-        <w:gridCol w:w="2880"/>
-        <w:gridCol w:w="2880"/>
-      </w:tblGrid>
-      <w:tr>
-        <w:tc>
-          <w:tcPr>
-            <w:tcW w:type="dxa" w:w="2880"/>
-          </w:tcPr>
-          <w:p>
-            <w:r>
-              <w:drawing>
-                <wp:inline xmlns:a="http://schemas.openxmlformats.org/drawingml/2006/main" xmlns:pic="http://schemas.openxmlformats.org/drawingml/2006/picture">
-                  <wp:extent cx="1097280" cy="616738"/>
-                  <wp:docPr id="109" name="Picture 109"/>
-                  <wp:cNvGraphicFramePr>
-                    <a:graphicFrameLocks noChangeAspect="1"/>
-                  </wp:cNvGraphicFramePr>
-                  <a:graphic>
-                    <a:graphicData uri="http://schemas.openxmlformats.org/drawingml/2006/picture">
-                      <pic:pic>
-                        <pic:nvPicPr>
-                          <pic:cNvPr id="0" name="frame_0000.jpg"/>
-                          <pic:cNvPicPr/>
-                        </pic:nvPicPr>
-                        <pic:blipFill>
-                          <a:blip r:embed="rId9"/>
-                          <a:stretch>
-                            <a:fillRect/>
-                          </a:stretch>
-                        </pic:blipFill>
-                        <pic:spPr>
-                          <a:xfrm>
-                            <a:off x="0" y="0"/>
-                            <a:ext cx="1097280" cy="616738"/>
-                          </a:xfrm>
-                          <a:prstGeom prst="rect"/>
-                        </pic:spPr>
-                      </pic:pic>
-                    </a:graphicData>
-                  </a:graphic>
-                </wp:inline>
-              </w:drawing>
-            </w:r>
-          </w:p>
-        </w:tc>
-        <w:tc>
-          <w:tcPr>
-            <w:tcW w:type="dxa" w:w="2880"/>
-          </w:tcPr>
-          <w:p>
-            <w:r>
-              <w:drawing>
-                <wp:inline xmlns:a="http://schemas.openxmlformats.org/drawingml/2006/main" xmlns:pic="http://schemas.openxmlformats.org/drawingml/2006/picture">
-                  <wp:extent cx="1097280" cy="616738"/>
-                  <wp:docPr id="110" name="Picture 110"/>
-                  <wp:cNvGraphicFramePr>
-                    <a:graphicFrameLocks noChangeAspect="1"/>
-                  </wp:cNvGraphicFramePr>
-                  <a:graphic>
-                    <a:graphicData uri="http://schemas.openxmlformats.org/drawingml/2006/picture">
-                      <pic:pic>
-                        <pic:nvPicPr>
-                          <pic:cNvPr id="0" name="frame_0046.jpg"/>
-                          <pic:cNvPicPr/>
-                        </pic:nvPicPr>
-                        <pic:blipFill>
-                          <a:blip r:embed="rId10"/>
-                          <a:stretch>
-                            <a:fillRect/>
-                          </a:stretch>
-                        </pic:blipFill>
-                        <pic:spPr>
-                          <a:xfrm>
-                            <a:off x="0" y="0"/>
-                            <a:ext cx="1097280" cy="616738"/>
-                          </a:xfrm>
-                          <a:prstGeom prst="rect"/>
-                        </pic:spPr>
-                      </pic:pic>
-                    </a:graphicData>
-                  </a:graphic>
-                </wp:inline>
-              </w:drawing>
-            </w:r>
-          </w:p>
-        </w:tc>
-        <w:tc>
-          <w:tcPr>
-            <w:tcW w:type="dxa" w:w="2880"/>
-          </w:tcPr>
-          <w:p>
-            <w:r>
-              <w:drawing>
-                <wp:inline xmlns:a="http://schemas.openxmlformats.org/drawingml/2006/main" xmlns:pic="http://schemas.openxmlformats.org/drawingml/2006/picture">
-                  <wp:extent cx="1097280" cy="616738"/>
-                  <wp:docPr id="111" name="Picture 111"/>
-                  <wp:cNvGraphicFramePr>
-                    <a:graphicFrameLocks noChangeAspect="1"/>
-                  </wp:cNvGraphicFramePr>
-                  <a:graphic>
-                    <a:graphicData uri="http://schemas.openxmlformats.org/drawingml/2006/picture">
-                      <pic:pic>
-                        <pic:nvPicPr>
-                          <pic:cNvPr id="0" name="frame_0093.jpg"/>
-                          <pic:cNvPicPr/>
-                        </pic:nvPicPr>
-                        <pic:blipFill>
-                          <a:blip r:embed="rId11"/>
-                          <a:stretch>
-                            <a:fillRect/>
-                          </a:stretch>
-                        </pic:blipFill>
-                        <pic:spPr>
-                          <a:xfrm>
-                            <a:off x="0" y="0"/>
-                            <a:ext cx="1097280" cy="616738"/>
-                          </a:xfrm>
-                          <a:prstGeom prst="rect"/>
-                        </pic:spPr>
-                      </pic:pic>
-                    </a:graphicData>
-                  </a:graphic>
-                </wp:inline>
-              </w:drawing>
-            </w:r>
-          </w:p>
-        </w:tc>
-      </w:tr>
-    </w:tbl>
-    <w:p>
-      <w:r>
-        <w:t>Topic T3: Quadrotor Dynamics — score 10.0000</w:t>
-      </w:r>
-    </w:p>
-    <w:p>
-      <w:r>
-        <w:t xml:space="preserve">    Description: The speaker discusses the equations of motion for a quadrotor, including the net force and moment. They show how to combine these with the Newton-Euler equations to develop controllers and planners.</w:t>
-      </w:r>
-    </w:p>
-    <w:p>
-      <w:r>
-        <w:t xml:space="preserve">    Reason: The comment does not discuss the quadrotor dynamics or any specific equations presented in the topic. Instead, it expresses frustration with the pace of information.</w:t>
-      </w:r>
-    </w:p>
-    <w:tbl>
-      <w:tblPr>
-        <w:tblW w:type="auto" w:w="0"/>
-        <w:tblLayout w:type="autofit"/>
-        <w:tblLook w:firstColumn="1" w:firstRow="1" w:lastColumn="0" w:lastRow="0" w:noHBand="0" w:noVBand="1" w:val="04A0"/>
-      </w:tblPr>
-      <w:tblGrid>
-        <w:gridCol w:w="2880"/>
-        <w:gridCol w:w="2880"/>
-        <w:gridCol w:w="2880"/>
-      </w:tblGrid>
-      <w:tr>
-        <w:tc>
-          <w:tcPr>
-            <w:tcW w:type="dxa" w:w="2880"/>
-          </w:tcPr>
-          <w:p>
-            <w:r>
-              <w:drawing>
-                <wp:inline xmlns:a="http://schemas.openxmlformats.org/drawingml/2006/main" xmlns:pic="http://schemas.openxmlformats.org/drawingml/2006/picture">
-                  <wp:extent cx="1097280" cy="616738"/>
-                  <wp:docPr id="112" name="Picture 112"/>
-                  <wp:cNvGraphicFramePr>
-                    <a:graphicFrameLocks noChangeAspect="1"/>
-                  </wp:cNvGraphicFramePr>
-                  <a:graphic>
-                    <a:graphicData uri="http://schemas.openxmlformats.org/drawingml/2006/picture">
-                      <pic:pic>
-                        <pic:nvPicPr>
-                          <pic:cNvPr id="0" name="frame_0000.jpg"/>
-                          <pic:cNvPicPr/>
-                        </pic:nvPicPr>
-                        <pic:blipFill>
-                          <a:blip r:embed="rId9"/>
-                          <a:stretch>
-                            <a:fillRect/>
-                          </a:stretch>
-                        </pic:blipFill>
-                        <pic:spPr>
-                          <a:xfrm>
-                            <a:off x="0" y="0"/>
-                            <a:ext cx="1097280" cy="616738"/>
-                          </a:xfrm>
-                          <a:prstGeom prst="rect"/>
-                        </pic:spPr>
-                      </pic:pic>
-                    </a:graphicData>
-                  </a:graphic>
-                </wp:inline>
-              </w:drawing>
-            </w:r>
-          </w:p>
-        </w:tc>
-        <w:tc>
-          <w:tcPr>
-            <w:tcW w:type="dxa" w:w="2880"/>
-          </w:tcPr>
-          <w:p>
-            <w:r>
-              <w:drawing>
-                <wp:inline xmlns:a="http://schemas.openxmlformats.org/drawingml/2006/main" xmlns:pic="http://schemas.openxmlformats.org/drawingml/2006/picture">
-                  <wp:extent cx="1097280" cy="616738"/>
-                  <wp:docPr id="113" name="Picture 113"/>
-                  <wp:cNvGraphicFramePr>
-                    <a:graphicFrameLocks noChangeAspect="1"/>
-                  </wp:cNvGraphicFramePr>
-                  <a:graphic>
-                    <a:graphicData uri="http://schemas.openxmlformats.org/drawingml/2006/picture">
-                      <pic:pic>
-                        <pic:nvPicPr>
-                          <pic:cNvPr id="0" name="frame_0046.jpg"/>
-                          <pic:cNvPicPr/>
-                        </pic:nvPicPr>
-                        <pic:blipFill>
-                          <a:blip r:embed="rId10"/>
-                          <a:stretch>
-                            <a:fillRect/>
-                          </a:stretch>
-                        </pic:blipFill>
-                        <pic:spPr>
-                          <a:xfrm>
-                            <a:off x="0" y="0"/>
-                            <a:ext cx="1097280" cy="616738"/>
-                          </a:xfrm>
-                          <a:prstGeom prst="rect"/>
-                        </pic:spPr>
-                      </pic:pic>
-                    </a:graphicData>
-                  </a:graphic>
-                </wp:inline>
-              </w:drawing>
-            </w:r>
-          </w:p>
-        </w:tc>
-        <w:tc>
-          <w:tcPr>
-            <w:tcW w:type="dxa" w:w="2880"/>
-          </w:tcPr>
-          <w:p>
-            <w:r>
-              <w:drawing>
-                <wp:inline xmlns:a="http://schemas.openxmlformats.org/drawingml/2006/main" xmlns:pic="http://schemas.openxmlformats.org/drawingml/2006/picture">
-                  <wp:extent cx="1097280" cy="616738"/>
-                  <wp:docPr id="114" name="Picture 114"/>
-                  <wp:cNvGraphicFramePr>
-                    <a:graphicFrameLocks noChangeAspect="1"/>
-                  </wp:cNvGraphicFramePr>
-                  <a:graphic>
-                    <a:graphicData uri="http://schemas.openxmlformats.org/drawingml/2006/picture">
-                      <pic:pic>
-                        <pic:nvPicPr>
-                          <pic:cNvPr id="0" name="frame_0093.jpg"/>
-                          <pic:cNvPicPr/>
-                        </pic:nvPicPr>
-                        <pic:blipFill>
-                          <a:blip r:embed="rId11"/>
-                          <a:stretch>
-                            <a:fillRect/>
-                          </a:stretch>
-                        </pic:blipFill>
-                        <pic:spPr>
-                          <a:xfrm>
-                            <a:off x="0" y="0"/>
-                            <a:ext cx="1097280" cy="616738"/>
-                          </a:xfrm>
-                          <a:prstGeom prst="rect"/>
-                        </pic:spPr>
-                      </pic:pic>
-                    </a:graphicData>
-                  </a:graphic>
-                </wp:inline>
-              </w:drawing>
-            </w:r>
-          </w:p>
-        </w:tc>
-      </w:tr>
-    </w:tbl>
-    <w:p>
-      <w:r>
-        <w:t>Topic T2: Equilibrium Configuration — score 0.0000</w:t>
-      </w:r>
-    </w:p>
-    <w:p>
-      <w:r>
-        <w:t xml:space="preserve">    Description: The speaker discusses the equilibrium configuration for a quadrotor, including its position, velocity, and orientation.</w:t>
-      </w:r>
-    </w:p>
-    <w:p>
-      <w:r>
-        <w:t xml:space="preserve">    Reason: The comment does not discuss the equilibrium configuration or any related concepts. It appears to be a personal complaint about understanding equations.</w:t>
-      </w:r>
-    </w:p>
-    <w:tbl>
-      <w:tblPr>
-        <w:tblW w:type="auto" w:w="0"/>
-        <w:tblLayout w:type="autofit"/>
-        <w:tblLook w:firstColumn="1" w:firstRow="1" w:lastColumn="0" w:lastRow="0" w:noHBand="0" w:noVBand="1" w:val="04A0"/>
-      </w:tblPr>
-      <w:tblGrid>
-        <w:gridCol w:w="2880"/>
-        <w:gridCol w:w="2880"/>
-        <w:gridCol w:w="2880"/>
-      </w:tblGrid>
-      <w:tr>
-        <w:tc>
-          <w:tcPr>
-            <w:tcW w:type="dxa" w:w="2880"/>
-          </w:tcPr>
-          <w:p>
-            <w:r>
-              <w:drawing>
-                <wp:inline xmlns:a="http://schemas.openxmlformats.org/drawingml/2006/main" xmlns:pic="http://schemas.openxmlformats.org/drawingml/2006/picture">
-                  <wp:extent cx="1097280" cy="616738"/>
-                  <wp:docPr id="115" name="Picture 115"/>
-                  <wp:cNvGraphicFramePr>
-                    <a:graphicFrameLocks noChangeAspect="1"/>
-                  </wp:cNvGraphicFramePr>
-                  <a:graphic>
-                    <a:graphicData uri="http://schemas.openxmlformats.org/drawingml/2006/picture">
-                      <pic:pic>
-                        <pic:nvPicPr>
-                          <pic:cNvPr id="0" name="frame_0000.jpg"/>
-                          <pic:cNvPicPr/>
-                        </pic:nvPicPr>
-                        <pic:blipFill>
-                          <a:blip r:embed="rId9"/>
-                          <a:stretch>
-                            <a:fillRect/>
-                          </a:stretch>
-                        </pic:blipFill>
-                        <pic:spPr>
-                          <a:xfrm>
-                            <a:off x="0" y="0"/>
-                            <a:ext cx="1097280" cy="616738"/>
-                          </a:xfrm>
-                          <a:prstGeom prst="rect"/>
-                        </pic:spPr>
-                      </pic:pic>
-                    </a:graphicData>
-                  </a:graphic>
-                </wp:inline>
-              </w:drawing>
-            </w:r>
-          </w:p>
-        </w:tc>
-        <w:tc>
-          <w:tcPr>
-            <w:tcW w:type="dxa" w:w="2880"/>
-          </w:tcPr>
-          <w:p>
-            <w:r>
-              <w:drawing>
-                <wp:inline xmlns:a="http://schemas.openxmlformats.org/drawingml/2006/main" xmlns:pic="http://schemas.openxmlformats.org/drawingml/2006/picture">
-                  <wp:extent cx="1097280" cy="616738"/>
-                  <wp:docPr id="116" name="Picture 116"/>
-                  <wp:cNvGraphicFramePr>
-                    <a:graphicFrameLocks noChangeAspect="1"/>
-                  </wp:cNvGraphicFramePr>
-                  <a:graphic>
-                    <a:graphicData uri="http://schemas.openxmlformats.org/drawingml/2006/picture">
-                      <pic:pic>
-                        <pic:nvPicPr>
-                          <pic:cNvPr id="0" name="frame_0046.jpg"/>
-                          <pic:cNvPicPr/>
-                        </pic:nvPicPr>
-                        <pic:blipFill>
-                          <a:blip r:embed="rId10"/>
-                          <a:stretch>
-                            <a:fillRect/>
-                          </a:stretch>
-                        </pic:blipFill>
-                        <pic:spPr>
-                          <a:xfrm>
-                            <a:off x="0" y="0"/>
-                            <a:ext cx="1097280" cy="616738"/>
-                          </a:xfrm>
-                          <a:prstGeom prst="rect"/>
-                        </pic:spPr>
-                      </pic:pic>
-                    </a:graphicData>
-                  </a:graphic>
-                </wp:inline>
-              </w:drawing>
-            </w:r>
-          </w:p>
-        </w:tc>
-        <w:tc>
-          <w:tcPr>
-            <w:tcW w:type="dxa" w:w="2880"/>
-          </w:tcPr>
-          <w:p>
-            <w:r>
-              <w:drawing>
-                <wp:inline xmlns:a="http://schemas.openxmlformats.org/drawingml/2006/main" xmlns:pic="http://schemas.openxmlformats.org/drawingml/2006/picture">
-                  <wp:extent cx="1097280" cy="616738"/>
-                  <wp:docPr id="117" name="Picture 117"/>
-                  <wp:cNvGraphicFramePr>
-                    <a:graphicFrameLocks noChangeAspect="1"/>
-                  </wp:cNvGraphicFramePr>
-                  <a:graphic>
-                    <a:graphicData uri="http://schemas.openxmlformats.org/drawingml/2006/picture">
-                      <pic:pic>
-                        <pic:nvPicPr>
-                          <pic:cNvPr id="0" name="frame_0093.jpg"/>
-                          <pic:cNvPicPr/>
-                        </pic:nvPicPr>
-                        <pic:blipFill>
-                          <a:blip r:embed="rId11"/>
-                          <a:stretch>
-                            <a:fillRect/>
-                          </a:stretch>
-                        </pic:blipFill>
-                        <pic:spPr>
-                          <a:xfrm>
-                            <a:off x="0" y="0"/>
-                            <a:ext cx="1097280" cy="616738"/>
-                          </a:xfrm>
-                          <a:prstGeom prst="rect"/>
-                        </pic:spPr>
-                      </pic:pic>
-                    </a:graphicData>
-                  </a:graphic>
-                </wp:inline>
-              </w:drawing>
-            </w:r>
-          </w:p>
-        </w:tc>
-      </w:tr>
-    </w:tbl>
-    <w:p>
-      <w:r>
-        <w:t>Topic T1: Defining a State Vector — score 0.0000</w:t>
-      </w:r>
-    </w:p>
-    <w:p>
-      <w:r>
-        <w:t xml:space="preserve">    Description: The speaker defines a state vector to describe the configuration and its derivative for a robot.</w:t>
-      </w:r>
-    </w:p>
-    <w:p>
-      <w:r>
-        <w:t xml:space="preserve">    Reason: The comment does not discuss any specific steps, objects, settings, parameters, claims, or goals related to 'Defining a State Vector', instead it expresses difficulty in understanding equations presented. The topic is about defining a state vector for a robot, whereas the comment is unrelated.</w:t>
-      </w:r>
-    </w:p>
-    <w:p>
-      <w:r>
-        <w:t xml:space="preserve">  Least correlated topics:</w:t>
-      </w:r>
-    </w:p>
-    <w:tbl>
-      <w:tblPr>
-        <w:tblW w:type="auto" w:w="0"/>
-        <w:tblLayout w:type="autofit"/>
-        <w:tblLook w:firstColumn="1" w:firstRow="1" w:lastColumn="0" w:lastRow="0" w:noHBand="0" w:noVBand="1" w:val="04A0"/>
-      </w:tblPr>
-      <w:tblGrid>
-        <w:gridCol w:w="2880"/>
-        <w:gridCol w:w="2880"/>
-        <w:gridCol w:w="2880"/>
-      </w:tblGrid>
-      <w:tr>
-        <w:tc>
-          <w:tcPr>
-            <w:tcW w:type="dxa" w:w="2880"/>
-          </w:tcPr>
-          <w:p>
-            <w:r>
-              <w:drawing>
-                <wp:inline xmlns:a="http://schemas.openxmlformats.org/drawingml/2006/main" xmlns:pic="http://schemas.openxmlformats.org/drawingml/2006/picture">
-                  <wp:extent cx="1097280" cy="616738"/>
-                  <wp:docPr id="118" name="Picture 118"/>
-                  <wp:cNvGraphicFramePr>
-                    <a:graphicFrameLocks noChangeAspect="1"/>
-                  </wp:cNvGraphicFramePr>
-                  <a:graphic>
-                    <a:graphicData uri="http://schemas.openxmlformats.org/drawingml/2006/picture">
-                      <pic:pic>
-                        <pic:nvPicPr>
-                          <pic:cNvPr id="0" name="frame_0000.jpg"/>
-                          <pic:cNvPicPr/>
-                        </pic:nvPicPr>
-                        <pic:blipFill>
-                          <a:blip r:embed="rId9"/>
-                          <a:stretch>
-                            <a:fillRect/>
-                          </a:stretch>
-                        </pic:blipFill>
-                        <pic:spPr>
-                          <a:xfrm>
-                            <a:off x="0" y="0"/>
-                            <a:ext cx="1097280" cy="616738"/>
-                          </a:xfrm>
-                          <a:prstGeom prst="rect"/>
-                        </pic:spPr>
-                      </pic:pic>
-                    </a:graphicData>
-                  </a:graphic>
-                </wp:inline>
-              </w:drawing>
-            </w:r>
-          </w:p>
-        </w:tc>
-        <w:tc>
-          <w:tcPr>
-            <w:tcW w:type="dxa" w:w="2880"/>
-          </w:tcPr>
-          <w:p>
-            <w:r>
-              <w:drawing>
-                <wp:inline xmlns:a="http://schemas.openxmlformats.org/drawingml/2006/main" xmlns:pic="http://schemas.openxmlformats.org/drawingml/2006/picture">
-                  <wp:extent cx="1097280" cy="616738"/>
-                  <wp:docPr id="119" name="Picture 119"/>
-                  <wp:cNvGraphicFramePr>
-                    <a:graphicFrameLocks noChangeAspect="1"/>
-                  </wp:cNvGraphicFramePr>
-                  <a:graphic>
-                    <a:graphicData uri="http://schemas.openxmlformats.org/drawingml/2006/picture">
-                      <pic:pic>
-                        <pic:nvPicPr>
-                          <pic:cNvPr id="0" name="frame_0046.jpg"/>
-                          <pic:cNvPicPr/>
-                        </pic:nvPicPr>
-                        <pic:blipFill>
-                          <a:blip r:embed="rId10"/>
-                          <a:stretch>
-                            <a:fillRect/>
-                          </a:stretch>
-                        </pic:blipFill>
-                        <pic:spPr>
-                          <a:xfrm>
-                            <a:off x="0" y="0"/>
-                            <a:ext cx="1097280" cy="616738"/>
-                          </a:xfrm>
-                          <a:prstGeom prst="rect"/>
-                        </pic:spPr>
-                      </pic:pic>
-                    </a:graphicData>
-                  </a:graphic>
-                </wp:inline>
-              </w:drawing>
-            </w:r>
-          </w:p>
-        </w:tc>
-        <w:tc>
-          <w:tcPr>
-            <w:tcW w:type="dxa" w:w="2880"/>
-          </w:tcPr>
-          <w:p>
-            <w:r>
-              <w:drawing>
-                <wp:inline xmlns:a="http://schemas.openxmlformats.org/drawingml/2006/main" xmlns:pic="http://schemas.openxmlformats.org/drawingml/2006/picture">
-                  <wp:extent cx="1097280" cy="616738"/>
-                  <wp:docPr id="120" name="Picture 120"/>
-                  <wp:cNvGraphicFramePr>
-                    <a:graphicFrameLocks noChangeAspect="1"/>
-                  </wp:cNvGraphicFramePr>
-                  <a:graphic>
-                    <a:graphicData uri="http://schemas.openxmlformats.org/drawingml/2006/picture">
-                      <pic:pic>
-                        <pic:nvPicPr>
-                          <pic:cNvPr id="0" name="frame_0093.jpg"/>
-                          <pic:cNvPicPr/>
-                        </pic:nvPicPr>
-                        <pic:blipFill>
-                          <a:blip r:embed="rId11"/>
-                          <a:stretch>
-                            <a:fillRect/>
-                          </a:stretch>
-                        </pic:blipFill>
-                        <pic:spPr>
-                          <a:xfrm>
-                            <a:off x="0" y="0"/>
-                            <a:ext cx="1097280" cy="616738"/>
-                          </a:xfrm>
-                          <a:prstGeom prst="rect"/>
-                        </pic:spPr>
-                      </pic:pic>
-                    </a:graphicData>
-                  </a:graphic>
-                </wp:inline>
-              </w:drawing>
-            </w:r>
-          </w:p>
-        </w:tc>
-      </w:tr>
-    </w:tbl>
-    <w:p>
-      <w:r>
-        <w:t>Topic T1: Defining a State Vector — score 0.0000</w:t>
-      </w:r>
-    </w:p>
-    <w:p>
-      <w:r>
-        <w:t xml:space="preserve">    Description: The speaker defines a state vector to describe the configuration and its derivative for a robot.</w:t>
-      </w:r>
-    </w:p>
-    <w:p>
-      <w:r>
-        <w:t xml:space="preserve">    Reason: The comment does not discuss any specific steps, objects, settings, parameters, claims, or goals related to 'Defining a State Vector', instead it expresses difficulty in understanding equations presented. The topic is about defining a state vector for a robot, whereas the comment is unrelated.</w:t>
-      </w:r>
-    </w:p>
-    <w:tbl>
-      <w:tblPr>
-        <w:tblW w:type="auto" w:w="0"/>
-        <w:tblLayout w:type="autofit"/>
-        <w:tblLook w:firstColumn="1" w:firstRow="1" w:lastColumn="0" w:lastRow="0" w:noHBand="0" w:noVBand="1" w:val="04A0"/>
-      </w:tblPr>
-      <w:tblGrid>
-        <w:gridCol w:w="2880"/>
-        <w:gridCol w:w="2880"/>
-        <w:gridCol w:w="2880"/>
-      </w:tblGrid>
-      <w:tr>
-        <w:tc>
-          <w:tcPr>
-            <w:tcW w:type="dxa" w:w="2880"/>
-          </w:tcPr>
-          <w:p>
-            <w:r>
-              <w:drawing>
-                <wp:inline xmlns:a="http://schemas.openxmlformats.org/drawingml/2006/main" xmlns:pic="http://schemas.openxmlformats.org/drawingml/2006/picture">
-                  <wp:extent cx="1097280" cy="616738"/>
-                  <wp:docPr id="121" name="Picture 121"/>
-                  <wp:cNvGraphicFramePr>
-                    <a:graphicFrameLocks noChangeAspect="1"/>
-                  </wp:cNvGraphicFramePr>
-                  <a:graphic>
-                    <a:graphicData uri="http://schemas.openxmlformats.org/drawingml/2006/picture">
-                      <pic:pic>
-                        <pic:nvPicPr>
-                          <pic:cNvPr id="0" name="frame_0000.jpg"/>
-                          <pic:cNvPicPr/>
-                        </pic:nvPicPr>
-                        <pic:blipFill>
-                          <a:blip r:embed="rId9"/>
-                          <a:stretch>
-                            <a:fillRect/>
-                          </a:stretch>
-                        </pic:blipFill>
-                        <pic:spPr>
-                          <a:xfrm>
-                            <a:off x="0" y="0"/>
-                            <a:ext cx="1097280" cy="616738"/>
-                          </a:xfrm>
-                          <a:prstGeom prst="rect"/>
-                        </pic:spPr>
-                      </pic:pic>
-                    </a:graphicData>
-                  </a:graphic>
-                </wp:inline>
-              </w:drawing>
-            </w:r>
-          </w:p>
-        </w:tc>
-        <w:tc>
-          <w:tcPr>
-            <w:tcW w:type="dxa" w:w="2880"/>
-          </w:tcPr>
-          <w:p>
-            <w:r>
-              <w:drawing>
-                <wp:inline xmlns:a="http://schemas.openxmlformats.org/drawingml/2006/main" xmlns:pic="http://schemas.openxmlformats.org/drawingml/2006/picture">
-                  <wp:extent cx="1097280" cy="616738"/>
-                  <wp:docPr id="122" name="Picture 122"/>
-                  <wp:cNvGraphicFramePr>
-                    <a:graphicFrameLocks noChangeAspect="1"/>
-                  </wp:cNvGraphicFramePr>
-                  <a:graphic>
-                    <a:graphicData uri="http://schemas.openxmlformats.org/drawingml/2006/picture">
-                      <pic:pic>
-                        <pic:nvPicPr>
-                          <pic:cNvPr id="0" name="frame_0046.jpg"/>
-                          <pic:cNvPicPr/>
-                        </pic:nvPicPr>
-                        <pic:blipFill>
-                          <a:blip r:embed="rId10"/>
-                          <a:stretch>
-                            <a:fillRect/>
-                          </a:stretch>
-                        </pic:blipFill>
-                        <pic:spPr>
-                          <a:xfrm>
-                            <a:off x="0" y="0"/>
-                            <a:ext cx="1097280" cy="616738"/>
-                          </a:xfrm>
-                          <a:prstGeom prst="rect"/>
-                        </pic:spPr>
-                      </pic:pic>
-                    </a:graphicData>
-                  </a:graphic>
-                </wp:inline>
-              </w:drawing>
-            </w:r>
-          </w:p>
-        </w:tc>
-        <w:tc>
-          <w:tcPr>
-            <w:tcW w:type="dxa" w:w="2880"/>
-          </w:tcPr>
-          <w:p>
-            <w:r>
-              <w:drawing>
-                <wp:inline xmlns:a="http://schemas.openxmlformats.org/drawingml/2006/main" xmlns:pic="http://schemas.openxmlformats.org/drawingml/2006/picture">
-                  <wp:extent cx="1097280" cy="616738"/>
-                  <wp:docPr id="123" name="Picture 123"/>
-                  <wp:cNvGraphicFramePr>
-                    <a:graphicFrameLocks noChangeAspect="1"/>
-                  </wp:cNvGraphicFramePr>
-                  <a:graphic>
-                    <a:graphicData uri="http://schemas.openxmlformats.org/drawingml/2006/picture">
-                      <pic:pic>
-                        <pic:nvPicPr>
-                          <pic:cNvPr id="0" name="frame_0093.jpg"/>
-                          <pic:cNvPicPr/>
-                        </pic:nvPicPr>
-                        <pic:blipFill>
-                          <a:blip r:embed="rId11"/>
-                          <a:stretch>
-                            <a:fillRect/>
-                          </a:stretch>
-                        </pic:blipFill>
-                        <pic:spPr>
-                          <a:xfrm>
-                            <a:off x="0" y="0"/>
-                            <a:ext cx="1097280" cy="616738"/>
-                          </a:xfrm>
-                          <a:prstGeom prst="rect"/>
-                        </pic:spPr>
-                      </pic:pic>
-                    </a:graphicData>
-                  </a:graphic>
-                </wp:inline>
-              </w:drawing>
-            </w:r>
-          </w:p>
-        </w:tc>
-      </w:tr>
-    </w:tbl>
-    <w:p>
-      <w:r>
-        <w:t>Topic T2: Equilibrium Configuration — score 0.0000</w:t>
-      </w:r>
-    </w:p>
-    <w:p>
-      <w:r>
-        <w:t xml:space="preserve">    Description: The speaker discusses the equilibrium configuration for a quadrotor, including its position, velocity, and orientation.</w:t>
-      </w:r>
-    </w:p>
-    <w:p>
-      <w:r>
-        <w:t xml:space="preserve">    Reason: The comment does not discuss the equilibrium configuration or any related concepts. It appears to be a personal complaint about understanding equations.</w:t>
-      </w:r>
-    </w:p>
-    <w:tbl>
-      <w:tblPr>
-        <w:tblW w:type="auto" w:w="0"/>
-        <w:tblLayout w:type="autofit"/>
-        <w:tblLook w:firstColumn="1" w:firstRow="1" w:lastColumn="0" w:lastRow="0" w:noHBand="0" w:noVBand="1" w:val="04A0"/>
-      </w:tblPr>
-      <w:tblGrid>
-        <w:gridCol w:w="2880"/>
-        <w:gridCol w:w="2880"/>
-        <w:gridCol w:w="2880"/>
-      </w:tblGrid>
-      <w:tr>
-        <w:tc>
-          <w:tcPr>
-            <w:tcW w:type="dxa" w:w="2880"/>
-          </w:tcPr>
-          <w:p>
-            <w:r>
-              <w:drawing>
-                <wp:inline xmlns:a="http://schemas.openxmlformats.org/drawingml/2006/main" xmlns:pic="http://schemas.openxmlformats.org/drawingml/2006/picture">
-                  <wp:extent cx="1097280" cy="616738"/>
-                  <wp:docPr id="124" name="Picture 124"/>
-                  <wp:cNvGraphicFramePr>
-                    <a:graphicFrameLocks noChangeAspect="1"/>
-                  </wp:cNvGraphicFramePr>
-                  <a:graphic>
-                    <a:graphicData uri="http://schemas.openxmlformats.org/drawingml/2006/picture">
-                      <pic:pic>
-                        <pic:nvPicPr>
-                          <pic:cNvPr id="0" name="frame_0000.jpg"/>
-                          <pic:cNvPicPr/>
-                        </pic:nvPicPr>
-                        <pic:blipFill>
-                          <a:blip r:embed="rId9"/>
-                          <a:stretch>
-                            <a:fillRect/>
-                          </a:stretch>
-                        </pic:blipFill>
-                        <pic:spPr>
-                          <a:xfrm>
-                            <a:off x="0" y="0"/>
-                            <a:ext cx="1097280" cy="616738"/>
-                          </a:xfrm>
-                          <a:prstGeom prst="rect"/>
-                        </pic:spPr>
-                      </pic:pic>
-                    </a:graphicData>
-                  </a:graphic>
-                </wp:inline>
-              </w:drawing>
-            </w:r>
-          </w:p>
-        </w:tc>
-        <w:tc>
-          <w:tcPr>
-            <w:tcW w:type="dxa" w:w="2880"/>
-          </w:tcPr>
-          <w:p>
-            <w:r>
-              <w:drawing>
-                <wp:inline xmlns:a="http://schemas.openxmlformats.org/drawingml/2006/main" xmlns:pic="http://schemas.openxmlformats.org/drawingml/2006/picture">
-                  <wp:extent cx="1097280" cy="616738"/>
-                  <wp:docPr id="125" name="Picture 125"/>
-                  <wp:cNvGraphicFramePr>
-                    <a:graphicFrameLocks noChangeAspect="1"/>
-                  </wp:cNvGraphicFramePr>
-                  <a:graphic>
-                    <a:graphicData uri="http://schemas.openxmlformats.org/drawingml/2006/picture">
-                      <pic:pic>
-                        <pic:nvPicPr>
-                          <pic:cNvPr id="0" name="frame_0046.jpg"/>
-                          <pic:cNvPicPr/>
-                        </pic:nvPicPr>
-                        <pic:blipFill>
-                          <a:blip r:embed="rId10"/>
-                          <a:stretch>
-                            <a:fillRect/>
-                          </a:stretch>
-                        </pic:blipFill>
-                        <pic:spPr>
-                          <a:xfrm>
-                            <a:off x="0" y="0"/>
-                            <a:ext cx="1097280" cy="616738"/>
-                          </a:xfrm>
-                          <a:prstGeom prst="rect"/>
-                        </pic:spPr>
-                      </pic:pic>
-                    </a:graphicData>
-                  </a:graphic>
-                </wp:inline>
-              </w:drawing>
-            </w:r>
-          </w:p>
-        </w:tc>
-        <w:tc>
-          <w:tcPr>
-            <w:tcW w:type="dxa" w:w="2880"/>
-          </w:tcPr>
-          <w:p>
-            <w:r>
-              <w:drawing>
-                <wp:inline xmlns:a="http://schemas.openxmlformats.org/drawingml/2006/main" xmlns:pic="http://schemas.openxmlformats.org/drawingml/2006/picture">
-                  <wp:extent cx="1097280" cy="616738"/>
-                  <wp:docPr id="126" name="Picture 126"/>
-                  <wp:cNvGraphicFramePr>
-                    <a:graphicFrameLocks noChangeAspect="1"/>
-                  </wp:cNvGraphicFramePr>
-                  <a:graphic>
-                    <a:graphicData uri="http://schemas.openxmlformats.org/drawingml/2006/picture">
-                      <pic:pic>
-                        <pic:nvPicPr>
-                          <pic:cNvPr id="0" name="frame_0093.jpg"/>
-                          <pic:cNvPicPr/>
-                        </pic:nvPicPr>
-                        <pic:blipFill>
-                          <a:blip r:embed="rId11"/>
-                          <a:stretch>
-                            <a:fillRect/>
-                          </a:stretch>
-                        </pic:blipFill>
-                        <pic:spPr>
-                          <a:xfrm>
-                            <a:off x="0" y="0"/>
-                            <a:ext cx="1097280" cy="616738"/>
-                          </a:xfrm>
-                          <a:prstGeom prst="rect"/>
-                        </pic:spPr>
-                      </pic:pic>
-                    </a:graphicData>
-                  </a:graphic>
-                </wp:inline>
-              </w:drawing>
-            </w:r>
-          </w:p>
-        </w:tc>
-      </w:tr>
-    </w:tbl>
-    <w:p>
-      <w:r>
-        <w:t>Topic T3: Quadrotor Dynamics — score 10.0000</w:t>
-      </w:r>
-    </w:p>
-    <w:p>
-      <w:r>
-        <w:t xml:space="preserve">    Description: The speaker discusses the equations of motion for a quadrotor, including the net force and moment. They show how to combine these with the Newton-Euler equations to develop controllers and planners.</w:t>
-      </w:r>
-    </w:p>
-    <w:p>
-      <w:r>
-        <w:t xml:space="preserve">    Reason: The comment does not discuss the quadrotor dynamics or any specific equations presented in the topic. Instead, it expresses frustration with the pace of information.</w:t>
-      </w:r>
-    </w:p>
-    <w:p>
-      <w:r>
-        <w:t>- matched 0 topic(s), max score 0.0000: 1:59 daki matris yanlış değil mi ya</w:t>
-      </w:r>
-    </w:p>
-    <w:p>
-      <w:r>
-        <w:t xml:space="preserve">  Source: https://www.youtube.com/watch?v=lAVYDUeqdW4</w:t>
-      </w:r>
-    </w:p>
-    <w:p>
-      <w:r>
-        <w:t xml:space="preserve">  Top correlated topics:</w:t>
-      </w:r>
-    </w:p>
-    <w:tbl>
-      <w:tblPr>
-        <w:tblW w:type="auto" w:w="0"/>
-        <w:tblLayout w:type="autofit"/>
-        <w:tblLook w:firstColumn="1" w:firstRow="1" w:lastColumn="0" w:lastRow="0" w:noHBand="0" w:noVBand="1" w:val="04A0"/>
-      </w:tblPr>
-      <w:tblGrid>
-        <w:gridCol w:w="2880"/>
-        <w:gridCol w:w="2880"/>
-        <w:gridCol w:w="2880"/>
-      </w:tblGrid>
-      <w:tr>
-        <w:tc>
-          <w:tcPr>
-            <w:tcW w:type="dxa" w:w="2880"/>
-          </w:tcPr>
-          <w:p>
-            <w:r>
-              <w:drawing>
-                <wp:inline xmlns:a="http://schemas.openxmlformats.org/drawingml/2006/main" xmlns:pic="http://schemas.openxmlformats.org/drawingml/2006/picture">
-                  <wp:extent cx="1097280" cy="616738"/>
-                  <wp:docPr id="127" name="Picture 127"/>
-                  <wp:cNvGraphicFramePr>
-                    <a:graphicFrameLocks noChangeAspect="1"/>
-                  </wp:cNvGraphicFramePr>
-                  <a:graphic>
-                    <a:graphicData uri="http://schemas.openxmlformats.org/drawingml/2006/picture">
-                      <pic:pic>
-                        <pic:nvPicPr>
-                          <pic:cNvPr id="0" name="frame_0000.jpg"/>
-                          <pic:cNvPicPr/>
-                        </pic:nvPicPr>
-                        <pic:blipFill>
-                          <a:blip r:embed="rId9"/>
-                          <a:stretch>
-                            <a:fillRect/>
-                          </a:stretch>
-                        </pic:blipFill>
-                        <pic:spPr>
-                          <a:xfrm>
-                            <a:off x="0" y="0"/>
-                            <a:ext cx="1097280" cy="616738"/>
-                          </a:xfrm>
-                          <a:prstGeom prst="rect"/>
-                        </pic:spPr>
-                      </pic:pic>
-                    </a:graphicData>
-                  </a:graphic>
-                </wp:inline>
-              </w:drawing>
-            </w:r>
-          </w:p>
-        </w:tc>
-        <w:tc>
-          <w:tcPr>
-            <w:tcW w:type="dxa" w:w="2880"/>
-          </w:tcPr>
-          <w:p>
-            <w:r>
-              <w:drawing>
-                <wp:inline xmlns:a="http://schemas.openxmlformats.org/drawingml/2006/main" xmlns:pic="http://schemas.openxmlformats.org/drawingml/2006/picture">
-                  <wp:extent cx="1097280" cy="616738"/>
-                  <wp:docPr id="128" name="Picture 128"/>
-                  <wp:cNvGraphicFramePr>
-                    <a:graphicFrameLocks noChangeAspect="1"/>
-                  </wp:cNvGraphicFramePr>
-                  <a:graphic>
-                    <a:graphicData uri="http://schemas.openxmlformats.org/drawingml/2006/picture">
-                      <pic:pic>
-                        <pic:nvPicPr>
-                          <pic:cNvPr id="0" name="frame_0046.jpg"/>
-                          <pic:cNvPicPr/>
-                        </pic:nvPicPr>
-                        <pic:blipFill>
-                          <a:blip r:embed="rId10"/>
-                          <a:stretch>
-                            <a:fillRect/>
-                          </a:stretch>
-                        </pic:blipFill>
-                        <pic:spPr>
-                          <a:xfrm>
-                            <a:off x="0" y="0"/>
-                            <a:ext cx="1097280" cy="616738"/>
-                          </a:xfrm>
-                          <a:prstGeom prst="rect"/>
-                        </pic:spPr>
-                      </pic:pic>
-                    </a:graphicData>
-                  </a:graphic>
-                </wp:inline>
-              </w:drawing>
-            </w:r>
-          </w:p>
-        </w:tc>
-        <w:tc>
-          <w:tcPr>
-            <w:tcW w:type="dxa" w:w="2880"/>
-          </w:tcPr>
-          <w:p>
-            <w:r>
-              <w:drawing>
-                <wp:inline xmlns:a="http://schemas.openxmlformats.org/drawingml/2006/main" xmlns:pic="http://schemas.openxmlformats.org/drawingml/2006/picture">
-                  <wp:extent cx="1097280" cy="616738"/>
-                  <wp:docPr id="129" name="Picture 129"/>
-                  <wp:cNvGraphicFramePr>
-                    <a:graphicFrameLocks noChangeAspect="1"/>
-                  </wp:cNvGraphicFramePr>
-                  <a:graphic>
-                    <a:graphicData uri="http://schemas.openxmlformats.org/drawingml/2006/picture">
-                      <pic:pic>
-                        <pic:nvPicPr>
-                          <pic:cNvPr id="0" name="frame_0093.jpg"/>
-                          <pic:cNvPicPr/>
-                        </pic:nvPicPr>
-                        <pic:blipFill>
-                          <a:blip r:embed="rId11"/>
-                          <a:stretch>
-                            <a:fillRect/>
-                          </a:stretch>
-                        </pic:blipFill>
-                        <pic:spPr>
-                          <a:xfrm>
-                            <a:off x="0" y="0"/>
-                            <a:ext cx="1097280" cy="616738"/>
-                          </a:xfrm>
-                          <a:prstGeom prst="rect"/>
-                        </pic:spPr>
-                      </pic:pic>
-                    </a:graphicData>
-                  </a:graphic>
-                </wp:inline>
-              </w:drawing>
-            </w:r>
-          </w:p>
-        </w:tc>
-      </w:tr>
-    </w:tbl>
-    <w:p>
-      <w:r>
-        <w:t>Topic T3: Quadrotor Dynamics — score 0.0000</w:t>
-      </w:r>
-    </w:p>
-    <w:p>
-      <w:r>
-        <w:t xml:space="preserve">    Description: The speaker discusses the equations of motion for a quadrotor, including the net force and moment. They show how to combine these with the Newton-Euler equations to develop controllers and planners.</w:t>
-      </w:r>
-    </w:p>
-    <w:p>
-      <w:r>
-        <w:t xml:space="preserve">    Reason: The comment appears to be a Turkish question about a matrix being incorrect, which has no direct relation to the topic of quadrotor dynamics or its descriptions.</w:t>
-      </w:r>
-    </w:p>
-    <w:tbl>
-      <w:tblPr>
-        <w:tblW w:type="auto" w:w="0"/>
-        <w:tblLayout w:type="autofit"/>
-        <w:tblLook w:firstColumn="1" w:firstRow="1" w:lastColumn="0" w:lastRow="0" w:noHBand="0" w:noVBand="1" w:val="04A0"/>
-      </w:tblPr>
-      <w:tblGrid>
-        <w:gridCol w:w="2880"/>
-        <w:gridCol w:w="2880"/>
-        <w:gridCol w:w="2880"/>
-      </w:tblGrid>
-      <w:tr>
-        <w:tc>
-          <w:tcPr>
-            <w:tcW w:type="dxa" w:w="2880"/>
-          </w:tcPr>
-          <w:p>
-            <w:r>
-              <w:drawing>
-                <wp:inline xmlns:a="http://schemas.openxmlformats.org/drawingml/2006/main" xmlns:pic="http://schemas.openxmlformats.org/drawingml/2006/picture">
-                  <wp:extent cx="1097280" cy="616738"/>
-                  <wp:docPr id="130" name="Picture 130"/>
-                  <wp:cNvGraphicFramePr>
-                    <a:graphicFrameLocks noChangeAspect="1"/>
-                  </wp:cNvGraphicFramePr>
-                  <a:graphic>
-                    <a:graphicData uri="http://schemas.openxmlformats.org/drawingml/2006/picture">
-                      <pic:pic>
-                        <pic:nvPicPr>
-                          <pic:cNvPr id="0" name="frame_0000.jpg"/>
-                          <pic:cNvPicPr/>
-                        </pic:nvPicPr>
-                        <pic:blipFill>
-                          <a:blip r:embed="rId9"/>
-                          <a:stretch>
-                            <a:fillRect/>
-                          </a:stretch>
-                        </pic:blipFill>
-                        <pic:spPr>
-                          <a:xfrm>
-                            <a:off x="0" y="0"/>
-                            <a:ext cx="1097280" cy="616738"/>
-                          </a:xfrm>
-                          <a:prstGeom prst="rect"/>
-                        </pic:spPr>
-                      </pic:pic>
-                    </a:graphicData>
-                  </a:graphic>
-                </wp:inline>
-              </w:drawing>
-            </w:r>
-          </w:p>
-        </w:tc>
-        <w:tc>
-          <w:tcPr>
-            <w:tcW w:type="dxa" w:w="2880"/>
-          </w:tcPr>
-          <w:p>
-            <w:r>
-              <w:drawing>
-                <wp:inline xmlns:a="http://schemas.openxmlformats.org/drawingml/2006/main" xmlns:pic="http://schemas.openxmlformats.org/drawingml/2006/picture">
-                  <wp:extent cx="1097280" cy="616738"/>
-                  <wp:docPr id="131" name="Picture 131"/>
-                  <wp:cNvGraphicFramePr>
-                    <a:graphicFrameLocks noChangeAspect="1"/>
-                  </wp:cNvGraphicFramePr>
-                  <a:graphic>
-                    <a:graphicData uri="http://schemas.openxmlformats.org/drawingml/2006/picture">
-                      <pic:pic>
-                        <pic:nvPicPr>
-                          <pic:cNvPr id="0" name="frame_0046.jpg"/>
-                          <pic:cNvPicPr/>
-                        </pic:nvPicPr>
-                        <pic:blipFill>
-                          <a:blip r:embed="rId10"/>
-                          <a:stretch>
-                            <a:fillRect/>
-                          </a:stretch>
-                        </pic:blipFill>
-                        <pic:spPr>
-                          <a:xfrm>
-                            <a:off x="0" y="0"/>
-                            <a:ext cx="1097280" cy="616738"/>
-                          </a:xfrm>
-                          <a:prstGeom prst="rect"/>
-                        </pic:spPr>
-                      </pic:pic>
-                    </a:graphicData>
-                  </a:graphic>
-                </wp:inline>
-              </w:drawing>
-            </w:r>
-          </w:p>
-        </w:tc>
-        <w:tc>
-          <w:tcPr>
-            <w:tcW w:type="dxa" w:w="2880"/>
-          </w:tcPr>
-          <w:p>
-            <w:r>
-              <w:drawing>
-                <wp:inline xmlns:a="http://schemas.openxmlformats.org/drawingml/2006/main" xmlns:pic="http://schemas.openxmlformats.org/drawingml/2006/picture">
-                  <wp:extent cx="1097280" cy="616738"/>
-                  <wp:docPr id="132" name="Picture 132"/>
-                  <wp:cNvGraphicFramePr>
-                    <a:graphicFrameLocks noChangeAspect="1"/>
-                  </wp:cNvGraphicFramePr>
-                  <a:graphic>
-                    <a:graphicData uri="http://schemas.openxmlformats.org/drawingml/2006/picture">
-                      <pic:pic>
-                        <pic:nvPicPr>
-                          <pic:cNvPr id="0" name="frame_0093.jpg"/>
-                          <pic:cNvPicPr/>
-                        </pic:nvPicPr>
-                        <pic:blipFill>
-                          <a:blip r:embed="rId11"/>
-                          <a:stretch>
-                            <a:fillRect/>
-                          </a:stretch>
-                        </pic:blipFill>
-                        <pic:spPr>
-                          <a:xfrm>
-                            <a:off x="0" y="0"/>
-                            <a:ext cx="1097280" cy="616738"/>
-                          </a:xfrm>
-                          <a:prstGeom prst="rect"/>
-                        </pic:spPr>
-                      </pic:pic>
-                    </a:graphicData>
-                  </a:graphic>
-                </wp:inline>
-              </w:drawing>
-            </w:r>
-          </w:p>
-        </w:tc>
-      </w:tr>
-    </w:tbl>
-    <w:p>
-      <w:r>
-        <w:t>Topic T2: Equilibrium Configuration — score 0.0000</w:t>
-      </w:r>
-    </w:p>
-    <w:p>
-      <w:r>
-        <w:t xml:space="preserve">    Description: The speaker discusses the equilibrium configuration for a quadrotor, including its position, velocity, and orientation.</w:t>
-      </w:r>
-    </w:p>
-    <w:p>
-      <w:r>
-        <w:t xml:space="preserve">    Reason: The comment appears to be a Turkish phrase ('daki' means 'in the', and 'matris' likely refers to a matrix) that does not relate to the topic of equilibrium configuration for a quadrotor.</w:t>
-      </w:r>
-    </w:p>
-    <w:tbl>
-      <w:tblPr>
-        <w:tblW w:type="auto" w:w="0"/>
-        <w:tblLayout w:type="autofit"/>
-        <w:tblLook w:firstColumn="1" w:firstRow="1" w:lastColumn="0" w:lastRow="0" w:noHBand="0" w:noVBand="1" w:val="04A0"/>
-      </w:tblPr>
-      <w:tblGrid>
-        <w:gridCol w:w="2880"/>
-        <w:gridCol w:w="2880"/>
-        <w:gridCol w:w="2880"/>
-      </w:tblGrid>
-      <w:tr>
-        <w:tc>
-          <w:tcPr>
-            <w:tcW w:type="dxa" w:w="2880"/>
-          </w:tcPr>
-          <w:p>
-            <w:r>
-              <w:drawing>
-                <wp:inline xmlns:a="http://schemas.openxmlformats.org/drawingml/2006/main" xmlns:pic="http://schemas.openxmlformats.org/drawingml/2006/picture">
-                  <wp:extent cx="1097280" cy="616738"/>
-                  <wp:docPr id="133" name="Picture 133"/>
-                  <wp:cNvGraphicFramePr>
-                    <a:graphicFrameLocks noChangeAspect="1"/>
-                  </wp:cNvGraphicFramePr>
-                  <a:graphic>
-                    <a:graphicData uri="http://schemas.openxmlformats.org/drawingml/2006/picture">
-                      <pic:pic>
-                        <pic:nvPicPr>
-                          <pic:cNvPr id="0" name="frame_0000.jpg"/>
-                          <pic:cNvPicPr/>
-                        </pic:nvPicPr>
-                        <pic:blipFill>
-                          <a:blip r:embed="rId9"/>
-                          <a:stretch>
-                            <a:fillRect/>
-                          </a:stretch>
-                        </pic:blipFill>
-                        <pic:spPr>
-                          <a:xfrm>
-                            <a:off x="0" y="0"/>
-                            <a:ext cx="1097280" cy="616738"/>
-                          </a:xfrm>
-                          <a:prstGeom prst="rect"/>
-                        </pic:spPr>
-                      </pic:pic>
-                    </a:graphicData>
-                  </a:graphic>
-                </wp:inline>
-              </w:drawing>
-            </w:r>
-          </w:p>
-        </w:tc>
-        <w:tc>
-          <w:tcPr>
-            <w:tcW w:type="dxa" w:w="2880"/>
-          </w:tcPr>
-          <w:p>
-            <w:r>
-              <w:drawing>
-                <wp:inline xmlns:a="http://schemas.openxmlformats.org/drawingml/2006/main" xmlns:pic="http://schemas.openxmlformats.org/drawingml/2006/picture">
-                  <wp:extent cx="1097280" cy="616738"/>
-                  <wp:docPr id="134" name="Picture 134"/>
-                  <wp:cNvGraphicFramePr>
-                    <a:graphicFrameLocks noChangeAspect="1"/>
-                  </wp:cNvGraphicFramePr>
-                  <a:graphic>
-                    <a:graphicData uri="http://schemas.openxmlformats.org/drawingml/2006/picture">
-                      <pic:pic>
-                        <pic:nvPicPr>
-                          <pic:cNvPr id="0" name="frame_0046.jpg"/>
-                          <pic:cNvPicPr/>
-                        </pic:nvPicPr>
-                        <pic:blipFill>
-                          <a:blip r:embed="rId10"/>
-                          <a:stretch>
-                            <a:fillRect/>
-                          </a:stretch>
-                        </pic:blipFill>
-                        <pic:spPr>
-                          <a:xfrm>
-                            <a:off x="0" y="0"/>
-                            <a:ext cx="1097280" cy="616738"/>
-                          </a:xfrm>
-                          <a:prstGeom prst="rect"/>
-                        </pic:spPr>
-                      </pic:pic>
-                    </a:graphicData>
-                  </a:graphic>
-                </wp:inline>
-              </w:drawing>
-            </w:r>
-          </w:p>
-        </w:tc>
-        <w:tc>
-          <w:tcPr>
-            <w:tcW w:type="dxa" w:w="2880"/>
-          </w:tcPr>
-          <w:p>
-            <w:r>
-              <w:drawing>
-                <wp:inline xmlns:a="http://schemas.openxmlformats.org/drawingml/2006/main" xmlns:pic="http://schemas.openxmlformats.org/drawingml/2006/picture">
-                  <wp:extent cx="1097280" cy="616738"/>
-                  <wp:docPr id="135" name="Picture 135"/>
-                  <wp:cNvGraphicFramePr>
-                    <a:graphicFrameLocks noChangeAspect="1"/>
-                  </wp:cNvGraphicFramePr>
-                  <a:graphic>
-                    <a:graphicData uri="http://schemas.openxmlformats.org/drawingml/2006/picture">
-                      <pic:pic>
-                        <pic:nvPicPr>
-                          <pic:cNvPr id="0" name="frame_0093.jpg"/>
-                          <pic:cNvPicPr/>
-                        </pic:nvPicPr>
-                        <pic:blipFill>
-                          <a:blip r:embed="rId11"/>
-                          <a:stretch>
-                            <a:fillRect/>
-                          </a:stretch>
-                        </pic:blipFill>
-                        <pic:spPr>
-                          <a:xfrm>
-                            <a:off x="0" y="0"/>
-                            <a:ext cx="1097280" cy="616738"/>
-                          </a:xfrm>
-                          <a:prstGeom prst="rect"/>
-                        </pic:spPr>
-                      </pic:pic>
-                    </a:graphicData>
-                  </a:graphic>
-                </wp:inline>
-              </w:drawing>
-            </w:r>
-          </w:p>
-        </w:tc>
-      </w:tr>
-    </w:tbl>
-    <w:p>
-      <w:r>
-        <w:t>Topic T1: Defining a State Vector — score 0.0000</w:t>
-      </w:r>
-    </w:p>
-    <w:p>
-      <w:r>
-        <w:t xml:space="preserve">    Description: The speaker defines a state vector to describe the configuration and its derivative for a robot.</w:t>
-      </w:r>
-    </w:p>
-    <w:p>
-      <w:r>
-        <w:t xml:space="preserve">    Reason: The comment appears to be a Turkish phrase discussing matrix or error, unrelated to the topic of defining a state vector for a robot.</w:t>
-      </w:r>
-    </w:p>
-    <w:p>
-      <w:r>
-        <w:t xml:space="preserve">  Least correlated topics:</w:t>
-      </w:r>
-    </w:p>
-    <w:tbl>
-      <w:tblPr>
-        <w:tblW w:type="auto" w:w="0"/>
-        <w:tblLayout w:type="autofit"/>
-        <w:tblLook w:firstColumn="1" w:firstRow="1" w:lastColumn="0" w:lastRow="0" w:noHBand="0" w:noVBand="1" w:val="04A0"/>
-      </w:tblPr>
-      <w:tblGrid>
-        <w:gridCol w:w="2880"/>
-        <w:gridCol w:w="2880"/>
-        <w:gridCol w:w="2880"/>
-      </w:tblGrid>
-      <w:tr>
-        <w:tc>
-          <w:tcPr>
-            <w:tcW w:type="dxa" w:w="2880"/>
-          </w:tcPr>
-          <w:p>
-            <w:r>
-              <w:drawing>
-                <wp:inline xmlns:a="http://schemas.openxmlformats.org/drawingml/2006/main" xmlns:pic="http://schemas.openxmlformats.org/drawingml/2006/picture">
-                  <wp:extent cx="1097280" cy="616738"/>
-                  <wp:docPr id="136" name="Picture 136"/>
-                  <wp:cNvGraphicFramePr>
-                    <a:graphicFrameLocks noChangeAspect="1"/>
-                  </wp:cNvGraphicFramePr>
-                  <a:graphic>
-                    <a:graphicData uri="http://schemas.openxmlformats.org/drawingml/2006/picture">
-                      <pic:pic>
-                        <pic:nvPicPr>
-                          <pic:cNvPr id="0" name="frame_0000.jpg"/>
-                          <pic:cNvPicPr/>
-                        </pic:nvPicPr>
-                        <pic:blipFill>
-                          <a:blip r:embed="rId9"/>
-                          <a:stretch>
-                            <a:fillRect/>
-                          </a:stretch>
-                        </pic:blipFill>
-                        <pic:spPr>
-                          <a:xfrm>
-                            <a:off x="0" y="0"/>
-                            <a:ext cx="1097280" cy="616738"/>
-                          </a:xfrm>
-                          <a:prstGeom prst="rect"/>
-                        </pic:spPr>
-                      </pic:pic>
-                    </a:graphicData>
-                  </a:graphic>
-                </wp:inline>
-              </w:drawing>
-            </w:r>
-          </w:p>
-        </w:tc>
-        <w:tc>
-          <w:tcPr>
-            <w:tcW w:type="dxa" w:w="2880"/>
-          </w:tcPr>
-          <w:p>
-            <w:r>
-              <w:drawing>
-                <wp:inline xmlns:a="http://schemas.openxmlformats.org/drawingml/2006/main" xmlns:pic="http://schemas.openxmlformats.org/drawingml/2006/picture">
-                  <wp:extent cx="1097280" cy="616738"/>
-                  <wp:docPr id="137" name="Picture 137"/>
-                  <wp:cNvGraphicFramePr>
-                    <a:graphicFrameLocks noChangeAspect="1"/>
-                  </wp:cNvGraphicFramePr>
-                  <a:graphic>
-                    <a:graphicData uri="http://schemas.openxmlformats.org/drawingml/2006/picture">
-                      <pic:pic>
-                        <pic:nvPicPr>
-                          <pic:cNvPr id="0" name="frame_0046.jpg"/>
-                          <pic:cNvPicPr/>
-                        </pic:nvPicPr>
-                        <pic:blipFill>
-                          <a:blip r:embed="rId10"/>
-                          <a:stretch>
-                            <a:fillRect/>
-                          </a:stretch>
-                        </pic:blipFill>
-                        <pic:spPr>
-                          <a:xfrm>
-                            <a:off x="0" y="0"/>
-                            <a:ext cx="1097280" cy="616738"/>
-                          </a:xfrm>
-                          <a:prstGeom prst="rect"/>
-                        </pic:spPr>
-                      </pic:pic>
-                    </a:graphicData>
-                  </a:graphic>
-                </wp:inline>
-              </w:drawing>
-            </w:r>
-          </w:p>
-        </w:tc>
-        <w:tc>
-          <w:tcPr>
-            <w:tcW w:type="dxa" w:w="2880"/>
-          </w:tcPr>
-          <w:p>
-            <w:r>
-              <w:drawing>
-                <wp:inline xmlns:a="http://schemas.openxmlformats.org/drawingml/2006/main" xmlns:pic="http://schemas.openxmlformats.org/drawingml/2006/picture">
-                  <wp:extent cx="1097280" cy="616738"/>
-                  <wp:docPr id="138" name="Picture 138"/>
-                  <wp:cNvGraphicFramePr>
-                    <a:graphicFrameLocks noChangeAspect="1"/>
-                  </wp:cNvGraphicFramePr>
-                  <a:graphic>
-                    <a:graphicData uri="http://schemas.openxmlformats.org/drawingml/2006/picture">
-                      <pic:pic>
-                        <pic:nvPicPr>
-                          <pic:cNvPr id="0" name="frame_0093.jpg"/>
-                          <pic:cNvPicPr/>
-                        </pic:nvPicPr>
-                        <pic:blipFill>
-                          <a:blip r:embed="rId11"/>
-                          <a:stretch>
-                            <a:fillRect/>
-                          </a:stretch>
-                        </pic:blipFill>
-                        <pic:spPr>
-                          <a:xfrm>
-                            <a:off x="0" y="0"/>
-                            <a:ext cx="1097280" cy="616738"/>
-                          </a:xfrm>
-                          <a:prstGeom prst="rect"/>
-                        </pic:spPr>
-                      </pic:pic>
-                    </a:graphicData>
-                  </a:graphic>
-                </wp:inline>
-              </w:drawing>
-            </w:r>
-          </w:p>
-        </w:tc>
-      </w:tr>
-    </w:tbl>
-    <w:p>
-      <w:r>
-        <w:t>Topic T1: Defining a State Vector — score 0.0000</w:t>
-      </w:r>
-    </w:p>
-    <w:p>
-      <w:r>
-        <w:t xml:space="preserve">    Description: The speaker defines a state vector to describe the configuration and its derivative for a robot.</w:t>
-      </w:r>
-    </w:p>
-    <w:p>
-      <w:r>
-        <w:t xml:space="preserve">    Reason: The comment appears to be a Turkish phrase discussing matrix or error, unrelated to the topic of defining a state vector for a robot.</w:t>
-      </w:r>
-    </w:p>
-    <w:tbl>
-      <w:tblPr>
-        <w:tblW w:type="auto" w:w="0"/>
-        <w:tblLayout w:type="autofit"/>
-        <w:tblLook w:firstColumn="1" w:firstRow="1" w:lastColumn="0" w:lastRow="0" w:noHBand="0" w:noVBand="1" w:val="04A0"/>
-      </w:tblPr>
-      <w:tblGrid>
-        <w:gridCol w:w="2880"/>
-        <w:gridCol w:w="2880"/>
-        <w:gridCol w:w="2880"/>
-      </w:tblGrid>
-      <w:tr>
-        <w:tc>
-          <w:tcPr>
-            <w:tcW w:type="dxa" w:w="2880"/>
-          </w:tcPr>
-          <w:p>
-            <w:r>
-              <w:drawing>
-                <wp:inline xmlns:a="http://schemas.openxmlformats.org/drawingml/2006/main" xmlns:pic="http://schemas.openxmlformats.org/drawingml/2006/picture">
-                  <wp:extent cx="1097280" cy="616738"/>
-                  <wp:docPr id="139" name="Picture 139"/>
-                  <wp:cNvGraphicFramePr>
-                    <a:graphicFrameLocks noChangeAspect="1"/>
-                  </wp:cNvGraphicFramePr>
-                  <a:graphic>
-                    <a:graphicData uri="http://schemas.openxmlformats.org/drawingml/2006/picture">
-                      <pic:pic>
-                        <pic:nvPicPr>
-                          <pic:cNvPr id="0" name="frame_0000.jpg"/>
-                          <pic:cNvPicPr/>
-                        </pic:nvPicPr>
-                        <pic:blipFill>
-                          <a:blip r:embed="rId9"/>
-                          <a:stretch>
-                            <a:fillRect/>
-                          </a:stretch>
-                        </pic:blipFill>
-                        <pic:spPr>
-                          <a:xfrm>
-                            <a:off x="0" y="0"/>
-                            <a:ext cx="1097280" cy="616738"/>
-                          </a:xfrm>
-                          <a:prstGeom prst="rect"/>
-                        </pic:spPr>
-                      </pic:pic>
-                    </a:graphicData>
-                  </a:graphic>
-                </wp:inline>
-              </w:drawing>
-            </w:r>
-          </w:p>
-        </w:tc>
-        <w:tc>
-          <w:tcPr>
-            <w:tcW w:type="dxa" w:w="2880"/>
-          </w:tcPr>
-          <w:p>
-            <w:r>
-              <w:drawing>
-                <wp:inline xmlns:a="http://schemas.openxmlformats.org/drawingml/2006/main" xmlns:pic="http://schemas.openxmlformats.org/drawingml/2006/picture">
-                  <wp:extent cx="1097280" cy="616738"/>
-                  <wp:docPr id="140" name="Picture 140"/>
-                  <wp:cNvGraphicFramePr>
-                    <a:graphicFrameLocks noChangeAspect="1"/>
-                  </wp:cNvGraphicFramePr>
-                  <a:graphic>
-                    <a:graphicData uri="http://schemas.openxmlformats.org/drawingml/2006/picture">
-                      <pic:pic>
-                        <pic:nvPicPr>
-                          <pic:cNvPr id="0" name="frame_0046.jpg"/>
-                          <pic:cNvPicPr/>
-                        </pic:nvPicPr>
-                        <pic:blipFill>
-                          <a:blip r:embed="rId10"/>
-                          <a:stretch>
-                            <a:fillRect/>
-                          </a:stretch>
-                        </pic:blipFill>
-                        <pic:spPr>
-                          <a:xfrm>
-                            <a:off x="0" y="0"/>
-                            <a:ext cx="1097280" cy="616738"/>
-                          </a:xfrm>
-                          <a:prstGeom prst="rect"/>
-                        </pic:spPr>
-                      </pic:pic>
-                    </a:graphicData>
-                  </a:graphic>
-                </wp:inline>
-              </w:drawing>
-            </w:r>
-          </w:p>
-        </w:tc>
-        <w:tc>
-          <w:tcPr>
-            <w:tcW w:type="dxa" w:w="2880"/>
-          </w:tcPr>
-          <w:p>
-            <w:r>
-              <w:drawing>
-                <wp:inline xmlns:a="http://schemas.openxmlformats.org/drawingml/2006/main" xmlns:pic="http://schemas.openxmlformats.org/drawingml/2006/picture">
-                  <wp:extent cx="1097280" cy="616738"/>
-                  <wp:docPr id="141" name="Picture 141"/>
-                  <wp:cNvGraphicFramePr>
-                    <a:graphicFrameLocks noChangeAspect="1"/>
-                  </wp:cNvGraphicFramePr>
-                  <a:graphic>
-                    <a:graphicData uri="http://schemas.openxmlformats.org/drawingml/2006/picture">
-                      <pic:pic>
-                        <pic:nvPicPr>
-                          <pic:cNvPr id="0" name="frame_0093.jpg"/>
-                          <pic:cNvPicPr/>
-                        </pic:nvPicPr>
-                        <pic:blipFill>
-                          <a:blip r:embed="rId11"/>
-                          <a:stretch>
-                            <a:fillRect/>
-                          </a:stretch>
-                        </pic:blipFill>
-                        <pic:spPr>
-                          <a:xfrm>
-                            <a:off x="0" y="0"/>
-                            <a:ext cx="1097280" cy="616738"/>
-                          </a:xfrm>
-                          <a:prstGeom prst="rect"/>
-                        </pic:spPr>
-                      </pic:pic>
-                    </a:graphicData>
-                  </a:graphic>
-                </wp:inline>
-              </w:drawing>
-            </w:r>
-          </w:p>
-        </w:tc>
-      </w:tr>
-    </w:tbl>
-    <w:p>
-      <w:r>
-        <w:t>Topic T2: Equilibrium Configuration — score 0.0000</w:t>
-      </w:r>
-    </w:p>
-    <w:p>
-      <w:r>
-        <w:t xml:space="preserve">    Description: The speaker discusses the equilibrium configuration for a quadrotor, including its position, velocity, and orientation.</w:t>
-      </w:r>
-    </w:p>
-    <w:p>
-      <w:r>
-        <w:t xml:space="preserve">    Reason: The comment appears to be a Turkish phrase ('daki' means 'in the', and 'matris' likely refers to a matrix) that does not relate to the topic of equilibrium configuration for a quadrotor.</w:t>
-      </w:r>
-    </w:p>
-    <w:tbl>
-      <w:tblPr>
-        <w:tblW w:type="auto" w:w="0"/>
-        <w:tblLayout w:type="autofit"/>
-        <w:tblLook w:firstColumn="1" w:firstRow="1" w:lastColumn="0" w:lastRow="0" w:noHBand="0" w:noVBand="1" w:val="04A0"/>
-      </w:tblPr>
-      <w:tblGrid>
-        <w:gridCol w:w="2880"/>
-        <w:gridCol w:w="2880"/>
-        <w:gridCol w:w="2880"/>
-      </w:tblGrid>
-      <w:tr>
-        <w:tc>
-          <w:tcPr>
-            <w:tcW w:type="dxa" w:w="2880"/>
-          </w:tcPr>
-          <w:p>
-            <w:r>
-              <w:drawing>
-                <wp:inline xmlns:a="http://schemas.openxmlformats.org/drawingml/2006/main" xmlns:pic="http://schemas.openxmlformats.org/drawingml/2006/picture">
-                  <wp:extent cx="1097280" cy="616738"/>
-                  <wp:docPr id="142" name="Picture 142"/>
-                  <wp:cNvGraphicFramePr>
-                    <a:graphicFrameLocks noChangeAspect="1"/>
-                  </wp:cNvGraphicFramePr>
-                  <a:graphic>
-                    <a:graphicData uri="http://schemas.openxmlformats.org/drawingml/2006/picture">
-                      <pic:pic>
-                        <pic:nvPicPr>
-                          <pic:cNvPr id="0" name="frame_0000.jpg"/>
-                          <pic:cNvPicPr/>
-                        </pic:nvPicPr>
-                        <pic:blipFill>
-                          <a:blip r:embed="rId9"/>
-                          <a:stretch>
-                            <a:fillRect/>
-                          </a:stretch>
-                        </pic:blipFill>
-                        <pic:spPr>
-                          <a:xfrm>
-                            <a:off x="0" y="0"/>
-                            <a:ext cx="1097280" cy="616738"/>
-                          </a:xfrm>
-                          <a:prstGeom prst="rect"/>
-                        </pic:spPr>
-                      </pic:pic>
-                    </a:graphicData>
-                  </a:graphic>
-                </wp:inline>
-              </w:drawing>
-            </w:r>
-          </w:p>
-        </w:tc>
-        <w:tc>
-          <w:tcPr>
-            <w:tcW w:type="dxa" w:w="2880"/>
-          </w:tcPr>
-          <w:p>
-            <w:r>
-              <w:drawing>
-                <wp:inline xmlns:a="http://schemas.openxmlformats.org/drawingml/2006/main" xmlns:pic="http://schemas.openxmlformats.org/drawingml/2006/picture">
-                  <wp:extent cx="1097280" cy="616738"/>
-                  <wp:docPr id="143" name="Picture 143"/>
-                  <wp:cNvGraphicFramePr>
-                    <a:graphicFrameLocks noChangeAspect="1"/>
-                  </wp:cNvGraphicFramePr>
-                  <a:graphic>
-                    <a:graphicData uri="http://schemas.openxmlformats.org/drawingml/2006/picture">
-                      <pic:pic>
-                        <pic:nvPicPr>
-                          <pic:cNvPr id="0" name="frame_0046.jpg"/>
-                          <pic:cNvPicPr/>
-                        </pic:nvPicPr>
-                        <pic:blipFill>
-                          <a:blip r:embed="rId10"/>
-                          <a:stretch>
-                            <a:fillRect/>
-                          </a:stretch>
-                        </pic:blipFill>
-                        <pic:spPr>
-                          <a:xfrm>
-                            <a:off x="0" y="0"/>
-                            <a:ext cx="1097280" cy="616738"/>
-                          </a:xfrm>
-                          <a:prstGeom prst="rect"/>
-                        </pic:spPr>
-                      </pic:pic>
-                    </a:graphicData>
-                  </a:graphic>
-                </wp:inline>
-              </w:drawing>
-            </w:r>
-          </w:p>
-        </w:tc>
-        <w:tc>
-          <w:tcPr>
-            <w:tcW w:type="dxa" w:w="2880"/>
-          </w:tcPr>
-          <w:p>
-            <w:r>
-              <w:drawing>
-                <wp:inline xmlns:a="http://schemas.openxmlformats.org/drawingml/2006/main" xmlns:pic="http://schemas.openxmlformats.org/drawingml/2006/picture">
-                  <wp:extent cx="1097280" cy="616738"/>
-                  <wp:docPr id="144" name="Picture 144"/>
-                  <wp:cNvGraphicFramePr>
-                    <a:graphicFrameLocks noChangeAspect="1"/>
-                  </wp:cNvGraphicFramePr>
-                  <a:graphic>
-                    <a:graphicData uri="http://schemas.openxmlformats.org/drawingml/2006/picture">
-                      <pic:pic>
-                        <pic:nvPicPr>
-                          <pic:cNvPr id="0" name="frame_0093.jpg"/>
-                          <pic:cNvPicPr/>
-                        </pic:nvPicPr>
-                        <pic:blipFill>
-                          <a:blip r:embed="rId11"/>
-                          <a:stretch>
-                            <a:fillRect/>
-                          </a:stretch>
-                        </pic:blipFill>
-                        <pic:spPr>
-                          <a:xfrm>
-                            <a:off x="0" y="0"/>
-                            <a:ext cx="1097280" cy="616738"/>
-                          </a:xfrm>
-                          <a:prstGeom prst="rect"/>
-                        </pic:spPr>
-                      </pic:pic>
-                    </a:graphicData>
-                  </a:graphic>
-                </wp:inline>
-              </w:drawing>
-            </w:r>
-          </w:p>
-        </w:tc>
-      </w:tr>
-    </w:tbl>
-    <w:p>
-      <w:r>
-        <w:t>Topic T3: Quadrotor Dynamics — score 0.0000</w:t>
-      </w:r>
-    </w:p>
-    <w:p>
-      <w:r>
-        <w:t xml:space="preserve">    Description: The speaker discusses the equations of motion for a quadrotor, including the net force and moment. They show how to combine these with the Newton-Euler equations to develop controllers and planners.</w:t>
-      </w:r>
-    </w:p>
-    <w:p>
-      <w:r>
-        <w:t xml:space="preserve">    Reason: The comment appears to be a Turkish question about a matrix being incorrect, which has no direct relation to the topic of quadrotor dynamics or its descriptions.</w:t>
+        <w:rPr>
+          <w:i/>
+        </w:rPr>
+        <w:t>Description: The speaker discusses the equilibrium configuration for a quadrotor, including its position, velocity, and orientation.</w:t>
       </w:r>
     </w:p>
     <w:p>
       <w:pPr>
-        <w:pStyle w:val="Heading1"/>
+        <w:pStyle w:val="BodyText"/>
+      </w:pPr>
+      <w:r>
+        <w:t>No strongly correlated comments found.</w:t>
+      </w:r>
+    </w:p>
+    <w:p/>
+    <w:p>
+      <w:pPr>
+        <w:pStyle w:val="Heading2"/>
       </w:pPr>
       <w:r>
         <w:t>Topic T1: Defining a State Vector</w:t>
@@ -7580,8 +557,8 @@
             <w:r>
               <w:drawing>
                 <wp:inline xmlns:a="http://schemas.openxmlformats.org/drawingml/2006/main" xmlns:pic="http://schemas.openxmlformats.org/drawingml/2006/picture">
-                  <wp:extent cx="1280160" cy="719528"/>
-                  <wp:docPr id="145" name="Picture 145"/>
+                  <wp:extent cx="1371600" cy="770923"/>
+                  <wp:docPr id="7" name="Picture 7"/>
                   <wp:cNvGraphicFramePr>
                     <a:graphicFrameLocks noChangeAspect="1"/>
                   </wp:cNvGraphicFramePr>
@@ -7601,7 +578,7 @@
                         <pic:spPr>
                           <a:xfrm>
                             <a:off x="0" y="0"/>
-                            <a:ext cx="1280160" cy="719528"/>
+                            <a:ext cx="1371600" cy="770923"/>
                           </a:xfrm>
                           <a:prstGeom prst="rect"/>
                         </pic:spPr>
@@ -7621,8 +598,8 @@
             <w:r>
               <w:drawing>
                 <wp:inline xmlns:a="http://schemas.openxmlformats.org/drawingml/2006/main" xmlns:pic="http://schemas.openxmlformats.org/drawingml/2006/picture">
-                  <wp:extent cx="1280160" cy="719528"/>
-                  <wp:docPr id="146" name="Picture 146"/>
+                  <wp:extent cx="1371600" cy="770923"/>
+                  <wp:docPr id="8" name="Picture 8"/>
                   <wp:cNvGraphicFramePr>
                     <a:graphicFrameLocks noChangeAspect="1"/>
                   </wp:cNvGraphicFramePr>
@@ -7642,7 +619,7 @@
                         <pic:spPr>
                           <a:xfrm>
                             <a:off x="0" y="0"/>
-                            <a:ext cx="1280160" cy="719528"/>
+                            <a:ext cx="1371600" cy="770923"/>
                           </a:xfrm>
                           <a:prstGeom prst="rect"/>
                         </pic:spPr>
@@ -7662,8 +639,8 @@
             <w:r>
               <w:drawing>
                 <wp:inline xmlns:a="http://schemas.openxmlformats.org/drawingml/2006/main" xmlns:pic="http://schemas.openxmlformats.org/drawingml/2006/picture">
-                  <wp:extent cx="1280160" cy="719528"/>
-                  <wp:docPr id="147" name="Picture 147"/>
+                  <wp:extent cx="1371600" cy="770923"/>
+                  <wp:docPr id="9" name="Picture 9"/>
                   <wp:cNvGraphicFramePr>
                     <a:graphicFrameLocks noChangeAspect="1"/>
                   </wp:cNvGraphicFramePr>
@@ -7683,7 +660,7 @@
                         <pic:spPr>
                           <a:xfrm>
                             <a:off x="0" y="0"/>
-                            <a:ext cx="1280160" cy="719528"/>
+                            <a:ext cx="1371600" cy="770923"/>
                           </a:xfrm>
                           <a:prstGeom prst="rect"/>
                         </pic:spPr>
@@ -7699,366 +676,21 @@
     </w:tbl>
     <w:p>
       <w:r>
+        <w:rPr>
+          <w:i/>
+        </w:rPr>
         <w:t>Description: The speaker defines a state vector to describe the configuration and its derivative for a robot.</w:t>
       </w:r>
     </w:p>
     <w:p>
+      <w:pPr>
+        <w:pStyle w:val="BodyText"/>
+      </w:pPr>
       <w:r>
-        <w:t>No strongly correlated comments found for this topic.</w:t>
+        <w:t>No strongly correlated comments found.</w:t>
       </w:r>
     </w:p>
-    <w:p>
-      <w:pPr>
-        <w:pStyle w:val="Heading1"/>
-      </w:pPr>
-      <w:r>
-        <w:t>Topic T2: Equilibrium Configuration</w:t>
-      </w:r>
-    </w:p>
-    <w:tbl>
-      <w:tblPr>
-        <w:tblW w:type="auto" w:w="0"/>
-        <w:tblLayout w:type="autofit"/>
-        <w:tblLook w:firstColumn="1" w:firstRow="1" w:lastColumn="0" w:lastRow="0" w:noHBand="0" w:noVBand="1" w:val="04A0"/>
-      </w:tblPr>
-      <w:tblGrid>
-        <w:gridCol w:w="2880"/>
-        <w:gridCol w:w="2880"/>
-        <w:gridCol w:w="2880"/>
-      </w:tblGrid>
-      <w:tr>
-        <w:tc>
-          <w:tcPr>
-            <w:tcW w:type="dxa" w:w="2880"/>
-          </w:tcPr>
-          <w:p>
-            <w:r>
-              <w:drawing>
-                <wp:inline xmlns:a="http://schemas.openxmlformats.org/drawingml/2006/main" xmlns:pic="http://schemas.openxmlformats.org/drawingml/2006/picture">
-                  <wp:extent cx="1280160" cy="719528"/>
-                  <wp:docPr id="148" name="Picture 148"/>
-                  <wp:cNvGraphicFramePr>
-                    <a:graphicFrameLocks noChangeAspect="1"/>
-                  </wp:cNvGraphicFramePr>
-                  <a:graphic>
-                    <a:graphicData uri="http://schemas.openxmlformats.org/drawingml/2006/picture">
-                      <pic:pic>
-                        <pic:nvPicPr>
-                          <pic:cNvPr id="0" name="frame_0000.jpg"/>
-                          <pic:cNvPicPr/>
-                        </pic:nvPicPr>
-                        <pic:blipFill>
-                          <a:blip r:embed="rId9"/>
-                          <a:stretch>
-                            <a:fillRect/>
-                          </a:stretch>
-                        </pic:blipFill>
-                        <pic:spPr>
-                          <a:xfrm>
-                            <a:off x="0" y="0"/>
-                            <a:ext cx="1280160" cy="719528"/>
-                          </a:xfrm>
-                          <a:prstGeom prst="rect"/>
-                        </pic:spPr>
-                      </pic:pic>
-                    </a:graphicData>
-                  </a:graphic>
-                </wp:inline>
-              </w:drawing>
-            </w:r>
-          </w:p>
-        </w:tc>
-        <w:tc>
-          <w:tcPr>
-            <w:tcW w:type="dxa" w:w="2880"/>
-          </w:tcPr>
-          <w:p>
-            <w:r>
-              <w:drawing>
-                <wp:inline xmlns:a="http://schemas.openxmlformats.org/drawingml/2006/main" xmlns:pic="http://schemas.openxmlformats.org/drawingml/2006/picture">
-                  <wp:extent cx="1280160" cy="719528"/>
-                  <wp:docPr id="149" name="Picture 149"/>
-                  <wp:cNvGraphicFramePr>
-                    <a:graphicFrameLocks noChangeAspect="1"/>
-                  </wp:cNvGraphicFramePr>
-                  <a:graphic>
-                    <a:graphicData uri="http://schemas.openxmlformats.org/drawingml/2006/picture">
-                      <pic:pic>
-                        <pic:nvPicPr>
-                          <pic:cNvPr id="0" name="frame_0046.jpg"/>
-                          <pic:cNvPicPr/>
-                        </pic:nvPicPr>
-                        <pic:blipFill>
-                          <a:blip r:embed="rId10"/>
-                          <a:stretch>
-                            <a:fillRect/>
-                          </a:stretch>
-                        </pic:blipFill>
-                        <pic:spPr>
-                          <a:xfrm>
-                            <a:off x="0" y="0"/>
-                            <a:ext cx="1280160" cy="719528"/>
-                          </a:xfrm>
-                          <a:prstGeom prst="rect"/>
-                        </pic:spPr>
-                      </pic:pic>
-                    </a:graphicData>
-                  </a:graphic>
-                </wp:inline>
-              </w:drawing>
-            </w:r>
-          </w:p>
-        </w:tc>
-        <w:tc>
-          <w:tcPr>
-            <w:tcW w:type="dxa" w:w="2880"/>
-          </w:tcPr>
-          <w:p>
-            <w:r>
-              <w:drawing>
-                <wp:inline xmlns:a="http://schemas.openxmlformats.org/drawingml/2006/main" xmlns:pic="http://schemas.openxmlformats.org/drawingml/2006/picture">
-                  <wp:extent cx="1280160" cy="719528"/>
-                  <wp:docPr id="150" name="Picture 150"/>
-                  <wp:cNvGraphicFramePr>
-                    <a:graphicFrameLocks noChangeAspect="1"/>
-                  </wp:cNvGraphicFramePr>
-                  <a:graphic>
-                    <a:graphicData uri="http://schemas.openxmlformats.org/drawingml/2006/picture">
-                      <pic:pic>
-                        <pic:nvPicPr>
-                          <pic:cNvPr id="0" name="frame_0093.jpg"/>
-                          <pic:cNvPicPr/>
-                        </pic:nvPicPr>
-                        <pic:blipFill>
-                          <a:blip r:embed="rId11"/>
-                          <a:stretch>
-                            <a:fillRect/>
-                          </a:stretch>
-                        </pic:blipFill>
-                        <pic:spPr>
-                          <a:xfrm>
-                            <a:off x="0" y="0"/>
-                            <a:ext cx="1280160" cy="719528"/>
-                          </a:xfrm>
-                          <a:prstGeom prst="rect"/>
-                        </pic:spPr>
-                      </pic:pic>
-                    </a:graphicData>
-                  </a:graphic>
-                </wp:inline>
-              </w:drawing>
-            </w:r>
-          </w:p>
-        </w:tc>
-      </w:tr>
-    </w:tbl>
-    <w:p>
-      <w:r>
-        <w:t>Description: The speaker discusses the equilibrium configuration for a quadrotor, including its position, velocity, and orientation.</w:t>
-      </w:r>
-    </w:p>
-    <w:p>
-      <w:r>
-        <w:t>No strongly correlated comments found for this topic.</w:t>
-      </w:r>
-    </w:p>
-    <w:p>
-      <w:pPr>
-        <w:pStyle w:val="Heading1"/>
-      </w:pPr>
-      <w:r>
-        <w:t>Topic T3: Quadrotor Dynamics</w:t>
-      </w:r>
-    </w:p>
-    <w:tbl>
-      <w:tblPr>
-        <w:tblW w:type="auto" w:w="0"/>
-        <w:tblLayout w:type="autofit"/>
-        <w:tblLook w:firstColumn="1" w:firstRow="1" w:lastColumn="0" w:lastRow="0" w:noHBand="0" w:noVBand="1" w:val="04A0"/>
-      </w:tblPr>
-      <w:tblGrid>
-        <w:gridCol w:w="2880"/>
-        <w:gridCol w:w="2880"/>
-        <w:gridCol w:w="2880"/>
-      </w:tblGrid>
-      <w:tr>
-        <w:tc>
-          <w:tcPr>
-            <w:tcW w:type="dxa" w:w="2880"/>
-          </w:tcPr>
-          <w:p>
-            <w:r>
-              <w:drawing>
-                <wp:inline xmlns:a="http://schemas.openxmlformats.org/drawingml/2006/main" xmlns:pic="http://schemas.openxmlformats.org/drawingml/2006/picture">
-                  <wp:extent cx="1280160" cy="719528"/>
-                  <wp:docPr id="151" name="Picture 151"/>
-                  <wp:cNvGraphicFramePr>
-                    <a:graphicFrameLocks noChangeAspect="1"/>
-                  </wp:cNvGraphicFramePr>
-                  <a:graphic>
-                    <a:graphicData uri="http://schemas.openxmlformats.org/drawingml/2006/picture">
-                      <pic:pic>
-                        <pic:nvPicPr>
-                          <pic:cNvPr id="0" name="frame_0000.jpg"/>
-                          <pic:cNvPicPr/>
-                        </pic:nvPicPr>
-                        <pic:blipFill>
-                          <a:blip r:embed="rId9"/>
-                          <a:stretch>
-                            <a:fillRect/>
-                          </a:stretch>
-                        </pic:blipFill>
-                        <pic:spPr>
-                          <a:xfrm>
-                            <a:off x="0" y="0"/>
-                            <a:ext cx="1280160" cy="719528"/>
-                          </a:xfrm>
-                          <a:prstGeom prst="rect"/>
-                        </pic:spPr>
-                      </pic:pic>
-                    </a:graphicData>
-                  </a:graphic>
-                </wp:inline>
-              </w:drawing>
-            </w:r>
-          </w:p>
-        </w:tc>
-        <w:tc>
-          <w:tcPr>
-            <w:tcW w:type="dxa" w:w="2880"/>
-          </w:tcPr>
-          <w:p>
-            <w:r>
-              <w:drawing>
-                <wp:inline xmlns:a="http://schemas.openxmlformats.org/drawingml/2006/main" xmlns:pic="http://schemas.openxmlformats.org/drawingml/2006/picture">
-                  <wp:extent cx="1280160" cy="719528"/>
-                  <wp:docPr id="152" name="Picture 152"/>
-                  <wp:cNvGraphicFramePr>
-                    <a:graphicFrameLocks noChangeAspect="1"/>
-                  </wp:cNvGraphicFramePr>
-                  <a:graphic>
-                    <a:graphicData uri="http://schemas.openxmlformats.org/drawingml/2006/picture">
-                      <pic:pic>
-                        <pic:nvPicPr>
-                          <pic:cNvPr id="0" name="frame_0046.jpg"/>
-                          <pic:cNvPicPr/>
-                        </pic:nvPicPr>
-                        <pic:blipFill>
-                          <a:blip r:embed="rId10"/>
-                          <a:stretch>
-                            <a:fillRect/>
-                          </a:stretch>
-                        </pic:blipFill>
-                        <pic:spPr>
-                          <a:xfrm>
-                            <a:off x="0" y="0"/>
-                            <a:ext cx="1280160" cy="719528"/>
-                          </a:xfrm>
-                          <a:prstGeom prst="rect"/>
-                        </pic:spPr>
-                      </pic:pic>
-                    </a:graphicData>
-                  </a:graphic>
-                </wp:inline>
-              </w:drawing>
-            </w:r>
-          </w:p>
-        </w:tc>
-        <w:tc>
-          <w:tcPr>
-            <w:tcW w:type="dxa" w:w="2880"/>
-          </w:tcPr>
-          <w:p>
-            <w:r>
-              <w:drawing>
-                <wp:inline xmlns:a="http://schemas.openxmlformats.org/drawingml/2006/main" xmlns:pic="http://schemas.openxmlformats.org/drawingml/2006/picture">
-                  <wp:extent cx="1280160" cy="719528"/>
-                  <wp:docPr id="153" name="Picture 153"/>
-                  <wp:cNvGraphicFramePr>
-                    <a:graphicFrameLocks noChangeAspect="1"/>
-                  </wp:cNvGraphicFramePr>
-                  <a:graphic>
-                    <a:graphicData uri="http://schemas.openxmlformats.org/drawingml/2006/picture">
-                      <pic:pic>
-                        <pic:nvPicPr>
-                          <pic:cNvPr id="0" name="frame_0093.jpg"/>
-                          <pic:cNvPicPr/>
-                        </pic:nvPicPr>
-                        <pic:blipFill>
-                          <a:blip r:embed="rId11"/>
-                          <a:stretch>
-                            <a:fillRect/>
-                          </a:stretch>
-                        </pic:blipFill>
-                        <pic:spPr>
-                          <a:xfrm>
-                            <a:off x="0" y="0"/>
-                            <a:ext cx="1280160" cy="719528"/>
-                          </a:xfrm>
-                          <a:prstGeom prst="rect"/>
-                        </pic:spPr>
-                      </pic:pic>
-                    </a:graphicData>
-                  </a:graphic>
-                </wp:inline>
-              </w:drawing>
-            </w:r>
-          </w:p>
-        </w:tc>
-      </w:tr>
-    </w:tbl>
-    <w:p>
-      <w:r>
-        <w:t>Description: The speaker discusses the equations of motion for a quadrotor, including the net force and moment. They show how to combine these with the Newton-Euler equations to develop controllers and planners.</w:t>
-      </w:r>
-    </w:p>
-    <w:p>
-      <w:r>
-        <w:t>Comment (score 90): This is professor Vijay Kumar.</w:t>
-      </w:r>
-    </w:p>
-    <w:p>
-      <w:r>
-        <w:t>Reason: The comment mentions the speaker's name and title ('professor Vijay Kumar'), which is a strong overlap with the topic 'Quadrotor Dynamics'. The fact that it responds to the speaker also suggests a direct connection to the topic.</w:t>
-      </w:r>
-    </w:p>
-    <w:p>
-      <w:r>
-        <w:t>Source: https://www.youtube.com/watch?v=lAVYDUeqdW4</w:t>
-      </w:r>
-    </w:p>
-    <w:p>
-      <w:r>
-        <w:t>Comment (score 80): Could you please help me to establish UAVs mathematical modeling?</w:t>
-      </w:r>
-    </w:p>
-    <w:p>
-      <w:r>
-        <w:t>Reason: The comment requests help with establishing the mathematical modeling of UAVs, which is directly related to the topic of quadrotor dynamics and its equations of motion, making it strongly correlated.</w:t>
-      </w:r>
-    </w:p>
-    <w:p>
-      <w:r>
-        <w:t>Source: https://www.youtube.com/watch?v=lAVYDUeqdW4</w:t>
-      </w:r>
-    </w:p>
-    <w:p>
-      <w:r>
-        <w:t>Comment (score 80): bunu matlabde nasıl yapabilirim?</w:t>
-        <w:br/>
-        <w:t>how can I make this in matlab?</w:t>
-      </w:r>
-    </w:p>
-    <w:p>
-      <w:r>
-        <w:t>Reason: The commenter asks how to implement the quadrotor dynamics in MATLAB, which directly relates to the topic of developing controllers and planners using the Newton-Euler equations.</w:t>
-      </w:r>
-    </w:p>
-    <w:p>
-      <w:r>
-        <w:t>Source: https://www.youtube.com/watch?v=lAVYDUeqdW4</w:t>
-      </w:r>
-    </w:p>
+    <w:p/>
     <w:sectPr>
       <w:pgSz w:w="12240" w:h="15840"/>
       <w:pgMar w:top="1440" w:right="1800" w:bottom="1440" w:left="1800" w:header="720" w:footer="720" w:gutter="0"/>

--- a/TranscriptAnalysis/results_youtube/correlation_conventional/lAVYDUeqdW4/lAVYDUeqdW4_correlation_topics_n0_p15_m6.docx
+++ b/TranscriptAnalysis/results_youtube/correlation_conventional/lAVYDUeqdW4/lAVYDUeqdW4_correlation_topics_n0_p15_m6.docx
@@ -207,6 +207,23 @@
       </w:r>
     </w:p>
     <w:p>
+      <w:r>
+        <w:rPr>
+          <w:b/>
+        </w:rPr>
+        <w:t>Correlated (true): 3 (37.5%)</w:t>
+      </w:r>
+      <w:r>
+        <w:br/>
+      </w:r>
+      <w:r>
+        <w:rPr>
+          <w:b/>
+        </w:rPr>
+        <w:t>Score &gt;= 60: 3 (37.5%)</w:t>
+      </w:r>
+    </w:p>
+    <w:p>
       <w:pPr>
         <w:pStyle w:val="Heading3"/>
       </w:pPr>
@@ -214,158 +231,142 @@
         <w:t>Top 3 Correlated Comments:</w:t>
       </w:r>
     </w:p>
-    <w:tbl>
-      <w:tblPr>
-        <w:tblStyle w:val="TableGrid"/>
-        <w:tblW w:type="auto" w:w="0"/>
-        <w:tblLayout w:type="autofit"/>
-        <w:tblLook w:firstColumn="1" w:firstRow="1" w:lastColumn="0" w:lastRow="0" w:noHBand="0" w:noVBand="1" w:val="04A0"/>
-      </w:tblPr>
-      <w:tblGrid>
-        <w:gridCol w:w="2880"/>
-        <w:gridCol w:w="2880"/>
-        <w:gridCol w:w="2880"/>
-      </w:tblGrid>
-      <w:tr>
-        <w:tc>
-          <w:tcPr>
-            <w:tcW w:type="dxa" w:w="2880"/>
-          </w:tcPr>
-          <w:p>
-            <w:r>
-              <w:t>Score</w:t>
-            </w:r>
-          </w:p>
-        </w:tc>
-        <w:tc>
-          <w:tcPr>
-            <w:tcW w:type="dxa" w:w="2880"/>
-          </w:tcPr>
-          <w:p>
-            <w:r>
-              <w:t>Comment</w:t>
-            </w:r>
-          </w:p>
-        </w:tc>
-        <w:tc>
-          <w:tcPr>
-            <w:tcW w:type="dxa" w:w="2880"/>
-          </w:tcPr>
-          <w:p>
-            <w:r>
-              <w:t>Reason</w:t>
-            </w:r>
-          </w:p>
-        </w:tc>
-      </w:tr>
-      <w:tr>
-        <w:tc>
-          <w:tcPr>
-            <w:tcW w:type="dxa" w:w="2880"/>
-          </w:tcPr>
-          <w:p>
-            <w:r>
-              <w:t>90</w:t>
-            </w:r>
-          </w:p>
-        </w:tc>
-        <w:tc>
-          <w:tcPr>
-            <w:tcW w:type="dxa" w:w="2880"/>
-          </w:tcPr>
-          <w:p>
-            <w:r>
-              <w:t>This is professor Vijay Kumar.</w:t>
-              <w:br/>
-              <w:br/>
-              <w:t>[Source](https://www.youtube.com/watch?v=lAVYDUeqdW4)</w:t>
-            </w:r>
-          </w:p>
-        </w:tc>
-        <w:tc>
-          <w:tcPr>
-            <w:tcW w:type="dxa" w:w="2880"/>
-          </w:tcPr>
-          <w:p>
-            <w:r>
-              <w:t>The comment mentions the speaker's name and title ('professor Vijay Kumar'), which is a strong overlap with the topic 'Quadrotor Dynamics'. The fact that it responds to the speaker also suggests a direct connection to the topic.</w:t>
-            </w:r>
-          </w:p>
-        </w:tc>
-      </w:tr>
-      <w:tr>
-        <w:tc>
-          <w:tcPr>
-            <w:tcW w:type="dxa" w:w="2880"/>
-          </w:tcPr>
-          <w:p>
-            <w:r>
-              <w:t>80</w:t>
-            </w:r>
-          </w:p>
-        </w:tc>
-        <w:tc>
-          <w:tcPr>
-            <w:tcW w:type="dxa" w:w="2880"/>
-          </w:tcPr>
-          <w:p>
-            <w:r>
-              <w:t>Could you please help me to establish UAVs mathematical modeling?</w:t>
-              <w:br/>
-              <w:br/>
-              <w:t>[Source](https://www.youtube.com/watch?v=lAVYDUeqdW4)</w:t>
-            </w:r>
-          </w:p>
-        </w:tc>
-        <w:tc>
-          <w:tcPr>
-            <w:tcW w:type="dxa" w:w="2880"/>
-          </w:tcPr>
-          <w:p>
-            <w:r>
-              <w:t>The comment requests help with establishing the mathematical modeling of UAVs, which is directly related to the topic of quadrotor dynamics and its equations of motion, making it strongly correlated.</w:t>
-            </w:r>
-          </w:p>
-        </w:tc>
-      </w:tr>
-      <w:tr>
-        <w:tc>
-          <w:tcPr>
-            <w:tcW w:type="dxa" w:w="2880"/>
-          </w:tcPr>
-          <w:p>
-            <w:r>
-              <w:t>80</w:t>
-            </w:r>
-          </w:p>
-        </w:tc>
-        <w:tc>
-          <w:tcPr>
-            <w:tcW w:type="dxa" w:w="2880"/>
-          </w:tcPr>
-          <w:p>
-            <w:r>
-              <w:t>bunu matlabde nasıl yapabilirim?</w:t>
-              <w:br/>
-              <w:t>how can I make this in matlab?</w:t>
-              <w:br/>
-              <w:br/>
-              <w:t>[Source](https://www.youtube.com/watch?v=lAVYDUeqdW4)</w:t>
-            </w:r>
-          </w:p>
-        </w:tc>
-        <w:tc>
-          <w:tcPr>
-            <w:tcW w:type="dxa" w:w="2880"/>
-          </w:tcPr>
-          <w:p>
-            <w:r>
-              <w:t>The commenter asks how to implement the quadrotor dynamics in MATLAB, which directly relates to the topic of developing controllers and planners using the Newton-Euler equations.</w:t>
-            </w:r>
-          </w:p>
-        </w:tc>
-      </w:tr>
-    </w:tbl>
+    <w:p>
+      <w:r>
+        <w:rPr>
+          <w:b/>
+        </w:rPr>
+        <w:t xml:space="preserve">Score: </w:t>
+      </w:r>
+      <w:r>
+        <w:t>90</w:t>
+      </w:r>
+    </w:p>
+    <w:p>
+      <w:r>
+        <w:rPr>
+          <w:b/>
+        </w:rPr>
+        <w:t xml:space="preserve">Comment: </w:t>
+      </w:r>
+      <w:r>
+        <w:t>This is professor Vijay Kumar.</w:t>
+      </w:r>
+    </w:p>
+    <w:p>
+      <w:r>
+        <w:rPr>
+          <w:b/>
+        </w:rPr>
+        <w:t xml:space="preserve">Reason: </w:t>
+      </w:r>
+      <w:r>
+        <w:t>The comment mentions the speaker's name and title ('professor Vijay Kumar'), which is a strong overlap with the topic 'Quadrotor Dynamics'. The fact that it responds to the speaker also suggests a direct connection to the topic.</w:t>
+      </w:r>
+    </w:p>
+    <w:p>
+      <w:r>
+        <w:rPr>
+          <w:b/>
+        </w:rPr>
+        <w:t xml:space="preserve">Source: </w:t>
+      </w:r>
+      <w:r>
+        <w:t>https://www.youtube.com/watch?v=lAVYDUeqdW4</w:t>
+      </w:r>
+    </w:p>
+    <w:p/>
+    <w:p>
+      <w:r>
+        <w:rPr>
+          <w:b/>
+        </w:rPr>
+        <w:t xml:space="preserve">Score: </w:t>
+      </w:r>
+      <w:r>
+        <w:t>80</w:t>
+      </w:r>
+    </w:p>
+    <w:p>
+      <w:r>
+        <w:rPr>
+          <w:b/>
+        </w:rPr>
+        <w:t xml:space="preserve">Comment: </w:t>
+      </w:r>
+      <w:r>
+        <w:t>Could you please help me to establish UAVs mathematical modeling?</w:t>
+      </w:r>
+    </w:p>
+    <w:p>
+      <w:r>
+        <w:rPr>
+          <w:b/>
+        </w:rPr>
+        <w:t xml:space="preserve">Reason: </w:t>
+      </w:r>
+      <w:r>
+        <w:t>The comment requests help with establishing the mathematical modeling of UAVs, which is directly related to the topic of quadrotor dynamics and its equations of motion, making it strongly correlated.</w:t>
+      </w:r>
+    </w:p>
+    <w:p>
+      <w:r>
+        <w:rPr>
+          <w:b/>
+        </w:rPr>
+        <w:t xml:space="preserve">Source: </w:t>
+      </w:r>
+      <w:r>
+        <w:t>https://www.youtube.com/watch?v=lAVYDUeqdW4</w:t>
+      </w:r>
+    </w:p>
+    <w:p/>
+    <w:p>
+      <w:r>
+        <w:rPr>
+          <w:b/>
+        </w:rPr>
+        <w:t xml:space="preserve">Score: </w:t>
+      </w:r>
+      <w:r>
+        <w:t>80</w:t>
+      </w:r>
+    </w:p>
+    <w:p>
+      <w:r>
+        <w:rPr>
+          <w:b/>
+        </w:rPr>
+        <w:t xml:space="preserve">Comment: </w:t>
+      </w:r>
+      <w:r>
+        <w:t>bunu matlabde nasıl yapabilirim?</w:t>
+        <w:br/>
+        <w:t>how can I make this in matlab?</w:t>
+      </w:r>
+    </w:p>
+    <w:p>
+      <w:r>
+        <w:rPr>
+          <w:b/>
+        </w:rPr>
+        <w:t xml:space="preserve">Reason: </w:t>
+      </w:r>
+      <w:r>
+        <w:t>The commenter asks how to implement the quadrotor dynamics in MATLAB, which directly relates to the topic of developing controllers and planners using the Newton-Euler equations.</w:t>
+      </w:r>
+    </w:p>
+    <w:p>
+      <w:r>
+        <w:rPr>
+          <w:b/>
+        </w:rPr>
+        <w:t xml:space="preserve">Source: </w:t>
+      </w:r>
+      <w:r>
+        <w:t>https://www.youtube.com/watch?v=lAVYDUeqdW4</w:t>
+      </w:r>
+    </w:p>
     <w:p/>
     <w:p>
       <w:pPr>
@@ -518,6 +519,23 @@
           <w:i/>
         </w:rPr>
         <w:t>Description: The speaker discusses the equilibrium configuration for a quadrotor, including its position, velocity, and orientation.</w:t>
+      </w:r>
+    </w:p>
+    <w:p>
+      <w:r>
+        <w:rPr>
+          <w:b/>
+        </w:rPr>
+        <w:t>Correlated (true): 0 (0.0%)</w:t>
+      </w:r>
+      <w:r>
+        <w:br/>
+      </w:r>
+      <w:r>
+        <w:rPr>
+          <w:b/>
+        </w:rPr>
+        <w:t>Score &gt;= 60: 0 (0.0%)</w:t>
       </w:r>
     </w:p>
     <w:p>
@@ -680,6 +698,23 @@
           <w:i/>
         </w:rPr>
         <w:t>Description: The speaker defines a state vector to describe the configuration and its derivative for a robot.</w:t>
+      </w:r>
+    </w:p>
+    <w:p>
+      <w:r>
+        <w:rPr>
+          <w:b/>
+        </w:rPr>
+        <w:t>Correlated (true): 0 (0.0%)</w:t>
+      </w:r>
+      <w:r>
+        <w:br/>
+      </w:r>
+      <w:r>
+        <w:rPr>
+          <w:b/>
+        </w:rPr>
+        <w:t>Score &gt;= 60: 0 (0.0%)</w:t>
       </w:r>
     </w:p>
     <w:p>

--- a/TranscriptAnalysis/results_youtube/correlation_conventional/lAVYDUeqdW4/lAVYDUeqdW4_correlation_topics_n0_p15_m6.docx
+++ b/TranscriptAnalysis/results_youtube/correlation_conventional/lAVYDUeqdW4/lAVYDUeqdW4_correlation_topics_n0_p15_m6.docx
@@ -221,6 +221,15 @@
           <w:b/>
         </w:rPr>
         <w:t>Score &gt;= 60: 3 (37.5%)</w:t>
+      </w:r>
+      <w:r>
+        <w:br/>
+      </w:r>
+      <w:r>
+        <w:rPr>
+          <w:b/>
+        </w:rPr>
+        <w:t>Average Score (of valid matches): 83.33</w:t>
       </w:r>
     </w:p>
     <w:p>
@@ -537,6 +546,15 @@
         </w:rPr>
         <w:t>Score &gt;= 60: 0 (0.0%)</w:t>
       </w:r>
+      <w:r>
+        <w:br/>
+      </w:r>
+      <w:r>
+        <w:rPr>
+          <w:b/>
+        </w:rPr>
+        <w:t>Average Score (of valid matches): 0.00</w:t>
+      </w:r>
     </w:p>
     <w:p>
       <w:pPr>
@@ -715,6 +733,15 @@
           <w:b/>
         </w:rPr>
         <w:t>Score &gt;= 60: 0 (0.0%)</w:t>
+      </w:r>
+      <w:r>
+        <w:br/>
+      </w:r>
+      <w:r>
+        <w:rPr>
+          <w:b/>
+        </w:rPr>
+        <w:t>Average Score (of valid matches): 0.00</w:t>
       </w:r>
     </w:p>
     <w:p>
